--- a/downloads/student/ai-7-week-36.docx
+++ b/downloads/student/ai-7-week-36.docx
@@ -813,6 +813,16 @@
     <w:p>
       <w:r>
         <w:t>Even a paired follow-up needs adequate independent objects and justified analysis; no causal conclusion is claimed yet.</w:t>
+      </w:r>
+    </w:p>
+    <w:p>
+      <w:r>
+        <w:t>Read the labelled picture: Compute the clear and shaded rates and identify alternative explanations. How does the same-object, one-camera follow-up help, and why does changing cameras again reintroduce confounding?</w:t>
+      </w:r>
+    </w:p>
+    <w:p>
+      <w:r>
+        <w:t>Change one thing: Change cameras as well as lighting in the follow-up. Predict the result before checking the explanation. What remains the same?</w:t>
       </w:r>
     </w:p>
     <w:p>
@@ -1911,6 +1921,187 @@
         <w:t>Attempt the independent case before hints. Record whether you worked alone, used a hint or followed a model. After feedback, fix the first unsupported step and explain why it changed. A later check uses a changed case, not a copied answer.</w:t>
       </w:r>
     </w:p>
+    <w:p>
+      <w:pPr>
+        <w:pStyle w:val="Heading1"/>
+      </w:pPr>
+      <w:r>
+        <w:t>15. Your lesson route</w:t>
+      </w:r>
+    </w:p>
+    <w:p>
+      <w:r>
+        <w:t>Start with this question: Defend the next research question. A research defence identifies a observed weakness and a testable follow-up.</w:t>
+      </w:r>
+    </w:p>
+    <w:tbl>
+      <w:tblPr>
+        <w:tblStyle w:val="LightShading-Accent1"/>
+        <w:tblW w:type="auto" w:w="0"/>
+        <w:tblLook w:firstColumn="1" w:firstRow="1" w:lastColumn="0" w:lastRow="0" w:noHBand="0" w:noVBand="1" w:val="04A0"/>
+      </w:tblPr>
+      <w:tblGrid>
+        <w:gridCol w:w="5112"/>
+        <w:gridCol w:w="5112"/>
+      </w:tblGrid>
+      <w:tr>
+        <w:trPr>
+          <w:tblHeader/>
+        </w:trPr>
+        <w:tc>
+          <w:tcPr>
+            <w:tcW w:type="dxa" w:w="5112"/>
+          </w:tcPr>
+          <w:p>
+            <w:r>
+              <w:t>By the end, I can</w:t>
+            </w:r>
+          </w:p>
+        </w:tc>
+        <w:tc>
+          <w:tcPr>
+            <w:tcW w:type="dxa" w:w="5112"/>
+          </w:tcPr>
+          <w:p>
+            <w:r>
+              <w:t>How I will show it</w:t>
+            </w:r>
+          </w:p>
+        </w:tc>
+      </w:tr>
+      <w:tr>
+        <w:tc>
+          <w:tcPr>
+            <w:tcW w:type="dxa" w:w="5112"/>
+          </w:tcPr>
+          <w:p>
+            <w:r>
+              <w:t>Explain the mechanism and terminology of research defense and next questions</w:t>
+            </w:r>
+          </w:p>
+        </w:tc>
+        <w:tc>
+          <w:tcPr>
+            <w:tcW w:type="dxa" w:w="5112"/>
+          </w:tcPr>
+          <w:p>
+            <w:r>
+              <w:t>Explain the deciding step, show a trace or test, and state one limit.</w:t>
+            </w:r>
+          </w:p>
+        </w:tc>
+      </w:tr>
+      <w:tr>
+        <w:tc>
+          <w:tcPr>
+            <w:tcW w:type="dxa" w:w="5112"/>
+          </w:tcPr>
+          <w:p>
+            <w:r>
+              <w:t>Apply the stated procedure to a new case with a traceable result</w:t>
+            </w:r>
+          </w:p>
+        </w:tc>
+        <w:tc>
+          <w:tcPr>
+            <w:tcW w:type="dxa" w:w="5112"/>
+          </w:tcPr>
+          <w:p>
+            <w:r>
+              <w:t>Explain the deciding step, show a trace or test, and state one limit.</w:t>
+            </w:r>
+          </w:p>
+        </w:tc>
+      </w:tr>
+      <w:tr>
+        <w:tc>
+          <w:tcPr>
+            <w:tcW w:type="dxa" w:w="5112"/>
+          </w:tcPr>
+          <w:p>
+            <w:r>
+              <w:t>Identify an assumption or limitation and design a revealing follow-up</w:t>
+            </w:r>
+          </w:p>
+        </w:tc>
+        <w:tc>
+          <w:tcPr>
+            <w:tcW w:type="dxa" w:w="5112"/>
+          </w:tcPr>
+          <w:p>
+            <w:r>
+              <w:t>Explain the deciding step, show a trace or test, and state one limit.</w:t>
+            </w:r>
+          </w:p>
+        </w:tc>
+      </w:tr>
+    </w:tbl>
+    <w:p>
+      <w:r>
+        <w:t>Remember → watch and explain → try with help → investigate → try independently → keep project evidence. Your teacher may spread this lesson across several classes.</w:t>
+      </w:r>
+    </w:p>
+    <w:p>
+      <w:r>
+        <w:t>Keep your first prediction. Compare it with what the evidence shows and explain any change.</w:t>
+      </w:r>
+    </w:p>
+    <w:p>
+      <w:pPr>
+        <w:pStyle w:val="Heading1"/>
+      </w:pPr>
+      <w:r>
+        <w:t>16. Finish and return</w:t>
+      </w:r>
+    </w:p>
+    <w:p>
+      <w:r>
+        <w:t>Close your notes. Explain this goal in your own words: Explain the mechanism and terminology of research defense and next questions</w:t>
+      </w:r>
+    </w:p>
+    <w:p>
+      <w:pPr>
+        <w:pStyle w:val="Heading3"/>
+      </w:pPr>
+      <w:r>
+        <w:t>My deciding step, evidence and one remaining question</w:t>
+      </w:r>
+    </w:p>
+    <w:p>
+      <w:r>
+        <w:t>________________________________________________________________</w:t>
+      </w:r>
+    </w:p>
+    <w:p>
+      <w:r>
+        <w:t>________________________________________________________________</w:t>
+      </w:r>
+    </w:p>
+    <w:p>
+      <w:r>
+        <w:t>________________________________________________________________</w:t>
+      </w:r>
+    </w:p>
+    <w:p>
+      <w:r>
+        <w:t>________________________________________________________________</w:t>
+      </w:r>
+    </w:p>
+    <w:p>
+      <w:r>
+        <w:t>________________________________________________________________</w:t>
+      </w:r>
+    </w:p>
+    <w:p>
+      <w:r>
+        <w:t>If you are unsure, return to the worked picture and explain one arrow. If you are ready, change an input or assumption and justify your prediction.</w:t>
+      </w:r>
+    </w:p>
+    <w:p>
+      <w:r>
+        <w:t>Save your workbook evidence. At the next review, try a different case before opening your old answer.</w:t>
+      </w:r>
+    </w:p>
     <w:sectPr>
       <w:pgSz w:w="12240" w:h="15840"/>
       <w:pgMar w:top="936" w:right="1008" w:bottom="936" w:left="1008" w:header="720" w:footer="720" w:gutter="0"/>

--- a/downloads/student/ai-7-week-36.docx
+++ b/downloads/student/ai-7-week-36.docx
@@ -2102,6 +2102,202 @@
         <w:t>Save your workbook evidence. At the next review, try a different case before opening your old answer.</w:t>
       </w:r>
     </w:p>
+    <w:p>
+      <w:pPr>
+        <w:pStyle w:val="Heading1"/>
+      </w:pPr>
+      <w:r>
+        <w:t>17. Supported practice, repair and portfolio</w:t>
+      </w:r>
+    </w:p>
+    <w:p>
+      <w:r>
+        <w:t>Use this supported practice once, in the browser or on paper. Keep the reserved independent assessment for a separate first attempt before teacher feedback.</w:t>
+      </w:r>
+    </w:p>
+    <w:p>
+      <w:r>
+        <w:t>Defend the next research question. A research defence identifies a observed weakness and a testable follow-up.</w:t>
+      </w:r>
+    </w:p>
+    <w:p>
+      <w:pPr>
+        <w:pStyle w:val="Heading3"/>
+      </w:pPr>
+      <w:r>
+        <w:t>Practice 1: explain the deciding evidence</w:t>
+      </w:r>
+    </w:p>
+    <w:p>
+      <w:r>
+        <w:t>Which labelled step matches this detail? Photograph the same held-out objects under both light conditions using one camera and fixed scoring.</w:t>
+      </w:r>
+    </w:p>
+    <w:p>
+      <w:r>
+        <w:t>1. Design follow-up</w:t>
+      </w:r>
+    </w:p>
+    <w:p>
+      <w:r>
+        <w:t>2. Limit the interpretation</w:t>
+      </w:r>
+    </w:p>
+    <w:p>
+      <w:r>
+        <w:t>3. State slice outcomes</w:t>
+      </w:r>
+    </w:p>
+    <w:p>
+      <w:pPr>
+        <w:pStyle w:val="Heading3"/>
+      </w:pPr>
+      <w:r>
+        <w:t>My selected conclusion, deciding fact and explanation</w:t>
+      </w:r>
+    </w:p>
+    <w:p>
+      <w:r>
+        <w:t>________________________________________________________________</w:t>
+      </w:r>
+    </w:p>
+    <w:p>
+      <w:r>
+        <w:t>________________________________________________________________</w:t>
+      </w:r>
+    </w:p>
+    <w:p>
+      <w:r>
+        <w:t>________________________________________________________________</w:t>
+      </w:r>
+    </w:p>
+    <w:p>
+      <w:r>
+        <w:t>________________________________________________________________</w:t>
+      </w:r>
+    </w:p>
+    <w:p>
+      <w:r>
+        <w:t>________________________________________________________________</w:t>
+      </w:r>
+    </w:p>
+    <w:p>
+      <w:r>
+        <w:t>Hint if needed: Read the steps in the pictorial case. Match the supplied detail to the stage that performs or records it.</w:t>
+      </w:r>
+    </w:p>
+    <w:p>
+      <w:r>
+        <w:t>After your attempt, compare with the supported explanation: Design follow-up Photograph the same held-out objects under both light conditions using one camera and fixed scoring. A defence should explain results, uncertainty and what would discriminate between explanations next. A controlled paired follow-up is more informative than simply collecting extra easy images.</w:t>
+      </w:r>
+    </w:p>
+    <w:p>
+      <w:pPr>
+        <w:pStyle w:val="Heading3"/>
+      </w:pPr>
+      <w:r>
+        <w:t>Practice 2: explain the deciding evidence</w:t>
+      </w:r>
+    </w:p>
+    <w:p>
+      <w:r>
+        <w:t>Changed-case practice: Change cameras as well as lighting in the follow-up. Which conclusion is supported by the supplied facts?</w:t>
+      </w:r>
+    </w:p>
+    <w:p>
+      <w:r>
+        <w:t>1. We can decide the result without examining the changed input or the procedure.</w:t>
+      </w:r>
+    </w:p>
+    <w:p>
+      <w:r>
+        <w:t>2. The design again entangles two conditions.</w:t>
+      </w:r>
+    </w:p>
+    <w:p>
+      <w:r>
+        <w:t>3. This one example guarantees correct results for every future input.</w:t>
+      </w:r>
+    </w:p>
+    <w:p>
+      <w:pPr>
+        <w:pStyle w:val="Heading3"/>
+      </w:pPr>
+      <w:r>
+        <w:t>My selected conclusion, deciding fact and explanation</w:t>
+      </w:r>
+    </w:p>
+    <w:p>
+      <w:r>
+        <w:t>________________________________________________________________</w:t>
+      </w:r>
+    </w:p>
+    <w:p>
+      <w:r>
+        <w:t>________________________________________________________________</w:t>
+      </w:r>
+    </w:p>
+    <w:p>
+      <w:r>
+        <w:t>________________________________________________________________</w:t>
+      </w:r>
+    </w:p>
+    <w:p>
+      <w:r>
+        <w:t>________________________________________________________________</w:t>
+      </w:r>
+    </w:p>
+    <w:p>
+      <w:r>
+        <w:t>________________________________________________________________</w:t>
+      </w:r>
+    </w:p>
+    <w:p>
+      <w:r>
+        <w:t>Hint if needed: Use the changed condition and the deciding step in the pictorial trace. The answer must say what follows from those facts.</w:t>
+      </w:r>
+    </w:p>
+    <w:p>
+      <w:r>
+        <w:t>After your attempt, compare with the supported explanation: The design again entangles two conditions. A camera difference provides another explanation for any performance gap.</w:t>
+      </w:r>
+    </w:p>
+    <w:p>
+      <w:pPr>
+        <w:pStyle w:val="Heading3"/>
+      </w:pPr>
+      <w:r>
+        <w:t>Repair a missing building block</w:t>
+      </w:r>
+    </w:p>
+    <w:p>
+      <w:r>
+        <w:t>Review Presentation and challenge session (ai-7/35). Goal: Explain the mechanism and terminology of presentation and challenge session. Short practice: Answer the camera-B challenge using only the twelve camera-A records. Why is one displayed camera-B success a demonstration rather than broad evidence of camera-B reliability?. Return to this week and explain what you changed.</w:t>
+      </w:r>
+    </w:p>
+    <w:p>
+      <w:r>
+        <w:t>Review Independent reproduction check (ai-7/33). Goal: Explain the mechanism and terminology of independent reproduction check. Short practice: Locate the Q3 scoring disagreement between 5/6 and 4/6. What should the teams inspect before choosing a score, and what limitation follows if the saved Q3 file is missing?. Return to this week and explain what you changed.</w:t>
+      </w:r>
+    </w:p>
+    <w:p>
+      <w:r>
+        <w:t>Review Writing the methods section (ai-7/30). Goal: Explain the mechanism and terminology of writing the methods section. Short practice: Apply the inclusive four-character rule to oak, pine and willow. Which label changes under greater-than-four, and what method detail allows another team to reproduce the distinction?. Return to this week and explain what you changed.</w:t>
+      </w:r>
+    </w:p>
+    <w:p>
+      <w:pPr>
+        <w:pStyle w:val="Heading3"/>
+      </w:pPr>
+      <w:r>
+        <w:t>Keep your completed work</w:t>
+      </w:r>
+    </w:p>
+    <w:p>
+      <w:r>
+        <w:t>Use Download completed work in the hosted lesson to export your answers, reflections, practice feedback and code-run evidence. Open the HTML copy to read or print it. Drafts stay in this browser when storage is available; clear drafts on a shared device.</w:t>
+      </w:r>
+    </w:p>
     <w:sectPr>
       <w:pgSz w:w="12240" w:h="15840"/>
       <w:pgMar w:top="936" w:right="1008" w:bottom="936" w:left="1008" w:header="720" w:footer="720" w:gutter="0"/>

--- a/downloads/student/ai-7-week-36.docx
+++ b/downloads/student/ai-7-week-36.docx
@@ -42,6 +42,11 @@
       </w:r>
     </w:p>
     <w:p>
+      <w:r>
+        <w:t>Start with the target: Explain the mechanism and terminology of research defense and next questions. Try the recall before opening notes.</w:t>
+      </w:r>
+    </w:p>
+    <w:p>
       <w:pPr>
         <w:pStyle w:val="Heading3"/>
       </w:pPr>
@@ -50,17 +55,71 @@
       </w:r>
     </w:p>
     <w:p>
-      <w:r>
-        <w:t>I can explain the mechanism and terminology of research defense and next questions.</w:t>
-      </w:r>
-    </w:p>
-    <w:p>
-      <w:r>
+      <w:pPr>
+        <w:spacing w:line="336" w:lineRule="auto" w:after="180"/>
+      </w:pPr>
+      <w:r>
+        <w:rPr>
+          <w:b w:val="0"/>
+        </w:rPr>
+        <w:t xml:space="preserve">I can explain the </w:t>
+      </w:r>
+      <w:r>
+        <w:rPr>
+          <w:b/>
+        </w:rPr>
+        <w:t>mechanism</w:t>
+      </w:r>
+      <w:r>
+        <w:rPr>
+          <w:b w:val="0"/>
+        </w:rPr>
+        <w:t xml:space="preserve"> and terminology of </w:t>
+      </w:r>
+      <w:r>
+        <w:rPr>
+          <w:b/>
+        </w:rPr>
+        <w:t>research defense</w:t>
+      </w:r>
+      <w:r>
+        <w:rPr>
+          <w:b w:val="0"/>
+        </w:rPr>
+        <w:t xml:space="preserve"> and </w:t>
+      </w:r>
+      <w:r>
+        <w:rPr>
+          <w:b/>
+        </w:rPr>
+        <w:t>next question</w:t>
+      </w:r>
+      <w:r>
+        <w:rPr>
+          <w:b w:val="0"/>
+        </w:rPr>
+        <w:t>s.</w:t>
+      </w:r>
+    </w:p>
+    <w:p>
+      <w:pPr>
+        <w:spacing w:line="336" w:lineRule="auto" w:after="180"/>
+      </w:pPr>
+      <w:r>
+        <w:rPr>
+          <w:b w:val="0"/>
+        </w:rPr>
         <w:t>I can apply the stated procedure to a new case with a traceable result.</w:t>
       </w:r>
     </w:p>
     <w:p>
-      <w:r>
+      <w:pPr>
+        <w:spacing w:line="336" w:lineRule="auto" w:after="180"/>
+      </w:pPr>
+      <w:r>
+        <w:rPr>
+          <w:b w:val="0"/>
+        </w:rPr>
         <w:t>I can identify an assumption or limitation and design a revealing follow-up.</w:t>
       </w:r>
     </w:p>
@@ -73,47 +132,149 @@
       </w:r>
     </w:p>
     <w:p>
-      <w:r>
+      <w:pPr>
+        <w:spacing w:line="336" w:lineRule="auto" w:after="180"/>
+      </w:pPr>
+      <w:r>
+        <w:rPr>
+          <w:b w:val="0"/>
+        </w:rPr>
         <w:t>Close your notes first. A rough first answer helps us choose the right starting point; it is not a score for your ability.</w:t>
       </w:r>
     </w:p>
     <w:p>
-      <w:r>
+      <w:pPr>
+        <w:spacing w:line="336" w:lineRule="auto" w:after="180"/>
+      </w:pPr>
+      <w:r>
+        <w:rPr>
+          <w:b w:val="0"/>
+        </w:rPr>
         <w:t>Without opening the old lesson, explain one key idea from Presentation and challenge session. Give an example and a mistake that the idea helps you avoid.</w:t>
       </w:r>
     </w:p>
     <w:p>
-      <w:r>
+      <w:pPr>
+        <w:spacing w:line="336" w:lineRule="auto" w:after="180"/>
+      </w:pPr>
+      <w:r>
+        <w:rPr>
+          <w:b w:val="0"/>
+        </w:rPr>
         <w:t>Without opening the old lesson, explain one key idea from Independent reproduction check. Give an example and a mistake that the idea helps you avoid.</w:t>
       </w:r>
     </w:p>
     <w:p>
-      <w:r>
+      <w:pPr>
+        <w:spacing w:line="336" w:lineRule="auto" w:after="180"/>
+      </w:pPr>
+      <w:r>
+        <w:rPr>
+          <w:b w:val="0"/>
+        </w:rPr>
         <w:t>Without opening the old lesson, explain one key idea from Writing the methods section. Give an example and a mistake that the idea helps you avoid.</w:t>
       </w:r>
     </w:p>
     <w:p>
-      <w:r>
-        <w:t>After trying, check the relevant lesson or ask your teacher. Change the part of your explanation that the evidence shows was wrong.</w:t>
-      </w:r>
-    </w:p>
-    <w:p>
-      <w:r>
+      <w:pPr>
+        <w:spacing w:line="336" w:lineRule="auto" w:after="180"/>
+      </w:pPr>
+      <w:r>
+        <w:rPr>
+          <w:b w:val="0"/>
+        </w:rPr>
+        <w:t xml:space="preserve">After trying, check the relevant lesson or ask your teacher. Change the part of your explanation that the </w:t>
+      </w:r>
+      <w:r>
+        <w:rPr>
+          <w:b/>
+        </w:rPr>
+        <w:t>evidence</w:t>
+      </w:r>
+      <w:r>
+        <w:rPr>
+          <w:b w:val="0"/>
+        </w:rPr>
+        <w:t xml:space="preserve"> shows was wrong.</w:t>
+      </w:r>
+    </w:p>
+    <w:p>
+      <w:pPr>
+        <w:spacing w:line="336" w:lineRule="auto" w:after="180"/>
+      </w:pPr>
+      <w:r>
+        <w:rPr>
+          <w:b w:val="0"/>
+        </w:rPr>
         <w:t>This week you will practise:</w:t>
       </w:r>
     </w:p>
     <w:p>
-      <w:r>
-        <w:t>Explain the mechanism and terminology of research defense and next questions</w:t>
-      </w:r>
-    </w:p>
-    <w:p>
-      <w:r>
+      <w:pPr>
+        <w:spacing w:line="336" w:lineRule="auto" w:after="180"/>
+      </w:pPr>
+      <w:r>
+        <w:rPr>
+          <w:b w:val="0"/>
+        </w:rPr>
+        <w:t xml:space="preserve">Explain the </w:t>
+      </w:r>
+      <w:r>
+        <w:rPr>
+          <w:b/>
+        </w:rPr>
+        <w:t>mechanism</w:t>
+      </w:r>
+      <w:r>
+        <w:rPr>
+          <w:b w:val="0"/>
+        </w:rPr>
+        <w:t xml:space="preserve"> and terminology of </w:t>
+      </w:r>
+      <w:r>
+        <w:rPr>
+          <w:b/>
+        </w:rPr>
+        <w:t>research defense</w:t>
+      </w:r>
+      <w:r>
+        <w:rPr>
+          <w:b w:val="0"/>
+        </w:rPr>
+        <w:t xml:space="preserve"> and </w:t>
+      </w:r>
+      <w:r>
+        <w:rPr>
+          <w:b/>
+        </w:rPr>
+        <w:t>next question</w:t>
+      </w:r>
+      <w:r>
+        <w:rPr>
+          <w:b w:val="0"/>
+        </w:rPr>
+        <w:t>s</w:t>
+      </w:r>
+    </w:p>
+    <w:p>
+      <w:pPr>
+        <w:spacing w:line="336" w:lineRule="auto" w:after="180"/>
+      </w:pPr>
+      <w:r>
+        <w:rPr>
+          <w:b w:val="0"/>
+        </w:rPr>
         <w:t>Apply the stated procedure to a new case with a traceable result</w:t>
       </w:r>
     </w:p>
     <w:p>
-      <w:r>
+      <w:pPr>
+        <w:spacing w:line="336" w:lineRule="auto" w:after="180"/>
+      </w:pPr>
+      <w:r>
+        <w:rPr>
+          <w:b w:val="0"/>
+        </w:rPr>
         <w:t>Identify an assumption or limitation and design a revealing follow-up</w:t>
       </w:r>
     </w:p>
@@ -126,8 +287,38 @@
       </w:r>
     </w:p>
     <w:p>
-      <w:r>
-        <w:t>Recall Presentation and challenge session. Explain why a recorded result needs its input conditions and evidence source before it can support a claim.</w:t>
+      <w:pPr>
+        <w:spacing w:line="336" w:lineRule="auto" w:after="180"/>
+      </w:pPr>
+      <w:r>
+        <w:rPr>
+          <w:b w:val="0"/>
+        </w:rPr>
+        <w:t xml:space="preserve">Recall Presentation and challenge session. Explain why a recorded result needs its </w:t>
+      </w:r>
+      <w:r>
+        <w:rPr>
+          <w:b/>
+        </w:rPr>
+        <w:t>input</w:t>
+      </w:r>
+      <w:r>
+        <w:rPr>
+          <w:b w:val="0"/>
+        </w:rPr>
+        <w:t xml:space="preserve"> conditions and </w:t>
+      </w:r>
+      <w:r>
+        <w:rPr>
+          <w:b/>
+        </w:rPr>
+        <w:t>evidence</w:t>
+      </w:r>
+      <w:r>
+        <w:rPr>
+          <w:b w:val="0"/>
+        </w:rPr>
+        <w:t xml:space="preserve"> source before it can support a claim.</w:t>
       </w:r>
     </w:p>
     <w:p>
@@ -162,8 +353,38 @@
       </w:r>
     </w:p>
     <w:p>
-      <w:r>
-        <w:t>Explain research defense and next questions using the records and boundaries of this fictional investigation.</w:t>
+      <w:pPr>
+        <w:spacing w:line="336" w:lineRule="auto" w:after="180"/>
+      </w:pPr>
+      <w:r>
+        <w:rPr>
+          <w:b w:val="0"/>
+        </w:rPr>
+        <w:t xml:space="preserve">Explain </w:t>
+      </w:r>
+      <w:r>
+        <w:rPr>
+          <w:b/>
+        </w:rPr>
+        <w:t>research defense</w:t>
+      </w:r>
+      <w:r>
+        <w:rPr>
+          <w:b w:val="0"/>
+        </w:rPr>
+        <w:t xml:space="preserve"> and </w:t>
+      </w:r>
+      <w:r>
+        <w:rPr>
+          <w:b/>
+        </w:rPr>
+        <w:t>next question</w:t>
+      </w:r>
+      <w:r>
+        <w:rPr>
+          <w:b w:val="0"/>
+        </w:rPr>
+        <w:t>s using the records and boundaries of this fictional investigation.</w:t>
       </w:r>
     </w:p>
     <w:p>
@@ -176,12 +397,76 @@
     </w:p>
     <w:p>
       <w:r>
-        <w:t>A research defense distinguishes what was learned, what failed and which next question is justified. A complete investigation can end with a limited or negative finding.</w:t>
-      </w:r>
-    </w:p>
-    <w:p>
-      <w:r>
-        <w:t>Begin by writing the question the procedure is intended to answer. Identify the information already supplied, the information it will produce and the information still missing. These are constructed classroom examples; they do not require live accounts, private records or an external service. Do not treat a plausible explanation as a measured outcome.</w:t>
+        <w:t>Investigate the supplied Research defense and next questions case. Separate observations, given facts and assumptions before choosing an explanation.</w:t>
+      </w:r>
+    </w:p>
+    <w:p>
+      <w:pPr>
+        <w:spacing w:line="336" w:lineRule="auto" w:after="180"/>
+      </w:pPr>
+      <w:r>
+        <w:rPr>
+          <w:b w:val="0"/>
+        </w:rPr>
+        <w:t xml:space="preserve">A </w:t>
+      </w:r>
+      <w:r>
+        <w:rPr>
+          <w:b/>
+        </w:rPr>
+        <w:t>research defense</w:t>
+      </w:r>
+      <w:r>
+        <w:rPr>
+          <w:b w:val="0"/>
+        </w:rPr>
+        <w:t xml:space="preserve"> distinguishes what was learned, what failed and which </w:t>
+      </w:r>
+      <w:r>
+        <w:rPr>
+          <w:b/>
+        </w:rPr>
+        <w:t>next question</w:t>
+      </w:r>
+      <w:r>
+        <w:rPr>
+          <w:b w:val="0"/>
+        </w:rPr>
+        <w:t xml:space="preserve"> is justified. A complete investigation can end with a limited or </w:t>
+      </w:r>
+      <w:r>
+        <w:rPr>
+          <w:b/>
+        </w:rPr>
+        <w:t>negative finding</w:t>
+      </w:r>
+      <w:r>
+        <w:rPr>
+          <w:b w:val="0"/>
+        </w:rPr>
+        <w:t>.</w:t>
+      </w:r>
+    </w:p>
+    <w:p>
+      <w:pPr>
+        <w:spacing w:line="336" w:lineRule="auto" w:after="180"/>
+      </w:pPr>
+      <w:r>
+        <w:rPr>
+          <w:b w:val="0"/>
+        </w:rPr>
+        <w:t>Begin by writing the question the procedure is intended to answer. Identify the information already supplied, the information it will produce and the information still missing.</w:t>
+      </w:r>
+    </w:p>
+    <w:p>
+      <w:pPr>
+        <w:spacing w:line="336" w:lineRule="auto" w:after="180"/>
+      </w:pPr>
+      <w:r>
+        <w:rPr>
+          <w:b w:val="0"/>
+        </w:rPr>
+        <w:t>These are constructed classroom examples; they do not require live accounts, private records or an external service. Do not treat a plausible explanation as a measured outcome.</w:t>
       </w:r>
     </w:p>
     <w:p>
@@ -217,7 +502,30 @@
     </w:p>
     <w:p>
       <w:r>
-        <w:t>Present the frozen question, credible baseline, unit design, primary analysis, uncertainty assumptions, failures and reproduction record. Propose next work that resolves a named gap with new evidence.</w:t>
+        <w:t>Follow the mechanism for Research defense and next questions. Connect each labelled input, deciding step and result.</w:t>
+      </w:r>
+    </w:p>
+    <w:p>
+      <w:pPr>
+        <w:spacing w:line="336" w:lineRule="auto" w:after="180"/>
+      </w:pPr>
+      <w:r>
+        <w:rPr>
+          <w:b w:val="0"/>
+        </w:rPr>
+        <w:t xml:space="preserve">Present the frozen question, credible baseline, unit design, primary analysis, uncertainty assumptions, failures and reproduction record. Propose next work that resolves a named gap with new </w:t>
+      </w:r>
+      <w:r>
+        <w:rPr>
+          <w:b/>
+        </w:rPr>
+        <w:t>evidence</w:t>
+      </w:r>
+      <w:r>
+        <w:rPr>
+          <w:b w:val="0"/>
+        </w:rPr>
+        <w:t>.</w:t>
       </w:r>
     </w:p>
     <w:p>
@@ -313,8 +621,49 @@
       </w:r>
     </w:p>
     <w:p>
-      <w:r>
-        <w:t>Before applying the procedure, write its units, denominator or decision boundary where relevant. A partner should be able to repeat each step using the same inputs. If a required input is absent or violates the stated contract, record that condition explicitly instead of quietly replacing it with a convenient value.</w:t>
+      <w:pPr>
+        <w:spacing w:line="336" w:lineRule="auto" w:after="180"/>
+      </w:pPr>
+      <w:r>
+        <w:rPr>
+          <w:b w:val="0"/>
+        </w:rPr>
+        <w:t xml:space="preserve">Before applying the procedure, write its units, denominator or decision boundary where relevant. A partner should be able to repeat each step using the same </w:t>
+      </w:r>
+      <w:r>
+        <w:rPr>
+          <w:b/>
+        </w:rPr>
+        <w:t>input</w:t>
+      </w:r>
+      <w:r>
+        <w:rPr>
+          <w:b w:val="0"/>
+        </w:rPr>
+        <w:t>s.</w:t>
+      </w:r>
+    </w:p>
+    <w:p>
+      <w:pPr>
+        <w:spacing w:line="336" w:lineRule="auto" w:after="180"/>
+      </w:pPr>
+      <w:r>
+        <w:rPr>
+          <w:b w:val="0"/>
+        </w:rPr>
+        <w:t xml:space="preserve">If a required </w:t>
+      </w:r>
+      <w:r>
+        <w:rPr>
+          <w:b/>
+        </w:rPr>
+        <w:t>input</w:t>
+      </w:r>
+      <w:r>
+        <w:rPr>
+          <w:b w:val="0"/>
+        </w:rPr>
+        <w:t xml:space="preserve"> is absent or violates the stated contract, record that condition explicitly instead of quietly replacing it with a convenient value.</w:t>
       </w:r>
     </w:p>
     <w:p>
@@ -326,8 +675,26 @@
       </w:r>
     </w:p>
     <w:p>
-      <w:r>
-        <w:t>Point to the input, the deciding step and the result in this week’s visual. Explain the same step in ordinary words. A picture helps when you can say what each part represents.</w:t>
+      <w:pPr>
+        <w:spacing w:line="336" w:lineRule="auto" w:after="180"/>
+      </w:pPr>
+      <w:r>
+        <w:rPr>
+          <w:b w:val="0"/>
+        </w:rPr>
+        <w:t xml:space="preserve">Point to the </w:t>
+      </w:r>
+      <w:r>
+        <w:rPr>
+          <w:b/>
+        </w:rPr>
+        <w:t>input</w:t>
+      </w:r>
+      <w:r>
+        <w:rPr>
+          <w:b w:val="0"/>
+        </w:rPr>
+        <w:t>, the deciding step and the result in this week’s visual. Explain the same step in ordinary words. A picture helps when you can say what each part represents.</w:t>
       </w:r>
     </w:p>
     <w:p>
@@ -339,6 +706,11 @@
       </w:r>
     </w:p>
     <w:p>
+      <w:r>
+        <w:t>Compare the supplied cases for Research defense and next questions. Identify the detail that changes the conclusion.</w:t>
+      </w:r>
+    </w:p>
+    <w:p>
       <w:pPr>
         <w:pStyle w:val="Heading3"/>
       </w:pPr>
@@ -347,7 +719,13 @@
       </w:r>
     </w:p>
     <w:p>
-      <w:r>
+      <w:pPr>
+        <w:spacing w:line="336" w:lineRule="auto" w:after="180"/>
+      </w:pPr>
+      <w:r>
+        <w:rPr>
+          <w:b w:val="0"/>
+        </w:rPr>
         <w:t>Study shows candidate12/16 versus baseline11/16; replay matches; no fresh population sample or user study. Show the intermediate steps and give the conclusion with its scope.</w:t>
       </w:r>
     </w:p>
@@ -393,17 +771,68 @@
       </w:r>
     </w:p>
     <w:p>
-      <w:r>
+      <w:pPr>
+        <w:pStyle w:val="Heading3"/>
+      </w:pPr>
+      <w:r>
+        <w:t>Change one thing</w:t>
+      </w:r>
+    </w:p>
+    <w:p>
+      <w:pPr>
+        <w:spacing w:line="336" w:lineRule="auto" w:after="180"/>
+        <w:shd w:fill="F5F1FB"/>
+      </w:pPr>
+      <w:r>
+        <w:rPr>
+          <w:b w:val="0"/>
+        </w:rPr>
         <w:t>Change: Change cameras as well as lighting in the follow-up.</w:t>
       </w:r>
     </w:p>
     <w:p>
-      <w:r>
-        <w:t>Prediction: The design again entangles two conditions.</w:t>
-      </w:r>
-    </w:p>
-    <w:p>
-      <w:r>
+      <w:pPr>
+        <w:pStyle w:val="Heading3"/>
+      </w:pPr>
+      <w:r>
+        <w:t>Predicted result</w:t>
+      </w:r>
+    </w:p>
+    <w:p>
+      <w:pPr>
+        <w:spacing w:line="336" w:lineRule="auto" w:after="180"/>
+        <w:shd w:fill="F1F6FC"/>
+      </w:pPr>
+      <w:r>
+        <w:rPr>
+          <w:b/>
+        </w:rPr>
+        <w:t>Prediction</w:t>
+      </w:r>
+      <w:r>
+        <w:rPr>
+          <w:b w:val="0"/>
+        </w:rPr>
+        <w:t>: The design again entangles two conditions.</w:t>
+      </w:r>
+    </w:p>
+    <w:p>
+      <w:pPr>
+        <w:pStyle w:val="Heading3"/>
+      </w:pPr>
+      <w:r>
+        <w:t>Why the result follows</w:t>
+      </w:r>
+    </w:p>
+    <w:p>
+      <w:pPr>
+        <w:spacing w:line="336" w:lineRule="auto" w:after="180"/>
+        <w:shd w:fill="F1F6FC"/>
+      </w:pPr>
+      <w:r>
+        <w:rPr>
+          <w:b w:val="0"/>
+        </w:rPr>
         <w:t>Reason: A camera difference provides another explanation for any performance gap.</w:t>
       </w:r>
     </w:p>
@@ -413,6 +842,11 @@
       </w:pPr>
       <w:r>
         <w:t>05. Words that unlock the idea</w:t>
+      </w:r>
+    </w:p>
+    <w:p>
+      <w:r>
+        <w:t>Use the vocabulary of Research defense and next questions to explain a concrete decision, rather than only memorising definitions.</w:t>
       </w:r>
     </w:p>
     <w:tbl>
@@ -550,29 +984,115 @@
     </w:p>
     <w:p>
       <w:r>
+        <w:t>Follow the worked trace for Research defense and next questions, predict a step, then compare with its explanation.</w:t>
+      </w:r>
+    </w:p>
+    <w:p>
+      <w:pPr>
+        <w:spacing w:line="336" w:lineRule="auto" w:after="180"/>
+      </w:pPr>
+      <w:r>
+        <w:rPr>
+          <w:b w:val="0"/>
+        </w:rPr>
         <w:t>Study shows candidate12/16 versus baseline11/16; replay matches; no fresh population sample or user study.</w:t>
       </w:r>
     </w:p>
     <w:p>
-      <w:r>
+      <w:pPr>
+        <w:spacing w:line="336" w:lineRule="auto" w:after="180"/>
+      </w:pPr>
+      <w:r>
+        <w:rPr>
+          <w:b w:val="0"/>
+        </w:rPr>
         <w:t>75% versus68.75%, gain6.25 points in16 cases; replay supports computational consistency. Broader usefulness and generalisation remain untested.</w:t>
       </w:r>
     </w:p>
     <w:p>
-      <w:r>
-        <w:t>Compare the intermediate evidence with the final statement. Explain why each number or decision follows from the stated inputs. The conclusion belongs to this scenario and procedure; changing the inputs, evaluation population or authority can change what it establishes. Retain the raw record so a later revision can be compared honestly.</w:t>
-      </w:r>
-    </w:p>
-    <w:p>
       <w:pPr>
         <w:pStyle w:val="Heading3"/>
       </w:pPr>
       <w:r>
+        <w:t>Worked explanation · Research defense and next questions</w:t>
+      </w:r>
+    </w:p>
+    <w:p>
+      <w:pPr>
+        <w:spacing w:line="336" w:lineRule="auto" w:after="180"/>
+        <w:shd w:fill="F1F6FC"/>
+      </w:pPr>
+      <w:r>
+        <w:rPr>
+          <w:b w:val="0"/>
+        </w:rPr>
+        <w:t xml:space="preserve">Compare the intermediate </w:t>
+      </w:r>
+      <w:r>
+        <w:rPr>
+          <w:b/>
+        </w:rPr>
+        <w:t>evidence</w:t>
+      </w:r>
+      <w:r>
+        <w:rPr>
+          <w:b w:val="0"/>
+        </w:rPr>
+        <w:t xml:space="preserve"> with the final statement. Explain why each number or decision follows from the stated </w:t>
+      </w:r>
+      <w:r>
+        <w:rPr>
+          <w:b/>
+        </w:rPr>
+        <w:t>input</w:t>
+      </w:r>
+      <w:r>
+        <w:rPr>
+          <w:b w:val="0"/>
+        </w:rPr>
+        <w:t>s.</w:t>
+      </w:r>
+    </w:p>
+    <w:p>
+      <w:pPr>
+        <w:spacing w:line="336" w:lineRule="auto" w:after="180"/>
+        <w:shd w:fill="F1F6FC"/>
+      </w:pPr>
+      <w:r>
+        <w:rPr>
+          <w:b w:val="0"/>
+        </w:rPr>
+        <w:t xml:space="preserve">The conclusion belongs to this scenario and procedure; changing the </w:t>
+      </w:r>
+      <w:r>
+        <w:rPr>
+          <w:b/>
+        </w:rPr>
+        <w:t>input</w:t>
+      </w:r>
+      <w:r>
+        <w:rPr>
+          <w:b w:val="0"/>
+        </w:rPr>
+        <w:t>s, evaluation population or authority can change what it establishes. Retain the raw record so a later revision can be compared honestly.</w:t>
+      </w:r>
+    </w:p>
+    <w:p>
+      <w:pPr>
+        <w:pStyle w:val="Heading3"/>
+      </w:pPr>
+      <w:r>
         <w:t>Learn from the worked case</w:t>
       </w:r>
     </w:p>
     <w:p>
-      <w:r>
+      <w:pPr>
+        <w:spacing w:line="336" w:lineRule="auto" w:after="180"/>
+      </w:pPr>
+      <w:r>
+        <w:rPr>
+          <w:b w:val="0"/>
+        </w:rPr>
         <w:t>Cover the result before checking it. Say what is given, choose the procedure, and follow one step at a time. Then uncover the result and explain your first mismatch. Ask why a step is allowed, not only what number it produces.</w:t>
       </w:r>
     </w:p>
@@ -585,7 +1105,13 @@
       </w:r>
     </w:p>
     <w:p>
-      <w:r>
+      <w:pPr>
+        <w:spacing w:line="336" w:lineRule="auto" w:after="180"/>
+      </w:pPr>
+      <w:r>
+        <w:rPr>
+          <w:b w:val="0"/>
+        </w:rPr>
         <w:t>Defend the next research question. A research defence identifies a observed weakness and a testable follow-up.</w:t>
       </w:r>
     </w:p>
@@ -598,7 +1124,22 @@
       </w:r>
     </w:p>
     <w:p>
-      <w:r>
+      <w:pPr>
+        <w:pStyle w:val="Heading3"/>
+      </w:pPr>
+      <w:r>
+        <w:t>Supplied facts</w:t>
+      </w:r>
+    </w:p>
+    <w:p>
+      <w:pPr>
+        <w:spacing w:line="336" w:lineRule="auto" w:after="180"/>
+        <w:shd w:fill="F1F6FC"/>
+      </w:pPr>
+      <w:r>
+        <w:rPr>
+          <w:b w:val="0"/>
+        </w:rPr>
         <w:t>A frozen model is correct on 8/10 clear images and 4/10 shaded images. Source objects are grouped within each condition.</w:t>
       </w:r>
     </w:p>
@@ -798,7 +1339,22 @@
       </w:r>
     </w:p>
     <w:p>
-      <w:r>
+      <w:pPr>
+        <w:pStyle w:val="Heading3"/>
+      </w:pPr>
+      <w:r>
+        <w:t>Why the result follows</w:t>
+      </w:r>
+    </w:p>
+    <w:p>
+      <w:pPr>
+        <w:spacing w:line="336" w:lineRule="auto" w:after="180"/>
+        <w:shd w:fill="F1F6FC"/>
+      </w:pPr>
+      <w:r>
+        <w:rPr>
+          <w:b w:val="0"/>
+        </w:rPr>
         <w:t>A defence should explain results, uncertainty and what would discriminate between explanations next. A controlled paired follow-up is more informative than simply collecting extra easy images.</w:t>
       </w:r>
     </w:p>
@@ -811,17 +1367,62 @@
       </w:r>
     </w:p>
     <w:p>
-      <w:r>
+      <w:pPr>
+        <w:pStyle w:val="Heading3"/>
+      </w:pPr>
+      <w:r>
+        <w:t>Keep the stated limit</w:t>
+      </w:r>
+    </w:p>
+    <w:p>
+      <w:pPr>
+        <w:spacing w:line="336" w:lineRule="auto" w:after="180"/>
+        <w:shd w:fill="FFF5E6"/>
+      </w:pPr>
+      <w:r>
+        <w:rPr>
+          <w:b w:val="0"/>
+        </w:rPr>
         <w:t>Even a paired follow-up needs adequate independent objects and justified analysis; no causal conclusion is claimed yet.</w:t>
       </w:r>
     </w:p>
     <w:p>
-      <w:r>
+      <w:pPr>
+        <w:pStyle w:val="Heading3"/>
+      </w:pPr>
+      <w:r>
+        <w:t>Keep the stated limit</w:t>
+      </w:r>
+    </w:p>
+    <w:p>
+      <w:pPr>
+        <w:spacing w:line="336" w:lineRule="auto" w:after="180"/>
+        <w:shd w:fill="FFF5E6"/>
+      </w:pPr>
+      <w:r>
+        <w:rPr>
+          <w:b w:val="0"/>
+        </w:rPr>
         <w:t>Read the labelled picture: Compute the clear and shaded rates and identify alternative explanations. How does the same-object, one-camera follow-up help, and why does changing cameras again reintroduce confounding?</w:t>
       </w:r>
     </w:p>
     <w:p>
-      <w:r>
+      <w:pPr>
+        <w:pStyle w:val="Heading3"/>
+      </w:pPr>
+      <w:r>
+        <w:t>Keep the stated limit</w:t>
+      </w:r>
+    </w:p>
+    <w:p>
+      <w:pPr>
+        <w:spacing w:line="336" w:lineRule="auto" w:after="180"/>
+        <w:shd w:fill="FFF5E6"/>
+      </w:pPr>
+      <w:r>
+        <w:rPr>
+          <w:b w:val="0"/>
+        </w:rPr>
         <w:t>Change one thing: Change cameras as well as lighting in the follow-up. Predict the result before checking the explanation. What remains the same?</w:t>
       </w:r>
     </w:p>
@@ -835,12 +1436,42 @@
     </w:p>
     <w:p>
       <w:r>
-        <w:t>The next question follows evidence gaps; it must not be presented as an answer already obtained.</w:t>
-      </w:r>
-    </w:p>
-    <w:p>
-      <w:r>
-        <w:t>A useful check asks what would make the reasoning fail. Distinguish a failure to execute the declared procedure from a weakness in the procedure itself. The first may require a correction; the second requires an explicitly revised method and new evidence. Preserve unsuccessful cases so an improved result cannot hide the original problem.</w:t>
+        <w:t>Find the unsupported step in the Research defense and next questions claim and explain a repair using the supplied evidence.</w:t>
+      </w:r>
+    </w:p>
+    <w:p>
+      <w:pPr>
+        <w:spacing w:line="336" w:lineRule="auto" w:after="180"/>
+      </w:pPr>
+      <w:r>
+        <w:rPr>
+          <w:b w:val="0"/>
+        </w:rPr>
+        <w:t xml:space="preserve">The </w:t>
+      </w:r>
+      <w:r>
+        <w:rPr>
+          <w:b/>
+        </w:rPr>
+        <w:t>next question</w:t>
+      </w:r>
+      <w:r>
+        <w:rPr>
+          <w:b w:val="0"/>
+        </w:rPr>
+        <w:t xml:space="preserve"> follows </w:t>
+      </w:r>
+      <w:r>
+        <w:rPr>
+          <w:b/>
+        </w:rPr>
+        <w:t>evidence</w:t>
+      </w:r>
+      <w:r>
+        <w:rPr>
+          <w:b w:val="0"/>
+        </w:rPr>
+        <w:t xml:space="preserve"> gaps; it must not be presented as an answer already obtained.</w:t>
       </w:r>
     </w:p>
     <w:p>
@@ -848,6 +1479,50 @@
         <w:pStyle w:val="Heading3"/>
       </w:pPr>
       <w:r>
+        <w:t>Check the claim against the facts</w:t>
+      </w:r>
+    </w:p>
+    <w:p>
+      <w:pPr>
+        <w:spacing w:line="336" w:lineRule="auto" w:after="180"/>
+        <w:shd w:fill="FFF5E6"/>
+      </w:pPr>
+      <w:r>
+        <w:rPr>
+          <w:b w:val="0"/>
+        </w:rPr>
+        <w:t>A useful check asks what would make the reasoning fail. Distinguish a failure to execute the declared procedure from a weakness in the procedure itself.</w:t>
+      </w:r>
+    </w:p>
+    <w:p>
+      <w:pPr>
+        <w:spacing w:line="336" w:lineRule="auto" w:after="180"/>
+        <w:shd w:fill="FFF5E6"/>
+      </w:pPr>
+      <w:r>
+        <w:rPr>
+          <w:b w:val="0"/>
+        </w:rPr>
+        <w:t xml:space="preserve">The first may require a correction; the second requires an explicitly revised method and new </w:t>
+      </w:r>
+      <w:r>
+        <w:rPr>
+          <w:b/>
+        </w:rPr>
+        <w:t>evidence</w:t>
+      </w:r>
+      <w:r>
+        <w:rPr>
+          <w:b w:val="0"/>
+        </w:rPr>
+        <w:t>. Preserve unsuccessful cases so an improved result cannot hide the original problem.</w:t>
+      </w:r>
+    </w:p>
+    <w:p>
+      <w:pPr>
+        <w:pStyle w:val="Heading3"/>
+      </w:pPr>
+      <w:r>
         <w:t>Guided: restate the worked result, then name the assumption or limitation that prevents a broader conclusion.</w:t>
       </w:r>
     </w:p>
@@ -885,8 +1560,49 @@
       </w:r>
     </w:p>
     <w:p>
-      <w:r>
-        <w:t>A report omits this qualification: The next question follows evidence gaps; it must not be presented as an answer already obtained. Explain how omitting it could change a reader's interpretation, and write an accurate replacement.</w:t>
+      <w:pPr>
+        <w:spacing w:line="336" w:lineRule="auto" w:after="180"/>
+      </w:pPr>
+      <w:r>
+        <w:rPr>
+          <w:b w:val="0"/>
+        </w:rPr>
+        <w:t xml:space="preserve">A report omits this qualification: The </w:t>
+      </w:r>
+      <w:r>
+        <w:rPr>
+          <w:b/>
+        </w:rPr>
+        <w:t>next question</w:t>
+      </w:r>
+      <w:r>
+        <w:rPr>
+          <w:b w:val="0"/>
+        </w:rPr>
+        <w:t xml:space="preserve"> follows </w:t>
+      </w:r>
+      <w:r>
+        <w:rPr>
+          <w:b/>
+        </w:rPr>
+        <w:t>evidence</w:t>
+      </w:r>
+      <w:r>
+        <w:rPr>
+          <w:b w:val="0"/>
+        </w:rPr>
+        <w:t xml:space="preserve"> gaps; it must not be presented as an answer already obtained.</w:t>
+      </w:r>
+    </w:p>
+    <w:p>
+      <w:pPr>
+        <w:spacing w:line="336" w:lineRule="auto" w:after="180"/>
+      </w:pPr>
+      <w:r>
+        <w:rPr>
+          <w:b w:val="0"/>
+        </w:rPr>
+        <w:t>Explain how omitting it could change a reader's interpretation, and write an accurate replacement.</w:t>
       </w:r>
     </w:p>
     <w:p>
@@ -937,7 +1653,54 @@
     </w:p>
     <w:p>
       <w:r>
-        <w:t>Explain the weekly mechanism in your own words. Use the worked scenario to name its input, decision rule and output.</w:t>
+        <w:t>Practise Research defense and next questions with support, then explain the deciding step in your own words.</w:t>
+      </w:r>
+    </w:p>
+    <w:p>
+      <w:pPr>
+        <w:spacing w:line="336" w:lineRule="auto" w:after="180"/>
+      </w:pPr>
+      <w:r>
+        <w:rPr>
+          <w:b w:val="0"/>
+        </w:rPr>
+        <w:t xml:space="preserve">Explain the weekly </w:t>
+      </w:r>
+      <w:r>
+        <w:rPr>
+          <w:b/>
+        </w:rPr>
+        <w:t>mechanism</w:t>
+      </w:r>
+      <w:r>
+        <w:rPr>
+          <w:b w:val="0"/>
+        </w:rPr>
+        <w:t xml:space="preserve"> in your own words. Use the worked scenario to name its </w:t>
+      </w:r>
+      <w:r>
+        <w:rPr>
+          <w:b/>
+        </w:rPr>
+        <w:t>input</w:t>
+      </w:r>
+      <w:r>
+        <w:rPr>
+          <w:b w:val="0"/>
+        </w:rPr>
+        <w:t xml:space="preserve">, decision rule and </w:t>
+      </w:r>
+      <w:r>
+        <w:rPr>
+          <w:b/>
+        </w:rPr>
+        <w:t>output</w:t>
+      </w:r>
+      <w:r>
+        <w:rPr>
+          <w:b w:val="0"/>
+        </w:rPr>
+        <w:t>.</w:t>
       </w:r>
     </w:p>
     <w:p>
@@ -1010,8 +1773,50 @@
       </w:r>
     </w:p>
     <w:p>
-      <w:r>
-        <w:t>Use workbook W2 for the connected example “Research defense and next questions”. First fill the input and rule boxes. Try the middle steps before asking for a hint. After a hint, try the next step yourself.</w:t>
+      <w:pPr>
+        <w:spacing w:line="336" w:lineRule="auto" w:after="180"/>
+      </w:pPr>
+      <w:r>
+        <w:rPr>
+          <w:b w:val="0"/>
+        </w:rPr>
+        <w:t>Use workbook W2 for the connected example “</w:t>
+      </w:r>
+      <w:r>
+        <w:rPr>
+          <w:b/>
+        </w:rPr>
+        <w:t>Research defense</w:t>
+      </w:r>
+      <w:r>
+        <w:rPr>
+          <w:b w:val="0"/>
+        </w:rPr>
+        <w:t xml:space="preserve"> and </w:t>
+      </w:r>
+      <w:r>
+        <w:rPr>
+          <w:b/>
+        </w:rPr>
+        <w:t>next question</w:t>
+      </w:r>
+      <w:r>
+        <w:rPr>
+          <w:b w:val="0"/>
+        </w:rPr>
+        <w:t xml:space="preserve">s”. First fill the </w:t>
+      </w:r>
+      <w:r>
+        <w:rPr>
+          <w:b/>
+        </w:rPr>
+        <w:t>input</w:t>
+      </w:r>
+      <w:r>
+        <w:rPr>
+          <w:b w:val="0"/>
+        </w:rPr>
+        <w:t xml:space="preserve"> and rule boxes. Try the middle steps before asking for a hint. After a hint, try the next step yourself.</w:t>
       </w:r>
     </w:p>
     <w:tbl>
@@ -1094,7 +1899,13 @@
       </w:tr>
     </w:tbl>
     <w:p>
-      <w:r>
+      <w:pPr>
+        <w:spacing w:line="336" w:lineRule="auto" w:after="180"/>
+      </w:pPr>
+      <w:r>
+        <w:rPr>
+          <w:b w:val="0"/>
+        </w:rPr>
         <w:t>Explain your trace to a partner. Your partner points to one step to check. Swap roles on the next case. Each person writes their own explanation.</w:t>
       </w:r>
     </w:p>
@@ -1107,12 +1918,59 @@
       </w:r>
     </w:p>
     <w:p>
-      <w:r>
-        <w:t>Use the worked case for Research defense and next questions. Proposed explanation: “The worked result establishes every future case”. Decide whether this explanation is supported. Point to the step or supplied fact that decides; explain your repair if needed.</w:t>
-      </w:r>
-    </w:p>
-    <w:p>
-      <w:r>
+      <w:pPr>
+        <w:spacing w:line="336" w:lineRule="auto" w:after="180"/>
+      </w:pPr>
+      <w:r>
+        <w:rPr>
+          <w:b w:val="0"/>
+        </w:rPr>
+        <w:t xml:space="preserve">Use the worked case for </w:t>
+      </w:r>
+      <w:r>
+        <w:rPr>
+          <w:b/>
+        </w:rPr>
+        <w:t>Research defense</w:t>
+      </w:r>
+      <w:r>
+        <w:rPr>
+          <w:b w:val="0"/>
+        </w:rPr>
+        <w:t xml:space="preserve"> and </w:t>
+      </w:r>
+      <w:r>
+        <w:rPr>
+          <w:b/>
+        </w:rPr>
+        <w:t>next question</w:t>
+      </w:r>
+      <w:r>
+        <w:rPr>
+          <w:b w:val="0"/>
+        </w:rPr>
+        <w:t>s. Proposed explanation: “The worked result establishes every future case”. Decide whether this explanation is supported.</w:t>
+      </w:r>
+    </w:p>
+    <w:p>
+      <w:pPr>
+        <w:spacing w:line="336" w:lineRule="auto" w:after="180"/>
+      </w:pPr>
+      <w:r>
+        <w:rPr>
+          <w:b w:val="0"/>
+        </w:rPr>
+        <w:t>Point to the step or supplied fact that decides; explain your repair if needed.</w:t>
+      </w:r>
+    </w:p>
+    <w:p>
+      <w:pPr>
+        <w:spacing w:line="336" w:lineRule="auto" w:after="180"/>
+      </w:pPr>
+      <w:r>
+        <w:rPr>
+          <w:b w:val="0"/>
+        </w:rPr>
         <w:t>Answer on your own before discussion. If you are unsure, say which step you need help with.</w:t>
       </w:r>
     </w:p>
@@ -1125,7 +1983,14 @@
       </w:r>
     </w:p>
     <w:p>
-      <w:r>
+      <w:pPr>
+        <w:spacing w:line="336" w:lineRule="auto" w:after="180"/>
+        <w:shd w:fill="F5F1FB"/>
+      </w:pPr>
+      <w:r>
+        <w:rPr>
+          <w:b w:val="0"/>
+        </w:rPr>
         <w:t>Compute the clear and shaded rates and identify alternative explanations. How does the same-object, one-camera follow-up help, and why does changing cameras again reintroduce confounding?</w:t>
       </w:r>
     </w:p>
@@ -1158,7 +2023,13 @@
       </w:r>
     </w:p>
     <w:p>
-      <w:r>
+      <w:pPr>
+        <w:spacing w:line="336" w:lineRule="auto" w:after="180"/>
+      </w:pPr>
+      <w:r>
+        <w:rPr>
+          <w:b w:val="0"/>
+        </w:rPr>
         <w:t>This is supported practice. Keep the separately named independent case for an attempt before feedback.</w:t>
       </w:r>
     </w:p>
@@ -1171,6 +2042,11 @@
       </w:r>
     </w:p>
     <w:p>
+      <w:r>
+        <w:t>Investigate Research defense and next questions. Record the prediction, actual observation or labelled paper trace, explanation and next test separately.</w:t>
+      </w:r>
+    </w:p>
+    <w:p>
       <w:pPr>
         <w:pStyle w:val="Heading3"/>
       </w:pPr>
@@ -1179,7 +2055,13 @@
       </w:r>
     </w:p>
     <w:p>
-      <w:r>
+      <w:pPr>
+        <w:spacing w:line="336" w:lineRule="auto" w:after="180"/>
+      </w:pPr>
+      <w:r>
+        <w:rPr>
+          <w:b w:val="0"/>
+        </w:rPr>
         <w:t>Study shows candidate12/16 versus baseline11/16; replay matches; no fresh population sample or user study. Show the intermediate steps and give the conclusion with its scope.</w:t>
       </w:r>
     </w:p>
@@ -1320,7 +2202,13 @@
       </w:tr>
     </w:tbl>
     <w:p>
-      <w:r>
+      <w:pPr>
+        <w:spacing w:line="336" w:lineRule="auto" w:after="180"/>
+      </w:pPr>
+      <w:r>
+        <w:rPr>
+          <w:b w:val="0"/>
+        </w:rPr>
         <w:t>On paper, trace the supplied procedure. If code is provided, predict before running it in a local practice file. Never write an expected answer as though it were an observed run.</w:t>
       </w:r>
     </w:p>
@@ -1333,7 +2221,13 @@
       </w:r>
     </w:p>
     <w:p>
-      <w:r>
+      <w:pPr>
+        <w:spacing w:line="336" w:lineRule="auto" w:after="180"/>
+      </w:pPr>
+      <w:r>
+        <w:rPr>
+          <w:b w:val="0"/>
+        </w:rPr>
         <w:t>Before trying: what do I expect, and why? While trying: which step could first go wrong? Afterwards: what did I actually observe, and what should change? Keep “not run” if you only traced the procedure.</w:t>
       </w:r>
     </w:p>
@@ -1346,6 +2240,11 @@
       </w:r>
     </w:p>
     <w:p>
+      <w:r>
+        <w:t>Move from recall to tracing, diagnosis and transfer in Research defense and next questions. Explain why each step is justified.</w:t>
+      </w:r>
+    </w:p>
+    <w:p>
       <w:pPr>
         <w:pStyle w:val="Heading3"/>
       </w:pPr>
@@ -1354,18 +2253,118 @@
       </w:r>
     </w:p>
     <w:p>
-      <w:r>
-        <w:t>Explain the weekly mechanism in your own words. Use the worked scenario to name its input, decision rule and output.</w:t>
-      </w:r>
-    </w:p>
-    <w:p>
-      <w:r>
-        <w:t>A report omits this qualification: The next question follows evidence gaps; it must not be presented as an answer already obtained. Explain how omitting it could change a reader's interpretation, and write an accurate replacement.</w:t>
-      </w:r>
-    </w:p>
-    <w:p>
-      <w:r>
-        <w:t>For the worked scenario, propose one additional case that could reveal a failure, describe its expected outcome before running it, and explain what would need to remain fixed for a fair comparison. Do not reuse W4 as a new final test after receiving feedback.</w:t>
+      <w:pPr>
+        <w:spacing w:line="336" w:lineRule="auto" w:after="180"/>
+      </w:pPr>
+      <w:r>
+        <w:rPr>
+          <w:b w:val="0"/>
+        </w:rPr>
+        <w:t xml:space="preserve">Explain the weekly </w:t>
+      </w:r>
+      <w:r>
+        <w:rPr>
+          <w:b/>
+        </w:rPr>
+        <w:t>mechanism</w:t>
+      </w:r>
+      <w:r>
+        <w:rPr>
+          <w:b w:val="0"/>
+        </w:rPr>
+        <w:t xml:space="preserve"> in your own words. Use the worked scenario to name its </w:t>
+      </w:r>
+      <w:r>
+        <w:rPr>
+          <w:b/>
+        </w:rPr>
+        <w:t>input</w:t>
+      </w:r>
+      <w:r>
+        <w:rPr>
+          <w:b w:val="0"/>
+        </w:rPr>
+        <w:t xml:space="preserve">, decision rule and </w:t>
+      </w:r>
+      <w:r>
+        <w:rPr>
+          <w:b/>
+        </w:rPr>
+        <w:t>output</w:t>
+      </w:r>
+      <w:r>
+        <w:rPr>
+          <w:b w:val="0"/>
+        </w:rPr>
+        <w:t>.</w:t>
+      </w:r>
+    </w:p>
+    <w:p>
+      <w:pPr>
+        <w:spacing w:line="336" w:lineRule="auto" w:after="180"/>
+      </w:pPr>
+      <w:r>
+        <w:rPr>
+          <w:b w:val="0"/>
+        </w:rPr>
+        <w:t xml:space="preserve">A report omits this qualification: The </w:t>
+      </w:r>
+      <w:r>
+        <w:rPr>
+          <w:b/>
+        </w:rPr>
+        <w:t>next question</w:t>
+      </w:r>
+      <w:r>
+        <w:rPr>
+          <w:b w:val="0"/>
+        </w:rPr>
+        <w:t xml:space="preserve"> follows </w:t>
+      </w:r>
+      <w:r>
+        <w:rPr>
+          <w:b/>
+        </w:rPr>
+        <w:t>evidence</w:t>
+      </w:r>
+      <w:r>
+        <w:rPr>
+          <w:b w:val="0"/>
+        </w:rPr>
+        <w:t xml:space="preserve"> gaps; it must not be presented as an answer already obtained.</w:t>
+      </w:r>
+    </w:p>
+    <w:p>
+      <w:pPr>
+        <w:spacing w:line="336" w:lineRule="auto" w:after="180"/>
+      </w:pPr>
+      <w:r>
+        <w:rPr>
+          <w:b w:val="0"/>
+        </w:rPr>
+        <w:t>Explain how omitting it could change a reader's interpretation, and write an accurate replacement.</w:t>
+      </w:r>
+    </w:p>
+    <w:p>
+      <w:pPr>
+        <w:spacing w:line="336" w:lineRule="auto" w:after="180"/>
+      </w:pPr>
+      <w:r>
+        <w:rPr>
+          <w:b w:val="0"/>
+        </w:rPr>
+        <w:t>For the worked scenario, propose one additional case that could reveal a failure, describe its expected outcome before running it, and explain what would need to remain fixed for a fair comparison.</w:t>
+      </w:r>
+    </w:p>
+    <w:p>
+      <w:pPr>
+        <w:spacing w:line="336" w:lineRule="auto" w:after="180"/>
+      </w:pPr>
+      <w:r>
+        <w:rPr>
+          <w:b w:val="0"/>
+        </w:rPr>
+        <w:t>Do not reuse W4 as a new final test after receiving feedback.</w:t>
       </w:r>
     </w:p>
     <w:p>
@@ -1411,7 +2410,65 @@
     </w:p>
     <w:p>
       <w:r>
-        <w:t>For Reproducible AI Research Study, use this week’s independent task as a rehearsal for the final evidence pack: Project candidate9/12, baseline10/12; reproduction matches. State result and a useful next question. Keep actual observations separate from expected results, preserve failures, compare a baseline and explain the limits.</w:t>
+        <w:t>Apply this week’s idea to Reproducible AI Research Study. Keep an annotated decision and the evidence supporting it.</w:t>
+      </w:r>
+    </w:p>
+    <w:p>
+      <w:pPr>
+        <w:spacing w:line="336" w:lineRule="auto" w:after="180"/>
+      </w:pPr>
+      <w:r>
+        <w:rPr>
+          <w:b w:val="0"/>
+        </w:rPr>
+        <w:t xml:space="preserve">For Reproducible AI Research Study, use this week’s independent task as a rehearsal for the final </w:t>
+      </w:r>
+      <w:r>
+        <w:rPr>
+          <w:b/>
+        </w:rPr>
+        <w:t>evidence</w:t>
+      </w:r>
+      <w:r>
+        <w:rPr>
+          <w:b w:val="0"/>
+        </w:rPr>
+        <w:t xml:space="preserve"> pack: Project candidate9/12, baseline10/12; reproduction matches. State result and a useful </w:t>
+      </w:r>
+      <w:r>
+        <w:rPr>
+          <w:b/>
+        </w:rPr>
+        <w:t>next question</w:t>
+      </w:r>
+      <w:r>
+        <w:rPr>
+          <w:b w:val="0"/>
+        </w:rPr>
+        <w:t>.</w:t>
+      </w:r>
+    </w:p>
+    <w:p>
+      <w:pPr>
+        <w:spacing w:line="336" w:lineRule="auto" w:after="180"/>
+      </w:pPr>
+      <w:r>
+        <w:rPr>
+          <w:b w:val="0"/>
+        </w:rPr>
+        <w:t xml:space="preserve">Keep actual </w:t>
+      </w:r>
+      <w:r>
+        <w:rPr>
+          <w:b/>
+        </w:rPr>
+        <w:t>observation</w:t>
+      </w:r>
+      <w:r>
+        <w:rPr>
+          <w:b w:val="0"/>
+        </w:rPr>
+        <w:t>s separate from expected results, preserve failures, compare a baseline and explain the limits.</w:t>
       </w:r>
     </w:p>
     <w:tbl>
@@ -1539,7 +2596,13 @@
       </w:r>
     </w:p>
     <w:p>
-      <w:r>
+      <w:pPr>
+        <w:spacing w:line="336" w:lineRule="auto" w:after="180"/>
+      </w:pPr>
+      <w:r>
+        <w:rPr>
+          <w:b w:val="0"/>
+        </w:rPr>
         <w:t>For the Reproducible AI Research Study, retain an annotated worked trace and the changed-case reasoning. Connect the claim to its records, units and assumptions so another investigator can challenge or reproduce it.</w:t>
       </w:r>
     </w:p>
@@ -1553,7 +2616,29 @@
     </w:p>
     <w:p>
       <w:r>
-        <w:t>Complete the supported workbook tasks before attempting W4 independently. Record any hints or help used. After feedback, use the teacher's fresh retry rather than copying the earlier answer. For a project, select a relevant new case, predict the outcome from the declared rule and preserve the result alongside any revision.</w:t>
+        <w:t>Use a genuinely new case for independent evidence. Previously discussed examples remain practice; use the separately named independent case before feedback.</w:t>
+      </w:r>
+    </w:p>
+    <w:p>
+      <w:pPr>
+        <w:spacing w:line="336" w:lineRule="auto" w:after="180"/>
+      </w:pPr>
+      <w:r>
+        <w:rPr>
+          <w:b w:val="0"/>
+        </w:rPr>
+        <w:t>Complete the supported workbook tasks before attempting W4 independently. Record any hints or help used. After feedback, use the teacher's fresh retry rather than copying the earlier answer.</w:t>
+      </w:r>
+    </w:p>
+    <w:p>
+      <w:pPr>
+        <w:spacing w:line="336" w:lineRule="auto" w:after="180"/>
+      </w:pPr>
+      <w:r>
+        <w:rPr>
+          <w:b w:val="0"/>
+        </w:rPr>
+        <w:t>For a project, select a relevant new case, predict the outcome from the declared rule and preserve the result alongside any revision.</w:t>
       </w:r>
     </w:p>
     <w:p>
@@ -1590,8 +2675,25 @@
       </w:r>
     </w:p>
     <w:p>
-      <w:r>
-        <w:t>For the worked scenario, propose one additional case that could reveal a failure, describe its expected outcome before running it, and explain what would need to remain fixed for a fair comparison. Do not reuse W4 as a new final test after receiving feedback.</w:t>
+      <w:pPr>
+        <w:spacing w:line="336" w:lineRule="auto" w:after="180"/>
+      </w:pPr>
+      <w:r>
+        <w:rPr>
+          <w:b w:val="0"/>
+        </w:rPr>
+        <w:t>For the worked scenario, propose one additional case that could reveal a failure, describe its expected outcome before running it, and explain what would need to remain fixed for a fair comparison.</w:t>
+      </w:r>
+    </w:p>
+    <w:p>
+      <w:pPr>
+        <w:spacing w:line="336" w:lineRule="auto" w:after="180"/>
+      </w:pPr>
+      <w:r>
+        <w:rPr>
+          <w:b w:val="0"/>
+        </w:rPr>
+        <w:t>Do not reuse W4 as a new final test after receiving feedback.</w:t>
       </w:r>
     </w:p>
     <w:p>
@@ -1628,6 +2730,11 @@
       </w:pPr>
       <w:r>
         <w:t>13. Study a complete case</w:t>
+      </w:r>
+    </w:p>
+    <w:p>
+      <w:r>
+        <w:t>Revisit the complete Research defense and next questions case for supported practice. Repeated examples do not become fresh assessments.</w:t>
       </w:r>
     </w:p>
     <w:p>
@@ -1731,8 +2838,26 @@
       </w:r>
     </w:p>
     <w:p>
-      <w:r>
-        <w:t>Follow the input through the stated procedure to its result. Cover the result first, predict it, then explain every intermediate step. The text/table accompanies the figure so the example can be read without colour.</w:t>
+      <w:pPr>
+        <w:spacing w:line="336" w:lineRule="auto" w:after="180"/>
+      </w:pPr>
+      <w:r>
+        <w:rPr>
+          <w:b w:val="0"/>
+        </w:rPr>
+        <w:t xml:space="preserve">Follow the </w:t>
+      </w:r>
+      <w:r>
+        <w:rPr>
+          <w:b/>
+        </w:rPr>
+        <w:t>input</w:t>
+      </w:r>
+      <w:r>
+        <w:rPr>
+          <w:b w:val="0"/>
+        </w:rPr>
+        <w:t xml:space="preserve"> through the stated procedure to its result. Cover the result first, predict it, then explain every intermediate step. The text/table accompanies the figure so the example can be read without colour.</w:t>
       </w:r>
     </w:p>
     <w:p>
@@ -1782,6 +2907,11 @@
       </w:r>
     </w:p>
     <w:p>
+      <w:r>
+        <w:t>Attempt the reserved new case before feedback. Record support; the earlier examples below remain additional practice.</w:t>
+      </w:r>
+    </w:p>
+    <w:p>
       <w:pPr>
         <w:pStyle w:val="Heading3"/>
       </w:pPr>
@@ -1790,8 +2920,26 @@
       </w:r>
     </w:p>
     <w:p>
-      <w:r>
-        <w:t>Project candidate9/12, baseline10/12; reproduction matches. State result and a useful next question.</w:t>
+      <w:pPr>
+        <w:spacing w:line="336" w:lineRule="auto" w:after="180"/>
+      </w:pPr>
+      <w:r>
+        <w:rPr>
+          <w:b w:val="0"/>
+        </w:rPr>
+        <w:t xml:space="preserve">Project candidate9/12, baseline10/12; reproduction matches. State result and a useful </w:t>
+      </w:r>
+      <w:r>
+        <w:rPr>
+          <w:b/>
+        </w:rPr>
+        <w:t>next question</w:t>
+      </w:r>
+      <w:r>
+        <w:rPr>
+          <w:b w:val="0"/>
+        </w:rPr>
+        <w:t>.</w:t>
       </w:r>
     </w:p>
     <w:p>
@@ -1838,7 +2986,13 @@
       </w:r>
     </w:p>
     <w:p>
-      <w:r>
+      <w:pPr>
+        <w:spacing w:line="336" w:lineRule="auto" w:after="180"/>
+      </w:pPr>
+      <w:r>
+        <w:rPr>
+          <w:b w:val="0"/>
+        </w:rPr>
         <w:t>Attempt this case before feedback. Record any help. Earlier examples below are further practice; a case already practised with feedback cannot establish fresh transfer.</w:t>
       </w:r>
     </w:p>
@@ -1851,8 +3005,26 @@
       </w:r>
     </w:p>
     <w:p>
-      <w:r>
-        <w:t>Project candidate9/12, baseline10/12; reproduction matches. State result and a useful next question.</w:t>
+      <w:pPr>
+        <w:spacing w:line="336" w:lineRule="auto" w:after="180"/>
+      </w:pPr>
+      <w:r>
+        <w:rPr>
+          <w:b w:val="0"/>
+        </w:rPr>
+        <w:t xml:space="preserve">Project candidate9/12, baseline10/12; reproduction matches. State result and a useful </w:t>
+      </w:r>
+      <w:r>
+        <w:rPr>
+          <w:b/>
+        </w:rPr>
+        <w:t>next question</w:t>
+      </w:r>
+      <w:r>
+        <w:rPr>
+          <w:b w:val="0"/>
+        </w:rPr>
+        <w:t>.</w:t>
       </w:r>
     </w:p>
     <w:p>
@@ -1904,7 +3076,13 @@
       </w:r>
     </w:p>
     <w:p>
-      <w:r>
+      <w:pPr>
+        <w:spacing w:line="336" w:lineRule="auto" w:after="180"/>
+      </w:pPr>
+      <w:r>
+        <w:rPr>
+          <w:b w:val="0"/>
+        </w:rPr>
         <w:t>Record support used: none, hint or teacher explanation. After feedback, a different case is needed to demonstrate independence.</w:t>
       </w:r>
     </w:p>
@@ -1917,8 +3095,25 @@
       </w:r>
     </w:p>
     <w:p>
-      <w:r>
-        <w:t>Attempt the independent case before hints. Record whether you worked alone, used a hint or followed a model. After feedback, fix the first unsupported step and explain why it changed. A later check uses a changed case, not a copied answer.</w:t>
+      <w:pPr>
+        <w:spacing w:line="336" w:lineRule="auto" w:after="180"/>
+      </w:pPr>
+      <w:r>
+        <w:rPr>
+          <w:b w:val="0"/>
+        </w:rPr>
+        <w:t>Attempt the independent case before hints. Record whether you worked alone, used a hint or followed a model. After feedback, fix the first unsupported step and explain why it changed.</w:t>
+      </w:r>
+    </w:p>
+    <w:p>
+      <w:pPr>
+        <w:spacing w:line="336" w:lineRule="auto" w:after="180"/>
+      </w:pPr>
+      <w:r>
+        <w:rPr>
+          <w:b w:val="0"/>
+        </w:rPr>
+        <w:t>A later check uses a changed case, not a copied answer.</w:t>
       </w:r>
     </w:p>
     <w:p>
@@ -1931,6 +3126,17 @@
     </w:p>
     <w:p>
       <w:r>
+        <w:t>Use this map to navigate Research defense and next questions, connect the goals to tasks and keep one evidence record for each attempt.</w:t>
+      </w:r>
+    </w:p>
+    <w:p>
+      <w:pPr>
+        <w:spacing w:line="336" w:lineRule="auto" w:after="180"/>
+      </w:pPr>
+      <w:r>
+        <w:rPr>
+          <w:b w:val="0"/>
+        </w:rPr>
         <w:t>Start with this question: Defend the next research question. A research defence identifies a observed weakness and a testable follow-up.</w:t>
       </w:r>
     </w:p>
@@ -2037,13 +3243,61 @@
       </w:tr>
     </w:tbl>
     <w:p>
-      <w:r>
-        <w:t>Remember → watch and explain → try with help → investigate → try independently → keep project evidence. Your teacher may spread this lesson across several classes.</w:t>
-      </w:r>
-    </w:p>
-    <w:p>
-      <w:r>
-        <w:t>Keep your first prediction. Compare it with what the evidence shows and explain any change.</w:t>
+      <w:pPr>
+        <w:spacing w:line="336" w:lineRule="auto" w:after="180"/>
+      </w:pPr>
+      <w:r>
+        <w:rPr>
+          <w:b w:val="0"/>
+        </w:rPr>
+        <w:t xml:space="preserve">Remember → watch and explain → try with help → investigate → try independently → keep project </w:t>
+      </w:r>
+      <w:r>
+        <w:rPr>
+          <w:b/>
+        </w:rPr>
+        <w:t>evidence</w:t>
+      </w:r>
+      <w:r>
+        <w:rPr>
+          <w:b w:val="0"/>
+        </w:rPr>
+        <w:t>. Your teacher may spread this lesson across several classes.</w:t>
+      </w:r>
+    </w:p>
+    <w:p>
+      <w:pPr>
+        <w:spacing w:line="336" w:lineRule="auto" w:after="180"/>
+      </w:pPr>
+      <w:r>
+        <w:rPr>
+          <w:b w:val="0"/>
+        </w:rPr>
+        <w:t xml:space="preserve">Keep your first </w:t>
+      </w:r>
+      <w:r>
+        <w:rPr>
+          <w:b/>
+        </w:rPr>
+        <w:t>prediction</w:t>
+      </w:r>
+      <w:r>
+        <w:rPr>
+          <w:b w:val="0"/>
+        </w:rPr>
+        <w:t xml:space="preserve">. Compare it with what the </w:t>
+      </w:r>
+      <w:r>
+        <w:rPr>
+          <w:b/>
+        </w:rPr>
+        <w:t>evidence</w:t>
+      </w:r>
+      <w:r>
+        <w:rPr>
+          <w:b w:val="0"/>
+        </w:rPr>
+        <w:t xml:space="preserve"> shows and explain any change.</w:t>
       </w:r>
     </w:p>
     <w:p>
@@ -2056,7 +3310,54 @@
     </w:p>
     <w:p>
       <w:r>
-        <w:t>Close your notes. Explain this goal in your own words: Explain the mechanism and terminology of research defense and next questions</w:t>
+        <w:t>Explain Research defense and next questions without notes, identify a remaining question and plan a later check with a changed case.</w:t>
+      </w:r>
+    </w:p>
+    <w:p>
+      <w:pPr>
+        <w:spacing w:line="336" w:lineRule="auto" w:after="180"/>
+      </w:pPr>
+      <w:r>
+        <w:rPr>
+          <w:b w:val="0"/>
+        </w:rPr>
+        <w:t xml:space="preserve">Close your notes. Explain this goal in your own words: Explain the </w:t>
+      </w:r>
+      <w:r>
+        <w:rPr>
+          <w:b/>
+        </w:rPr>
+        <w:t>mechanism</w:t>
+      </w:r>
+      <w:r>
+        <w:rPr>
+          <w:b w:val="0"/>
+        </w:rPr>
+        <w:t xml:space="preserve"> and terminology of </w:t>
+      </w:r>
+      <w:r>
+        <w:rPr>
+          <w:b/>
+        </w:rPr>
+        <w:t>research defense</w:t>
+      </w:r>
+      <w:r>
+        <w:rPr>
+          <w:b w:val="0"/>
+        </w:rPr>
+        <w:t xml:space="preserve"> and </w:t>
+      </w:r>
+      <w:r>
+        <w:rPr>
+          <w:b/>
+        </w:rPr>
+        <w:t>next question</w:t>
+      </w:r>
+      <w:r>
+        <w:rPr>
+          <w:b w:val="0"/>
+        </w:rPr>
+        <w:t>s</w:t>
       </w:r>
     </w:p>
     <w:p>
@@ -2093,13 +3394,61 @@
       </w:r>
     </w:p>
     <w:p>
-      <w:r>
-        <w:t>If you are unsure, return to the worked picture and explain one arrow. If you are ready, change an input or assumption and justify your prediction.</w:t>
-      </w:r>
-    </w:p>
-    <w:p>
-      <w:r>
-        <w:t>Save your workbook evidence. At the next review, try a different case before opening your old answer.</w:t>
+      <w:pPr>
+        <w:spacing w:line="336" w:lineRule="auto" w:after="180"/>
+      </w:pPr>
+      <w:r>
+        <w:rPr>
+          <w:b w:val="0"/>
+        </w:rPr>
+        <w:t xml:space="preserve">If you are unsure, return to the worked picture and explain one arrow. If you are ready, change an </w:t>
+      </w:r>
+      <w:r>
+        <w:rPr>
+          <w:b/>
+        </w:rPr>
+        <w:t>input</w:t>
+      </w:r>
+      <w:r>
+        <w:rPr>
+          <w:b w:val="0"/>
+        </w:rPr>
+        <w:t xml:space="preserve"> or assumption and justify your </w:t>
+      </w:r>
+      <w:r>
+        <w:rPr>
+          <w:b/>
+        </w:rPr>
+        <w:t>prediction</w:t>
+      </w:r>
+      <w:r>
+        <w:rPr>
+          <w:b w:val="0"/>
+        </w:rPr>
+        <w:t>.</w:t>
+      </w:r>
+    </w:p>
+    <w:p>
+      <w:pPr>
+        <w:spacing w:line="336" w:lineRule="auto" w:after="180"/>
+      </w:pPr>
+      <w:r>
+        <w:rPr>
+          <w:b w:val="0"/>
+        </w:rPr>
+        <w:t xml:space="preserve">Save your workbook </w:t>
+      </w:r>
+      <w:r>
+        <w:rPr>
+          <w:b/>
+        </w:rPr>
+        <w:t>evidence</w:t>
+      </w:r>
+      <w:r>
+        <w:rPr>
+          <w:b w:val="0"/>
+        </w:rPr>
+        <w:t>. At the next review, try a different case before opening your old answer.</w:t>
       </w:r>
     </w:p>
     <w:p>
@@ -2112,11 +3461,28 @@
     </w:p>
     <w:p>
       <w:r>
+        <w:t>Attempt supported questions before using hints or feedback. Review a missing building block, then keep the completed work.</w:t>
+      </w:r>
+    </w:p>
+    <w:p>
+      <w:pPr>
+        <w:spacing w:line="336" w:lineRule="auto" w:after="180"/>
+      </w:pPr>
+      <w:r>
+        <w:rPr>
+          <w:b w:val="0"/>
+        </w:rPr>
         <w:t>Use this supported practice once, in the browser or on paper. Keep the reserved independent assessment for a separate first attempt before teacher feedback.</w:t>
       </w:r>
     </w:p>
     <w:p>
-      <w:r>
+      <w:pPr>
+        <w:spacing w:line="336" w:lineRule="auto" w:after="180"/>
+      </w:pPr>
+      <w:r>
+        <w:rPr>
+          <w:b w:val="0"/>
+        </w:rPr>
         <w:t>Defend the next research question. A research defence identifies a observed weakness and a testable follow-up.</w:t>
       </w:r>
     </w:p>
@@ -2129,22 +3495,49 @@
       </w:r>
     </w:p>
     <w:p>
-      <w:r>
+      <w:pPr>
+        <w:spacing w:line="336" w:lineRule="auto" w:after="180"/>
+      </w:pPr>
+      <w:r>
+        <w:rPr>
+          <w:b w:val="0"/>
+        </w:rPr>
         <w:t>Which labelled step matches this detail? Photograph the same held-out objects under both light conditions using one camera and fixed scoring.</w:t>
       </w:r>
     </w:p>
     <w:p>
-      <w:r>
+      <w:pPr>
+        <w:spacing w:line="336" w:lineRule="auto" w:after="180"/>
+        <w:shd w:fill="F4F9FC"/>
+      </w:pPr>
+      <w:r>
+        <w:rPr>
+          <w:b w:val="0"/>
+        </w:rPr>
         <w:t>1. Design follow-up</w:t>
       </w:r>
     </w:p>
     <w:p>
-      <w:r>
+      <w:pPr>
+        <w:spacing w:line="336" w:lineRule="auto" w:after="180"/>
+        <w:shd w:fill="F4F9FC"/>
+      </w:pPr>
+      <w:r>
+        <w:rPr>
+          <w:b w:val="0"/>
+        </w:rPr>
         <w:t>2. Limit the interpretation</w:t>
       </w:r>
     </w:p>
     <w:p>
-      <w:r>
+      <w:pPr>
+        <w:spacing w:line="336" w:lineRule="auto" w:after="180"/>
+        <w:shd w:fill="F4F9FC"/>
+      </w:pPr>
+      <w:r>
+        <w:rPr>
+          <w:b w:val="0"/>
+        </w:rPr>
         <w:t>3. State slice outcomes</w:t>
       </w:r>
     </w:p>
@@ -2182,41 +3575,143 @@
       </w:r>
     </w:p>
     <w:p>
-      <w:r>
+      <w:pPr>
+        <w:pStyle w:val="Heading3"/>
+      </w:pPr>
+      <w:r>
+        <w:t>Hint · try first</w:t>
+      </w:r>
+    </w:p>
+    <w:p>
+      <w:pPr>
+        <w:spacing w:line="336" w:lineRule="auto" w:after="180"/>
+        <w:shd w:fill="F1F6F8"/>
+      </w:pPr>
+      <w:r>
+        <w:rPr>
+          <w:b w:val="0"/>
+        </w:rPr>
         <w:t>Hint if needed: Read the steps in the pictorial case. Match the supplied detail to the stage that performs or records it.</w:t>
       </w:r>
     </w:p>
     <w:p>
-      <w:r>
-        <w:t>After your attempt, compare with the supported explanation: Design follow-up Photograph the same held-out objects under both light conditions using one camera and fixed scoring. A defence should explain results, uncertainty and what would discriminate between explanations next. A controlled paired follow-up is more informative than simply collecting extra easy images.</w:t>
-      </w:r>
-    </w:p>
-    <w:p>
       <w:pPr>
         <w:pStyle w:val="Heading3"/>
       </w:pPr>
       <w:r>
+        <w:t>Feedback · compare after trying</w:t>
+      </w:r>
+    </w:p>
+    <w:p>
+      <w:pPr>
+        <w:spacing w:line="336" w:lineRule="auto" w:after="180"/>
+        <w:shd w:fill="F1F6FC"/>
+      </w:pPr>
+      <w:r>
+        <w:rPr>
+          <w:b w:val="0"/>
+        </w:rPr>
+        <w:t>After your attempt, compare with the supported explanation: Design follow-up Photograph the same held-out objects under both light conditions using one camera and fixed scoring.</w:t>
+      </w:r>
+    </w:p>
+    <w:p>
+      <w:pPr>
+        <w:spacing w:line="336" w:lineRule="auto" w:after="180"/>
+        <w:shd w:fill="F1F6FC"/>
+      </w:pPr>
+      <w:r>
+        <w:rPr>
+          <w:b w:val="0"/>
+        </w:rPr>
+        <w:t>A defence should explain results, uncertainty and what would discriminate between explanations next. A controlled paired follow-up is more informative than simply collecting extra easy images.</w:t>
+      </w:r>
+    </w:p>
+    <w:p>
+      <w:pPr>
+        <w:pStyle w:val="Heading3"/>
+      </w:pPr>
+      <w:r>
         <w:t>Practice 2: explain the deciding evidence</w:t>
       </w:r>
     </w:p>
     <w:p>
-      <w:r>
+      <w:pPr>
+        <w:pStyle w:val="Heading3"/>
+      </w:pPr>
+      <w:r>
+        <w:t>Changed case · predict first</w:t>
+      </w:r>
+    </w:p>
+    <w:p>
+      <w:pPr>
+        <w:spacing w:line="336" w:lineRule="auto" w:after="180"/>
+        <w:shd w:fill="F5F1FB"/>
+      </w:pPr>
+      <w:r>
+        <w:rPr>
+          <w:b w:val="0"/>
+        </w:rPr>
         <w:t>Changed-case practice: Change cameras as well as lighting in the follow-up. Which conclusion is supported by the supplied facts?</w:t>
       </w:r>
     </w:p>
     <w:p>
-      <w:r>
-        <w:t>1. We can decide the result without examining the changed input or the procedure.</w:t>
-      </w:r>
-    </w:p>
-    <w:p>
-      <w:r>
+      <w:pPr>
+        <w:spacing w:line="336" w:lineRule="auto" w:after="180"/>
+        <w:shd w:fill="F4F9FC"/>
+      </w:pPr>
+      <w:r>
+        <w:rPr>
+          <w:b w:val="0"/>
+        </w:rPr>
+        <w:t xml:space="preserve">1. We can decide the result without examining the changed </w:t>
+      </w:r>
+      <w:r>
+        <w:rPr>
+          <w:b/>
+        </w:rPr>
+        <w:t>input</w:t>
+      </w:r>
+      <w:r>
+        <w:rPr>
+          <w:b w:val="0"/>
+        </w:rPr>
+        <w:t xml:space="preserve"> or the procedure.</w:t>
+      </w:r>
+    </w:p>
+    <w:p>
+      <w:pPr>
+        <w:spacing w:line="336" w:lineRule="auto" w:after="180"/>
+        <w:shd w:fill="F4F9FC"/>
+      </w:pPr>
+      <w:r>
+        <w:rPr>
+          <w:b w:val="0"/>
+        </w:rPr>
         <w:t>2. The design again entangles two conditions.</w:t>
       </w:r>
     </w:p>
     <w:p>
-      <w:r>
-        <w:t>3. This one example guarantees correct results for every future input.</w:t>
+      <w:pPr>
+        <w:spacing w:line="336" w:lineRule="auto" w:after="180"/>
+        <w:shd w:fill="F4F9FC"/>
+      </w:pPr>
+      <w:r>
+        <w:rPr>
+          <w:b w:val="0"/>
+        </w:rPr>
+        <w:t xml:space="preserve">3. This one example guarantees correct results for every future </w:t>
+      </w:r>
+      <w:r>
+        <w:rPr>
+          <w:b/>
+        </w:rPr>
+        <w:t>input</w:t>
+      </w:r>
+      <w:r>
+        <w:rPr>
+          <w:b w:val="0"/>
+        </w:rPr>
+        <w:t>.</w:t>
       </w:r>
     </w:p>
     <w:p>
@@ -2253,12 +3748,42 @@
       </w:r>
     </w:p>
     <w:p>
-      <w:r>
+      <w:pPr>
+        <w:pStyle w:val="Heading3"/>
+      </w:pPr>
+      <w:r>
+        <w:t>Hint · try first</w:t>
+      </w:r>
+    </w:p>
+    <w:p>
+      <w:pPr>
+        <w:spacing w:line="336" w:lineRule="auto" w:after="180"/>
+        <w:shd w:fill="F1F6F8"/>
+      </w:pPr>
+      <w:r>
+        <w:rPr>
+          <w:b w:val="0"/>
+        </w:rPr>
         <w:t>Hint if needed: Use the changed condition and the deciding step in the pictorial trace. The answer must say what follows from those facts.</w:t>
       </w:r>
     </w:p>
     <w:p>
-      <w:r>
+      <w:pPr>
+        <w:pStyle w:val="Heading3"/>
+      </w:pPr>
+      <w:r>
+        <w:t>Feedback · compare after trying</w:t>
+      </w:r>
+    </w:p>
+    <w:p>
+      <w:pPr>
+        <w:spacing w:line="336" w:lineRule="auto" w:after="180"/>
+        <w:shd w:fill="F1F6FC"/>
+      </w:pPr>
+      <w:r>
+        <w:rPr>
+          <w:b w:val="0"/>
+        </w:rPr>
         <w:t>After your attempt, compare with the supported explanation: The design again entangles two conditions. A camera difference provides another explanation for any performance gap.</w:t>
       </w:r>
     </w:p>
@@ -2271,18 +3796,117 @@
       </w:r>
     </w:p>
     <w:p>
-      <w:r>
-        <w:t>Review Presentation and challenge session (ai-7/35). Goal: Explain the mechanism and terminology of presentation and challenge session. Short practice: Answer the camera-B challenge using only the twelve camera-A records. Why is one displayed camera-B success a demonstration rather than broad evidence of camera-B reliability?. Return to this week and explain what you changed.</w:t>
-      </w:r>
-    </w:p>
-    <w:p>
-      <w:r>
-        <w:t>Review Independent reproduction check (ai-7/33). Goal: Explain the mechanism and terminology of independent reproduction check. Short practice: Locate the Q3 scoring disagreement between 5/6 and 4/6. What should the teams inspect before choosing a score, and what limitation follows if the saved Q3 file is missing?. Return to this week and explain what you changed.</w:t>
-      </w:r>
-    </w:p>
-    <w:p>
-      <w:r>
-        <w:t>Review Writing the methods section (ai-7/30). Goal: Explain the mechanism and terminology of writing the methods section. Short practice: Apply the inclusive four-character rule to oak, pine and willow. Which label changes under greater-than-four, and what method detail allows another team to reproduce the distinction?. Return to this week and explain what you changed.</w:t>
+      <w:pPr>
+        <w:spacing w:line="336" w:lineRule="auto" w:after="180"/>
+      </w:pPr>
+      <w:r>
+        <w:rPr>
+          <w:b w:val="0"/>
+        </w:rPr>
+        <w:t xml:space="preserve">Review Presentation and challenge session (ai-7/35). Goal: Explain the </w:t>
+      </w:r>
+      <w:r>
+        <w:rPr>
+          <w:b/>
+        </w:rPr>
+        <w:t>mechanism</w:t>
+      </w:r>
+      <w:r>
+        <w:rPr>
+          <w:b w:val="0"/>
+        </w:rPr>
+        <w:t xml:space="preserve"> and terminology of presentation and challenge session. Short practice: Answer the camera-B challenge using only the twelve camera-A records.</w:t>
+      </w:r>
+    </w:p>
+    <w:p>
+      <w:pPr>
+        <w:spacing w:line="336" w:lineRule="auto" w:after="180"/>
+      </w:pPr>
+      <w:r>
+        <w:rPr>
+          <w:b w:val="0"/>
+        </w:rPr>
+        <w:t xml:space="preserve">Why is one displayed camera-B success a demonstration rather than broad </w:t>
+      </w:r>
+      <w:r>
+        <w:rPr>
+          <w:b/>
+        </w:rPr>
+        <w:t>evidence</w:t>
+      </w:r>
+      <w:r>
+        <w:rPr>
+          <w:b w:val="0"/>
+        </w:rPr>
+        <w:t xml:space="preserve"> of camera-B reliability?. Return to this week and explain what you changed.</w:t>
+      </w:r>
+    </w:p>
+    <w:p>
+      <w:pPr>
+        <w:spacing w:line="336" w:lineRule="auto" w:after="180"/>
+      </w:pPr>
+      <w:r>
+        <w:rPr>
+          <w:b w:val="0"/>
+        </w:rPr>
+        <w:t xml:space="preserve">Review Independent reproduction check (ai-7/33). Goal: Explain the </w:t>
+      </w:r>
+      <w:r>
+        <w:rPr>
+          <w:b/>
+        </w:rPr>
+        <w:t>mechanism</w:t>
+      </w:r>
+      <w:r>
+        <w:rPr>
+          <w:b w:val="0"/>
+        </w:rPr>
+        <w:t xml:space="preserve"> and terminology of independent reproduction check. Short practice: Locate the Q3 scoring disagreement between 5/6 and 4/6.</w:t>
+      </w:r>
+    </w:p>
+    <w:p>
+      <w:pPr>
+        <w:spacing w:line="336" w:lineRule="auto" w:after="180"/>
+      </w:pPr>
+      <w:r>
+        <w:rPr>
+          <w:b w:val="0"/>
+        </w:rPr>
+        <w:t>What should the teams inspect before choosing a score, and what limitation follows if the saved Q3 file is missing?. Return to this week and explain what you changed.</w:t>
+      </w:r>
+    </w:p>
+    <w:p>
+      <w:pPr>
+        <w:spacing w:line="336" w:lineRule="auto" w:after="180"/>
+      </w:pPr>
+      <w:r>
+        <w:rPr>
+          <w:b w:val="0"/>
+        </w:rPr>
+        <w:t xml:space="preserve">Review Writing the methods section (ai-7/30). Goal: Explain the </w:t>
+      </w:r>
+      <w:r>
+        <w:rPr>
+          <w:b/>
+        </w:rPr>
+        <w:t>mechanism</w:t>
+      </w:r>
+      <w:r>
+        <w:rPr>
+          <w:b w:val="0"/>
+        </w:rPr>
+        <w:t xml:space="preserve"> and terminology of writing the methods section. Short practice: Apply the inclusive four-character rule to oak, pine and willow.</w:t>
+      </w:r>
+    </w:p>
+    <w:p>
+      <w:pPr>
+        <w:spacing w:line="336" w:lineRule="auto" w:after="180"/>
+      </w:pPr>
+      <w:r>
+        <w:rPr>
+          <w:b w:val="0"/>
+        </w:rPr>
+        <w:t>Which label changes under greater-than-four, and what method detail allows another team to reproduce the distinction?. Return to this week and explain what you changed.</w:t>
       </w:r>
     </w:p>
     <w:p>
@@ -2294,8 +3918,555 @@
       </w:r>
     </w:p>
     <w:p>
-      <w:r>
-        <w:t>Use Download completed work in the hosted lesson to export your answers, reflections, practice feedback and code-run evidence. Open the HTML copy to read or print it. Drafts stay in this browser when storage is available; clear drafts on a shared device.</w:t>
+      <w:pPr>
+        <w:spacing w:line="336" w:lineRule="auto" w:after="180"/>
+      </w:pPr>
+      <w:r>
+        <w:rPr>
+          <w:b w:val="0"/>
+        </w:rPr>
+        <w:t xml:space="preserve">Use Download completed work in the hosted lesson to export your answers, reflections, practice feedback and code-run </w:t>
+      </w:r>
+      <w:r>
+        <w:rPr>
+          <w:b/>
+        </w:rPr>
+        <w:t>evidence</w:t>
+      </w:r>
+      <w:r>
+        <w:rPr>
+          <w:b w:val="0"/>
+        </w:rPr>
+        <w:t>. Open the HTML copy to read or print it.</w:t>
+      </w:r>
+    </w:p>
+    <w:p>
+      <w:pPr>
+        <w:spacing w:line="336" w:lineRule="auto" w:after="180"/>
+      </w:pPr>
+      <w:r>
+        <w:rPr>
+          <w:b w:val="0"/>
+        </w:rPr>
+        <w:t>Drafts stay in this browser when storage is available; clear drafts on a shared device.</w:t>
+      </w:r>
+    </w:p>
+    <w:p>
+      <w:pPr>
+        <w:pStyle w:val="Heading1"/>
+      </w:pPr>
+      <w:r>
+        <w:t>18. Visual concept journey</w:t>
+      </w:r>
+    </w:p>
+    <w:p>
+      <w:r>
+        <w:t>Explain each Research defense and next questions graphic using its labels, deciding evidence and relevant limitation.</w:t>
+      </w:r>
+    </w:p>
+    <w:p>
+      <w:pPr>
+        <w:pStyle w:val="Heading3"/>
+      </w:pPr>
+      <w:r>
+        <w:t>01. Research defense and next questions: the case</w:t>
+      </w:r>
+    </w:p>
+    <w:p>
+      <w:r>
+        <w:drawing>
+          <wp:inline xmlns:a="http://schemas.openxmlformats.org/drawingml/2006/main" xmlns:pic="http://schemas.openxmlformats.org/drawingml/2006/picture">
+            <wp:extent cx="5486400" cy="2834640"/>
+            <wp:docPr id="3" name="Picture 3" descr="Defend the next research question. A research defence identifies a observed weakness and a testable follow-up. Supplied facts: A frozen model is correct on 8/10 clear images and 4/10 shaded images. Source objects are grouped within each condition."/>
+            <wp:cNvGraphicFramePr>
+              <a:graphicFrameLocks noChangeAspect="1"/>
+            </wp:cNvGraphicFramePr>
+            <a:graphic>
+              <a:graphicData uri="http://schemas.openxmlformats.org/drawingml/2006/picture">
+                <pic:pic>
+                  <pic:nvPicPr>
+                    <pic:cNvPr id="0" name="academy-story-ai-7-36-01.png"/>
+                    <pic:cNvPicPr/>
+                  </pic:nvPicPr>
+                  <pic:blipFill>
+                    <a:blip r:embed="rId11"/>
+                    <a:stretch>
+                      <a:fillRect/>
+                    </a:stretch>
+                  </pic:blipFill>
+                  <pic:spPr>
+                    <a:xfrm>
+                      <a:off x="0" y="0"/>
+                      <a:ext cx="5486400" cy="2834640"/>
+                    </a:xfrm>
+                    <a:prstGeom prst="rect"/>
+                  </pic:spPr>
+                </pic:pic>
+              </a:graphicData>
+            </a:graphic>
+          </wp:inline>
+        </w:drawing>
+      </w:r>
+    </w:p>
+    <w:p>
+      <w:pPr>
+        <w:spacing w:line="336" w:lineRule="auto" w:after="180"/>
+      </w:pPr>
+      <w:r>
+        <w:rPr>
+          <w:b w:val="0"/>
+        </w:rPr>
+        <w:t>Defend the next research question. A research defence identifies a observed weakness and a testable follow-up. Supplied facts: A frozen model is correct on 8/10 clear images and 4/10 shaded images.</w:t>
+      </w:r>
+    </w:p>
+    <w:p>
+      <w:pPr>
+        <w:spacing w:line="336" w:lineRule="auto" w:after="180"/>
+      </w:pPr>
+      <w:r>
+        <w:rPr>
+          <w:b w:val="0"/>
+        </w:rPr>
+        <w:t>Source objects are grouped within each condition.</w:t>
+      </w:r>
+    </w:p>
+    <w:p>
+      <w:pPr>
+        <w:spacing w:line="336" w:lineRule="auto" w:after="180"/>
+        <w:shd w:fill="F5F1FB"/>
+      </w:pPr>
+      <w:r>
+        <w:rPr>
+          <w:b w:val="0"/>
+        </w:rPr>
+        <w:t>Point to the given fact that matters most. Explain why it matters.</w:t>
+      </w:r>
+    </w:p>
+    <w:p>
+      <w:pPr>
+        <w:pStyle w:val="Heading3"/>
+      </w:pPr>
+      <w:r>
+        <w:t>02. Follow the deciding steps</w:t>
+      </w:r>
+    </w:p>
+    <w:p>
+      <w:r>
+        <w:drawing>
+          <wp:inline xmlns:a="http://schemas.openxmlformats.org/drawingml/2006/main" xmlns:pic="http://schemas.openxmlformats.org/drawingml/2006/picture">
+            <wp:extent cx="5486400" cy="3337560"/>
+            <wp:docPr id="4" name="Picture 4" descr="State slice outcomes: Clear is 80%; shaded is 40%. → Limit the interpretation: Shade sensitivity is plausible, but camera or object differences may also matter. → Design follow-up: Photograph the same held-out objects under both light conditions using one camera and fixed scoring."/>
+            <wp:cNvGraphicFramePr>
+              <a:graphicFrameLocks noChangeAspect="1"/>
+            </wp:cNvGraphicFramePr>
+            <a:graphic>
+              <a:graphicData uri="http://schemas.openxmlformats.org/drawingml/2006/picture">
+                <pic:pic>
+                  <pic:nvPicPr>
+                    <pic:cNvPr id="0" name="academy-story-ai-7-36-02.png"/>
+                    <pic:cNvPicPr/>
+                  </pic:nvPicPr>
+                  <pic:blipFill>
+                    <a:blip r:embed="rId12"/>
+                    <a:stretch>
+                      <a:fillRect/>
+                    </a:stretch>
+                  </pic:blipFill>
+                  <pic:spPr>
+                    <a:xfrm>
+                      <a:off x="0" y="0"/>
+                      <a:ext cx="5486400" cy="3337560"/>
+                    </a:xfrm>
+                    <a:prstGeom prst="rect"/>
+                  </pic:spPr>
+                </pic:pic>
+              </a:graphicData>
+            </a:graphic>
+          </wp:inline>
+        </w:drawing>
+      </w:r>
+    </w:p>
+    <w:p>
+      <w:pPr>
+        <w:spacing w:line="336" w:lineRule="auto" w:after="180"/>
+      </w:pPr>
+      <w:r>
+        <w:rPr>
+          <w:b w:val="0"/>
+        </w:rPr>
+        <w:t xml:space="preserve">State slice outcomes: Clear is </w:t>
+      </w:r>
+      <w:r>
+        <w:rPr>
+          <w:b/>
+        </w:rPr>
+        <w:t>80%</w:t>
+      </w:r>
+      <w:r>
+        <w:rPr>
+          <w:b w:val="0"/>
+        </w:rPr>
+        <w:t>; shaded is 40%. → Limit the interpretation: Shade sensitivity is plausible, but camera or object differences may also matter. → Design follow-up: Photograph the same held-out objects under both light conditions using one camera and fixed scoring.</w:t>
+      </w:r>
+    </w:p>
+    <w:p>
+      <w:pPr>
+        <w:spacing w:line="336" w:lineRule="auto" w:after="180"/>
+        <w:shd w:fill="F5F1FB"/>
+      </w:pPr>
+      <w:r>
+        <w:rPr>
+          <w:b w:val="0"/>
+        </w:rPr>
+        <w:t xml:space="preserve">Point to each numbered stage and explain which recorded </w:t>
+      </w:r>
+      <w:r>
+        <w:rPr>
+          <w:b/>
+        </w:rPr>
+        <w:t>input</w:t>
+      </w:r>
+      <w:r>
+        <w:rPr>
+          <w:b w:val="0"/>
+        </w:rPr>
+        <w:t xml:space="preserve"> it uses.</w:t>
+      </w:r>
+    </w:p>
+    <w:p>
+      <w:pPr>
+        <w:pStyle w:val="Heading3"/>
+      </w:pPr>
+      <w:r>
+        <w:t>03. Defence: different condition slices</w:t>
+      </w:r>
+    </w:p>
+    <w:p>
+      <w:r>
+        <w:drawing>
+          <wp:inline xmlns:a="http://schemas.openxmlformats.org/drawingml/2006/main" xmlns:pic="http://schemas.openxmlformats.org/drawingml/2006/picture">
+            <wp:extent cx="5486400" cy="2834640"/>
+            <wp:docPr id="5" name="Picture 5" descr="Defence: different condition slices. Units: correct cases out of 10 per slice. Clear: 8. Shaded: 4."/>
+            <wp:cNvGraphicFramePr>
+              <a:graphicFrameLocks noChangeAspect="1"/>
+            </wp:cNvGraphicFramePr>
+            <a:graphic>
+              <a:graphicData uri="http://schemas.openxmlformats.org/drawingml/2006/picture">
+                <pic:pic>
+                  <pic:nvPicPr>
+                    <pic:cNvPr id="0" name="academy-story-ai-7-36-03.png"/>
+                    <pic:cNvPicPr/>
+                  </pic:nvPicPr>
+                  <pic:blipFill>
+                    <a:blip r:embed="rId13"/>
+                    <a:stretch>
+                      <a:fillRect/>
+                    </a:stretch>
+                  </pic:blipFill>
+                  <pic:spPr>
+                    <a:xfrm>
+                      <a:off x="0" y="0"/>
+                      <a:ext cx="5486400" cy="2834640"/>
+                    </a:xfrm>
+                    <a:prstGeom prst="rect"/>
+                  </pic:spPr>
+                </pic:pic>
+              </a:graphicData>
+            </a:graphic>
+          </wp:inline>
+        </w:drawing>
+      </w:r>
+    </w:p>
+    <w:p>
+      <w:pPr>
+        <w:spacing w:line="336" w:lineRule="auto" w:after="180"/>
+      </w:pPr>
+      <w:r>
+        <w:rPr>
+          <w:b w:val="0"/>
+        </w:rPr>
+        <w:t>Defence: different condition slices. Units: correct cases out of 10 per slice. Clear: 8. Shaded: 4.</w:t>
+      </w:r>
+    </w:p>
+    <w:p>
+      <w:pPr>
+        <w:spacing w:line="336" w:lineRule="auto" w:after="180"/>
+        <w:shd w:fill="F5F1FB"/>
+      </w:pPr>
+      <w:r>
+        <w:rPr>
+          <w:b w:val="0"/>
+        </w:rPr>
+        <w:t>Read the labels and values. Explain the relationship the model shows.</w:t>
+      </w:r>
+    </w:p>
+    <w:p>
+      <w:pPr>
+        <w:pStyle w:val="Heading3"/>
+      </w:pPr>
+      <w:r>
+        <w:t>04. Change one thing. Trace what follows.</w:t>
+      </w:r>
+    </w:p>
+    <w:p>
+      <w:r>
+        <w:drawing>
+          <wp:inline xmlns:a="http://schemas.openxmlformats.org/drawingml/2006/main" xmlns:pic="http://schemas.openxmlformats.org/drawingml/2006/picture">
+            <wp:extent cx="5486400" cy="3041904"/>
+            <wp:docPr id="6" name="Picture 6" descr="Original case: Photograph the same held-out objects under both light conditions using one camera and fixed scoring. Changed condition: Change cameras as well as lighting in the follow-up. Expected result: The design again entangles two conditions. Reason: A camera difference provides another explanation for any performance gap."/>
+            <wp:cNvGraphicFramePr>
+              <a:graphicFrameLocks noChangeAspect="1"/>
+            </wp:cNvGraphicFramePr>
+            <a:graphic>
+              <a:graphicData uri="http://schemas.openxmlformats.org/drawingml/2006/picture">
+                <pic:pic>
+                  <pic:nvPicPr>
+                    <pic:cNvPr id="0" name="academy-story-ai-7-36-04.png"/>
+                    <pic:cNvPicPr/>
+                  </pic:nvPicPr>
+                  <pic:blipFill>
+                    <a:blip r:embed="rId14"/>
+                    <a:stretch>
+                      <a:fillRect/>
+                    </a:stretch>
+                  </pic:blipFill>
+                  <pic:spPr>
+                    <a:xfrm>
+                      <a:off x="0" y="0"/>
+                      <a:ext cx="5486400" cy="3041904"/>
+                    </a:xfrm>
+                    <a:prstGeom prst="rect"/>
+                  </pic:spPr>
+                </pic:pic>
+              </a:graphicData>
+            </a:graphic>
+          </wp:inline>
+        </w:drawing>
+      </w:r>
+    </w:p>
+    <w:p>
+      <w:pPr>
+        <w:spacing w:line="336" w:lineRule="auto" w:after="180"/>
+      </w:pPr>
+      <w:r>
+        <w:rPr>
+          <w:b w:val="0"/>
+        </w:rPr>
+        <w:t>Original case: Photograph the same held-out objects under both light conditions using one camera and fixed scoring. Changed condition: Change cameras as well as lighting in the follow-up.</w:t>
+      </w:r>
+    </w:p>
+    <w:p>
+      <w:pPr>
+        <w:spacing w:line="336" w:lineRule="auto" w:after="180"/>
+      </w:pPr>
+      <w:r>
+        <w:rPr>
+          <w:b w:val="0"/>
+        </w:rPr>
+        <w:t>Expected result: The design again entangles two conditions. Reason: A camera difference provides another explanation for any performance gap.</w:t>
+      </w:r>
+    </w:p>
+    <w:p>
+      <w:pPr>
+        <w:spacing w:line="336" w:lineRule="auto" w:after="180"/>
+        <w:shd w:fill="F5F1FB"/>
+      </w:pPr>
+      <w:r>
+        <w:rPr>
+          <w:b w:val="0"/>
+        </w:rPr>
+        <w:t>Predict before checking the worked changed-case result. Name what changed and what the supplied facts allow you to conclude.</w:t>
+      </w:r>
+    </w:p>
+    <w:p>
+      <w:pPr>
+        <w:pStyle w:val="Heading3"/>
+      </w:pPr>
+      <w:r>
+        <w:t>05. Connect the explanation to its limit</w:t>
+      </w:r>
+    </w:p>
+    <w:p>
+      <w:r>
+        <w:drawing>
+          <wp:inline xmlns:a="http://schemas.openxmlformats.org/drawingml/2006/main" xmlns:pic="http://schemas.openxmlformats.org/drawingml/2006/picture">
+            <wp:extent cx="5486400" cy="2834640"/>
+            <wp:docPr id="7" name="Picture 7" descr="A defence should explain results, uncertainty and what would discriminate between explanations next. A controlled paired follow-up is more informative than simply collecting extra easy images. Limit: Even a paired follow-up needs adequate independent objects and justified analysis; no causal conclusion is claimed yet."/>
+            <wp:cNvGraphicFramePr>
+              <a:graphicFrameLocks noChangeAspect="1"/>
+            </wp:cNvGraphicFramePr>
+            <a:graphic>
+              <a:graphicData uri="http://schemas.openxmlformats.org/drawingml/2006/picture">
+                <pic:pic>
+                  <pic:nvPicPr>
+                    <pic:cNvPr id="0" name="academy-story-ai-7-36-05.png"/>
+                    <pic:cNvPicPr/>
+                  </pic:nvPicPr>
+                  <pic:blipFill>
+                    <a:blip r:embed="rId15"/>
+                    <a:stretch>
+                      <a:fillRect/>
+                    </a:stretch>
+                  </pic:blipFill>
+                  <pic:spPr>
+                    <a:xfrm>
+                      <a:off x="0" y="0"/>
+                      <a:ext cx="5486400" cy="2834640"/>
+                    </a:xfrm>
+                    <a:prstGeom prst="rect"/>
+                  </pic:spPr>
+                </pic:pic>
+              </a:graphicData>
+            </a:graphic>
+          </wp:inline>
+        </w:drawing>
+      </w:r>
+    </w:p>
+    <w:p>
+      <w:pPr>
+        <w:spacing w:line="336" w:lineRule="auto" w:after="180"/>
+      </w:pPr>
+      <w:r>
+        <w:rPr>
+          <w:b w:val="0"/>
+        </w:rPr>
+        <w:t>A defence should explain results, uncertainty and what would discriminate between explanations next. A controlled paired follow-up is more informative than simply collecting extra easy images.</w:t>
+      </w:r>
+    </w:p>
+    <w:p>
+      <w:pPr>
+        <w:spacing w:line="336" w:lineRule="auto" w:after="180"/>
+      </w:pPr>
+      <w:r>
+        <w:rPr>
+          <w:b w:val="0"/>
+        </w:rPr>
+        <w:t>Limit: Even a paired follow-up needs adequate independent objects and justified analysis; no causal conclusion is claimed yet.</w:t>
+      </w:r>
+    </w:p>
+    <w:p>
+      <w:pPr>
+        <w:spacing w:line="336" w:lineRule="auto" w:after="180"/>
+        <w:shd w:fill="F5F1FB"/>
+      </w:pPr>
+      <w:r>
+        <w:rPr>
+          <w:b w:val="0"/>
+        </w:rPr>
+        <w:t>Explain the case, then point to a limit on the claim.</w:t>
+      </w:r>
+    </w:p>
+    <w:p>
+      <w:pPr>
+        <w:pStyle w:val="Heading3"/>
+      </w:pPr>
+      <w:r>
+        <w:t>06. Make the idea visible in your project</w:t>
+      </w:r>
+    </w:p>
+    <w:p>
+      <w:r>
+        <w:drawing>
+          <wp:inline xmlns:a="http://schemas.openxmlformats.org/drawingml/2006/main" xmlns:pic="http://schemas.openxmlformats.org/drawingml/2006/picture">
+            <wp:extent cx="5486400" cy="3828288"/>
+            <wp:docPr id="8" name="Picture 8" descr="For the Reproducible AI Research Study, retain an annotated worked trace and the changed-case reasoning. Connect the claim to its records, units and assumptions so another investigator can challenge or reproduce it. Draw your input, deciding step, result and limit. Supported question: Compute the clear and shaded rates and identify alternative explanations. How does the same-object, one-camera follow-up help, and why does changing cameras again reintroduce confounding?"/>
+            <wp:cNvGraphicFramePr>
+              <a:graphicFrameLocks noChangeAspect="1"/>
+            </wp:cNvGraphicFramePr>
+            <a:graphic>
+              <a:graphicData uri="http://schemas.openxmlformats.org/drawingml/2006/picture">
+                <pic:pic>
+                  <pic:nvPicPr>
+                    <pic:cNvPr id="0" name="academy-story-ai-7-36-06.png"/>
+                    <pic:cNvPicPr/>
+                  </pic:nvPicPr>
+                  <pic:blipFill>
+                    <a:blip r:embed="rId16"/>
+                    <a:stretch>
+                      <a:fillRect/>
+                    </a:stretch>
+                  </pic:blipFill>
+                  <pic:spPr>
+                    <a:xfrm>
+                      <a:off x="0" y="0"/>
+                      <a:ext cx="5486400" cy="3828288"/>
+                    </a:xfrm>
+                    <a:prstGeom prst="rect"/>
+                  </pic:spPr>
+                </pic:pic>
+              </a:graphicData>
+            </a:graphic>
+          </wp:inline>
+        </w:drawing>
+      </w:r>
+    </w:p>
+    <w:p>
+      <w:pPr>
+        <w:spacing w:line="336" w:lineRule="auto" w:after="180"/>
+      </w:pPr>
+      <w:r>
+        <w:rPr>
+          <w:b w:val="0"/>
+        </w:rPr>
+        <w:t>For the Reproducible AI Research Study, retain an annotated worked trace and the changed-case reasoning. Connect the claim to its records, units and assumptions so another investigator can challenge or reproduce it.</w:t>
+      </w:r>
+    </w:p>
+    <w:p>
+      <w:pPr>
+        <w:spacing w:line="336" w:lineRule="auto" w:after="180"/>
+      </w:pPr>
+      <w:r>
+        <w:rPr>
+          <w:b w:val="0"/>
+        </w:rPr>
+        <w:t xml:space="preserve">Draw your </w:t>
+      </w:r>
+      <w:r>
+        <w:rPr>
+          <w:b/>
+        </w:rPr>
+        <w:t>input</w:t>
+      </w:r>
+      <w:r>
+        <w:rPr>
+          <w:b w:val="0"/>
+        </w:rPr>
+        <w:t>, deciding step, result and limit. Supported question: Compute the clear and shaded rates and identify alternative explanations.</w:t>
+      </w:r>
+    </w:p>
+    <w:p>
+      <w:pPr>
+        <w:spacing w:line="336" w:lineRule="auto" w:after="180"/>
+      </w:pPr>
+      <w:r>
+        <w:rPr>
+          <w:b w:val="0"/>
+        </w:rPr>
+        <w:t>How does the same-object, one-camera follow-up help, and why does changing cameras again reintroduce confounding?</w:t>
+      </w:r>
+    </w:p>
+    <w:p>
+      <w:pPr>
+        <w:spacing w:line="336" w:lineRule="auto" w:after="180"/>
+        <w:shd w:fill="F5F1FB"/>
+      </w:pPr>
+      <w:r>
+        <w:rPr>
+          <w:b w:val="0"/>
+        </w:rPr>
+        <w:t xml:space="preserve">Draw your project trace and justify the deciding step using </w:t>
+      </w:r>
+      <w:r>
+        <w:rPr>
+          <w:b/>
+        </w:rPr>
+        <w:t>evidence</w:t>
+      </w:r>
+      <w:r>
+        <w:rPr>
+          <w:b w:val="0"/>
+        </w:rPr>
+        <w:t>.</w:t>
       </w:r>
     </w:p>
     <w:sectPr>

--- a/downloads/student/ai-7-week-36.docx
+++ b/downloads/student/ai-7-week-36.docx
@@ -1112,7 +1112,7 @@
         <w:rPr>
           <w:b w:val="0"/>
         </w:rPr>
-        <w:t>Defend the next research question. A research defence identifies a observed weakness and a testable follow-up.</w:t>
+        <w:t>Defend the next research question. A research defence identifies an observed weakness and a testable follow-up.</w:t>
       </w:r>
     </w:p>
     <w:p>
@@ -3137,7 +3137,7 @@
         <w:rPr>
           <w:b w:val="0"/>
         </w:rPr>
-        <w:t>Start with this question: Defend the next research question. A research defence identifies a observed weakness and a testable follow-up.</w:t>
+        <w:t>Start with this question: Defend the next research question. A research defence identifies an observed weakness and a testable follow-up.</w:t>
       </w:r>
     </w:p>
     <w:tbl>
@@ -3483,7 +3483,7 @@
         <w:rPr>
           <w:b w:val="0"/>
         </w:rPr>
-        <w:t>Defend the next research question. A research defence identifies a observed weakness and a testable follow-up.</w:t>
+        <w:t>Defend the next research question. A research defence identifies an observed weakness and a testable follow-up.</w:t>
       </w:r>
     </w:p>
     <w:p>
@@ -3977,7 +3977,7 @@
         <w:drawing>
           <wp:inline xmlns:a="http://schemas.openxmlformats.org/drawingml/2006/main" xmlns:pic="http://schemas.openxmlformats.org/drawingml/2006/picture">
             <wp:extent cx="5486400" cy="2834640"/>
-            <wp:docPr id="3" name="Picture 3" descr="Defend the next research question. A research defence identifies a observed weakness and a testable follow-up. Supplied facts: A frozen model is correct on 8/10 clear images and 4/10 shaded images. Source objects are grouped within each condition."/>
+            <wp:docPr id="3" name="Picture 3" descr="Defend the next research question. A research defence identifies an observed weakness and a testable follow-up. Supplied facts: A frozen model is correct on 8/10 clear images and 4/10 shaded images. Source objects are grouped within each condition."/>
             <wp:cNvGraphicFramePr>
               <a:graphicFrameLocks noChangeAspect="1"/>
             </wp:cNvGraphicFramePr>
@@ -4016,7 +4016,7 @@
         <w:rPr>
           <w:b w:val="0"/>
         </w:rPr>
-        <w:t>Defend the next research question. A research defence identifies a observed weakness and a testable follow-up. Supplied facts: A frozen model is correct on 8/10 clear images and 4/10 shaded images.</w:t>
+        <w:t>Defend the next research question. A research defence identifies an observed weakness and a testable follow-up. Supplied facts: A frozen model is correct on 8/10 clear images and 4/10 shaded images.</w:t>
       </w:r>
     </w:p>
     <w:p>

--- a/downloads/student/ai-7-week-36.docx
+++ b/downloads/student/ai-7-week-36.docx
@@ -25,12 +25,17 @@
         <w:pStyle w:val="Heading1"/>
       </w:pPr>
       <w:r>
-        <w:t>Before you start</w:t>
-      </w:r>
-    </w:p>
-    <w:p>
-      <w:r>
-        <w:t>Recall Presentation and challenge session. Explain why a recorded result needs its input conditions and evidence source before it can support a claim.</w:t>
+        <w:t>Defend what was learned and the next question the evidence justifies</w:t>
+      </w:r>
+    </w:p>
+    <w:p>
+      <w:r>
+        <w:t>Separate descriptive results, computational consistency and untested generalization while proposing a controlled follow-up.</w:t>
+      </w:r>
+    </w:p>
+    <w:p>
+      <w:r>
+        <w:t>Question and contract → complete main ledger → separate picture → boundary probes → investigation → independent attempt.</w:t>
       </w:r>
     </w:p>
     <w:p>
@@ -38,20 +43,20 @@
         <w:pStyle w:val="Heading1"/>
       </w:pPr>
       <w:r>
-        <w:t>01. Your mission</w:t>
-      </w:r>
-    </w:p>
-    <w:p>
-      <w:r>
-        <w:t>Start with the target: Explain the mechanism and terminology of research defense and next questions. Try the recall before opening notes.</w:t>
-      </w:r>
-    </w:p>
-    <w:p>
-      <w:pPr>
-        <w:pStyle w:val="Heading3"/>
-      </w:pPr>
-      <w:r>
-        <w:t>Your learning target</w:t>
+        <w:t>01. Defend what was learned and the next question the evidence justifies</w:t>
+      </w:r>
+    </w:p>
+    <w:p>
+      <w:r>
+        <w:t>Separate descriptive results, computational consistency and untested generalization while proposing a controlled follow-up.</w:t>
+      </w:r>
+    </w:p>
+    <w:p>
+      <w:pPr>
+        <w:pStyle w:val="Heading2"/>
+      </w:pPr>
+      <w:r>
+        <w:t>Learning goals</w:t>
       </w:r>
     </w:p>
     <w:p>
@@ -125,10 +130,10 @@
     </w:p>
     <w:p>
       <w:pPr>
-        <w:pStyle w:val="Heading3"/>
-      </w:pPr>
-      <w:r>
-        <w:t>Remember before reading</w:t>
+        <w:pStyle w:val="Heading2"/>
+      </w:pPr>
+      <w:r>
+        <w:t>Retrieve before reading</w:t>
       </w:r>
     </w:p>
     <w:p>
@@ -200,6 +205,112 @@
     </w:p>
     <w:p>
       <w:pPr>
+        <w:pStyle w:val="Heading2"/>
+      </w:pPr>
+      <w:r>
+        <w:t>Starting explanation</w:t>
+      </w:r>
+    </w:p>
+    <w:p>
+      <w:pPr>
+        <w:pStyle w:val="ListBullet"/>
+      </w:pPr>
+      <w:r>
+        <w:t>Recall Presentation and challenge session. Explain why a recorded result needs its input conditions and evidence source before it can support a claim.</w:t>
+      </w:r>
+    </w:p>
+    <w:p>
+      <w:pPr>
+        <w:pStyle w:val="Heading3"/>
+      </w:pPr>
+      <w:r>
+        <w:t>My starting explanation</w:t>
+      </w:r>
+    </w:p>
+    <w:p>
+      <w:r>
+        <w:t>________________________________________________________________</w:t>
+      </w:r>
+    </w:p>
+    <w:p>
+      <w:r>
+        <w:t>________________________________________________________________</w:t>
+      </w:r>
+    </w:p>
+    <w:p>
+      <w:r>
+        <w:t>________________________________________________________________</w:t>
+      </w:r>
+    </w:p>
+    <w:p>
+      <w:pPr>
+        <w:pStyle w:val="Heading2"/>
+      </w:pPr>
+      <w:r>
+        <w:t>End goal</w:t>
+      </w:r>
+    </w:p>
+    <w:p>
+      <w:pPr>
+        <w:spacing w:line="336" w:lineRule="auto" w:after="180"/>
+      </w:pPr>
+      <w:r>
+        <w:rPr>
+          <w:b w:val="0"/>
+        </w:rPr>
+        <w:t xml:space="preserve">Explain </w:t>
+      </w:r>
+      <w:r>
+        <w:rPr>
+          <w:b/>
+        </w:rPr>
+        <w:t>research defense</w:t>
+      </w:r>
+      <w:r>
+        <w:rPr>
+          <w:b w:val="0"/>
+        </w:rPr>
+        <w:t xml:space="preserve"> and </w:t>
+      </w:r>
+      <w:r>
+        <w:rPr>
+          <w:b/>
+        </w:rPr>
+        <w:t>next question</w:t>
+      </w:r>
+      <w:r>
+        <w:rPr>
+          <w:b w:val="0"/>
+        </w:rPr>
+        <w:t>s using the records and boundaries of this fictional investigation.</w:t>
+      </w:r>
+    </w:p>
+    <w:p>
+      <w:pPr>
+        <w:pStyle w:val="Heading2"/>
+      </w:pPr>
+      <w:r>
+        <w:t>Earlier wording, alternatives and picture transcripts · reference / check after trying</w:t>
+      </w:r>
+    </w:p>
+    <w:p>
+      <w:pPr>
+        <w:pStyle w:val="Heading3"/>
+      </w:pPr>
+      <w:r>
+        <w:t>Your learning target</w:t>
+      </w:r>
+    </w:p>
+    <w:p>
+      <w:pPr>
+        <w:pStyle w:val="Heading3"/>
+      </w:pPr>
+      <w:r>
+        <w:t>Remember before reading</w:t>
+      </w:r>
+    </w:p>
+    <w:p>
+      <w:pPr>
         <w:spacing w:line="336" w:lineRule="auto" w:after="180"/>
       </w:pPr>
       <w:r>
@@ -288,13 +399,650 @@
     </w:p>
     <w:p>
       <w:pPr>
+        <w:pStyle w:val="Heading3"/>
+      </w:pPr>
+      <w:r>
+        <w:t>This week’s end goal</w:t>
+      </w:r>
+    </w:p>
+    <w:p>
+      <w:pPr>
+        <w:pStyle w:val="Heading1"/>
+      </w:pPr>
+      <w:r>
+        <w:t>02. Understand the question and evidence contract</w:t>
+      </w:r>
+    </w:p>
+    <w:p>
+      <w:r>
+        <w:t>Separate descriptive results, computational consistency and untested generalization while proposing a controlled follow-up.</w:t>
+      </w:r>
+    </w:p>
+    <w:p>
+      <w:pPr>
+        <w:pStyle w:val="Heading2"/>
+      </w:pPr>
+      <w:r>
+        <w:t>Start with the research problem</w:t>
+      </w:r>
+    </w:p>
+    <w:p>
+      <w:pPr>
         <w:spacing w:line="336" w:lineRule="auto" w:after="180"/>
       </w:pPr>
       <w:r>
         <w:rPr>
           <w:b w:val="0"/>
         </w:rPr>
-        <w:t xml:space="preserve">Recall Presentation and challenge session. Explain why a recorded result needs its </w:t>
+        <w:t>A research defense can end with a limited or negative finding. Explain the original question, baseline, units, procedure, result, failures and reproduction status, then identify the gap a next study would resolve. A matching replay supports consistency of the recorded computation; it does not show that the result transfers to new people or populations.</w:t>
+      </w:r>
+    </w:p>
+    <w:p>
+      <w:pPr>
+        <w:spacing w:line="336" w:lineRule="auto" w:after="180"/>
+      </w:pPr>
+      <w:r>
+        <w:rPr>
+          <w:b w:val="0"/>
+        </w:rPr>
+        <w:t>A useful next experiment distinguishes plausible explanations instead of merely collecting easier examples.</w:t>
+      </w:r>
+    </w:p>
+    <w:p>
+      <w:pPr>
+        <w:pStyle w:val="Heading2"/>
+      </w:pPr>
+      <w:r>
+        <w:t>Original concept explanation</w:t>
+      </w:r>
+    </w:p>
+    <w:p>
+      <w:pPr>
+        <w:spacing w:line="336" w:lineRule="auto" w:after="180"/>
+      </w:pPr>
+      <w:r>
+        <w:rPr>
+          <w:b w:val="0"/>
+        </w:rPr>
+        <w:t xml:space="preserve">A </w:t>
+      </w:r>
+      <w:r>
+        <w:rPr>
+          <w:b/>
+        </w:rPr>
+        <w:t>research defense</w:t>
+      </w:r>
+      <w:r>
+        <w:rPr>
+          <w:b w:val="0"/>
+        </w:rPr>
+        <w:t xml:space="preserve"> distinguishes what was learned, what failed and which </w:t>
+      </w:r>
+      <w:r>
+        <w:rPr>
+          <w:b/>
+        </w:rPr>
+        <w:t>next question</w:t>
+      </w:r>
+      <w:r>
+        <w:rPr>
+          <w:b w:val="0"/>
+        </w:rPr>
+        <w:t xml:space="preserve"> is justified. A complete investigation can end with a limited or </w:t>
+      </w:r>
+      <w:r>
+        <w:rPr>
+          <w:b/>
+        </w:rPr>
+        <w:t>negative finding</w:t>
+      </w:r>
+      <w:r>
+        <w:rPr>
+          <w:b w:val="0"/>
+        </w:rPr>
+        <w:t>.</w:t>
+      </w:r>
+    </w:p>
+    <w:p>
+      <w:pPr>
+        <w:pStyle w:val="Heading2"/>
+      </w:pPr>
+      <w:r>
+        <w:t>Complete case inputs, rules and limits</w:t>
+      </w:r>
+    </w:p>
+    <w:tbl>
+      <w:tblPr>
+        <w:tblStyle w:val="LightShading-Accent1"/>
+        <w:tblW w:type="auto" w:w="0"/>
+        <w:tblLook w:firstColumn="1" w:firstRow="1" w:lastColumn="0" w:lastRow="0" w:noHBand="0" w:noVBand="1" w:val="04A0"/>
+      </w:tblPr>
+      <w:tblGrid>
+        <w:gridCol w:w="5112"/>
+        <w:gridCol w:w="5112"/>
+      </w:tblGrid>
+      <w:tr>
+        <w:trPr>
+          <w:tblHeader/>
+        </w:trPr>
+        <w:tc>
+          <w:tcPr>
+            <w:tcW w:type="dxa" w:w="5112"/>
+          </w:tcPr>
+          <w:p>
+            <w:r>
+              <w:t>Defense item</w:t>
+            </w:r>
+          </w:p>
+        </w:tc>
+        <w:tc>
+          <w:tcPr>
+            <w:tcW w:type="dxa" w:w="5112"/>
+          </w:tcPr>
+          <w:p>
+            <w:r>
+              <w:t>Complete supplied exercise contract</w:t>
+            </w:r>
+          </w:p>
+        </w:tc>
+      </w:tr>
+      <w:tr>
+        <w:tc>
+          <w:tcPr>
+            <w:tcW w:type="dxa" w:w="5112"/>
+          </w:tcPr>
+          <w:p>
+            <w:r>
+              <w:t>Main results</w:t>
+            </w:r>
+          </w:p>
+        </w:tc>
+        <w:tc>
+          <w:tcPr>
+            <w:tcW w:type="dxa" w:w="5112"/>
+          </w:tcPr>
+          <w:p>
+            <w:r>
+              <w:t>Candidate 12/16; baseline 11/16</w:t>
+            </w:r>
+          </w:p>
+        </w:tc>
+      </w:tr>
+      <w:tr>
+        <w:tc>
+          <w:tcPr>
+            <w:tcW w:type="dxa" w:w="5112"/>
+          </w:tcPr>
+          <w:p>
+            <w:r>
+              <w:t>Main replay</w:t>
+            </w:r>
+          </w:p>
+        </w:tc>
+        <w:tc>
+          <w:tcPr>
+            <w:tcW w:type="dxa" w:w="5112"/>
+          </w:tcPr>
+          <w:p>
+            <w:r>
+              <w:t>Matching replay stipulated by the scenario; not newly performed here</w:t>
+            </w:r>
+          </w:p>
+        </w:tc>
+      </w:tr>
+      <w:tr>
+        <w:tc>
+          <w:tcPr>
+            <w:tcW w:type="dxa" w:w="5112"/>
+          </w:tcPr>
+          <w:p>
+            <w:r>
+              <w:t>Main missing scope</w:t>
+            </w:r>
+          </w:p>
+        </w:tc>
+        <w:tc>
+          <w:tcPr>
+            <w:tcW w:type="dxa" w:w="5112"/>
+          </w:tcPr>
+          <w:p>
+            <w:r>
+              <w:t>No fresh population sample or user study</w:t>
+            </w:r>
+          </w:p>
+        </w:tc>
+      </w:tr>
+      <w:tr>
+        <w:tc>
+          <w:tcPr>
+            <w:tcW w:type="dxa" w:w="5112"/>
+          </w:tcPr>
+          <w:p>
+            <w:r>
+              <w:t>Separate picture</w:t>
+            </w:r>
+          </w:p>
+        </w:tc>
+        <w:tc>
+          <w:tcPr>
+            <w:tcW w:type="dxa" w:w="5112"/>
+          </w:tcPr>
+          <w:p>
+            <w:r>
+              <w:t>Frozen model: clear images 8/10, shaded images 4/10</w:t>
+            </w:r>
+          </w:p>
+        </w:tc>
+      </w:tr>
+      <w:tr>
+        <w:tc>
+          <w:tcPr>
+            <w:tcW w:type="dxa" w:w="5112"/>
+          </w:tcPr>
+          <w:p>
+            <w:r>
+              <w:t>Picture grouping</w:t>
+            </w:r>
+          </w:p>
+        </w:tc>
+        <w:tc>
+          <w:tcPr>
+            <w:tcW w:type="dxa" w:w="5112"/>
+          </w:tcPr>
+          <w:p>
+            <w:r>
+              <w:t>Source objects grouped within conditions; number and cross-condition pairing not supplied</w:t>
+            </w:r>
+          </w:p>
+        </w:tc>
+      </w:tr>
+      <w:tr>
+        <w:tc>
+          <w:tcPr>
+            <w:tcW w:type="dxa" w:w="5112"/>
+          </w:tcPr>
+          <w:p>
+            <w:r>
+              <w:t>Plausible alternatives</w:t>
+            </w:r>
+          </w:p>
+        </w:tc>
+        <w:tc>
+          <w:tcPr>
+            <w:tcW w:type="dxa" w:w="5112"/>
+          </w:tcPr>
+          <w:p>
+            <w:r>
+              <w:t>Lighting, camera or object differences may matter; cause not established</w:t>
+            </w:r>
+          </w:p>
+        </w:tc>
+      </w:tr>
+      <w:tr>
+        <w:tc>
+          <w:tcPr>
+            <w:tcW w:type="dxa" w:w="5112"/>
+          </w:tcPr>
+          <w:p>
+            <w:r>
+              <w:t>Proposed follow-up</w:t>
+            </w:r>
+          </w:p>
+        </w:tc>
+        <w:tc>
+          <w:tcPr>
+            <w:tcW w:type="dxa" w:w="5112"/>
+          </w:tcPr>
+          <w:p>
+            <w:r>
+              <w:t>Same held-out objects under both lighting conditions, one camera, fixed model/scoring</w:t>
+            </w:r>
+          </w:p>
+        </w:tc>
+      </w:tr>
+      <w:tr>
+        <w:tc>
+          <w:tcPr>
+            <w:tcW w:type="dxa" w:w="5112"/>
+          </w:tcPr>
+          <w:p>
+            <w:r>
+              <w:t>Changed follow-up</w:t>
+            </w:r>
+          </w:p>
+        </w:tc>
+        <w:tc>
+          <w:tcPr>
+            <w:tcW w:type="dxa" w:w="5112"/>
+          </w:tcPr>
+          <w:p>
+            <w:r>
+              <w:t>Camera changes as well as lighting, reintroducing a competing explanation</w:t>
+            </w:r>
+          </w:p>
+        </w:tc>
+      </w:tr>
+    </w:tbl>
+    <w:p>
+      <w:pPr>
+        <w:pStyle w:val="Heading2"/>
+      </w:pPr>
+      <w:r>
+        <w:t>Name given and missing evidence</w:t>
+      </w:r>
+    </w:p>
+    <w:p>
+      <w:pPr>
+        <w:pStyle w:val="Heading3"/>
+      </w:pPr>
+      <w:r>
+        <w:t>List the given facts and one fact that is not supplied.</w:t>
+      </w:r>
+    </w:p>
+    <w:p>
+      <w:r>
+        <w:t>________________________________________________________________</w:t>
+      </w:r>
+    </w:p>
+    <w:p>
+      <w:r>
+        <w:t>________________________________________________________________</w:t>
+      </w:r>
+    </w:p>
+    <w:p>
+      <w:r>
+        <w:t>________________________________________________________________</w:t>
+      </w:r>
+    </w:p>
+    <w:p>
+      <w:pPr>
+        <w:pStyle w:val="Heading2"/>
+      </w:pPr>
+      <w:r>
+        <w:t>Earlier wording, alternatives and picture transcripts · reference / check after trying</w:t>
+      </w:r>
+    </w:p>
+    <w:p>
+      <w:pPr>
+        <w:spacing w:line="336" w:lineRule="auto" w:after="180"/>
+      </w:pPr>
+      <w:r>
+        <w:rPr>
+          <w:b w:val="0"/>
+        </w:rPr>
+        <w:t>Begin by writing the question the procedure is intended to answer. Identify the information already supplied, the information it will produce and the information still missing.</w:t>
+      </w:r>
+    </w:p>
+    <w:p>
+      <w:pPr>
+        <w:spacing w:line="336" w:lineRule="auto" w:after="180"/>
+      </w:pPr>
+      <w:r>
+        <w:rPr>
+          <w:b w:val="0"/>
+        </w:rPr>
+        <w:t>These are constructed classroom examples; they do not require live accounts, private records or an external service. Do not treat a plausible explanation as a measured outcome.</w:t>
+      </w:r>
+    </w:p>
+    <w:p>
+      <w:pPr>
+        <w:pStyle w:val="Heading1"/>
+      </w:pPr>
+      <w:r>
+        <w:t>03. Trace the complete main case before interpreting it</w:t>
+      </w:r>
+    </w:p>
+    <w:p>
+      <w:r>
+        <w:t>Follow each evidence-to-conclusion step and retain unknown quantities.</w:t>
+      </w:r>
+    </w:p>
+    <w:p>
+      <w:pPr>
+        <w:pStyle w:val="Heading2"/>
+      </w:pPr>
+      <w:r>
+        <w:t>Original declared procedure</w:t>
+      </w:r>
+    </w:p>
+    <w:p>
+      <w:pPr>
+        <w:spacing w:line="336" w:lineRule="auto" w:after="180"/>
+      </w:pPr>
+      <w:r>
+        <w:rPr>
+          <w:b w:val="0"/>
+        </w:rPr>
+        <w:t xml:space="preserve">Present the frozen question, credible baseline, unit design, primary analysis, uncertainty assumptions, failures and reproduction record. Propose next work that resolves a named gap with new </w:t>
+      </w:r>
+      <w:r>
+        <w:rPr>
+          <w:b/>
+        </w:rPr>
+        <w:t>evidence</w:t>
+      </w:r>
+      <w:r>
+        <w:rPr>
+          <w:b w:val="0"/>
+        </w:rPr>
+        <w:t>.</w:t>
+      </w:r>
+    </w:p>
+    <w:p>
+      <w:pPr>
+        <w:pStyle w:val="Heading2"/>
+      </w:pPr>
+      <w:r>
+        <w:t>Complete main-case evidence ledger</w:t>
+      </w:r>
+    </w:p>
+    <w:tbl>
+      <w:tblPr>
+        <w:tblStyle w:val="LightShading-Accent1"/>
+        <w:tblW w:type="auto" w:w="0"/>
+        <w:tblLook w:firstColumn="1" w:firstRow="1" w:lastColumn="0" w:lastRow="0" w:noHBand="0" w:noVBand="1" w:val="04A0"/>
+      </w:tblPr>
+      <w:tblGrid>
+        <w:gridCol w:w="5112"/>
+        <w:gridCol w:w="5112"/>
+      </w:tblGrid>
+      <w:tr>
+        <w:trPr>
+          <w:tblHeader/>
+        </w:trPr>
+        <w:tc>
+          <w:tcPr>
+            <w:tcW w:type="dxa" w:w="5112"/>
+          </w:tcPr>
+          <w:p>
+            <w:r>
+              <w:t>Main defense component</w:t>
+            </w:r>
+          </w:p>
+        </w:tc>
+        <w:tc>
+          <w:tcPr>
+            <w:tcW w:type="dxa" w:w="5112"/>
+          </w:tcPr>
+          <w:p>
+            <w:r>
+              <w:t>Supported statement</w:t>
+            </w:r>
+          </w:p>
+        </w:tc>
+      </w:tr>
+      <w:tr>
+        <w:tc>
+          <w:tcPr>
+            <w:tcW w:type="dxa" w:w="5112"/>
+          </w:tcPr>
+          <w:p>
+            <w:r>
+              <w:t>Candidate observed rate</w:t>
+            </w:r>
+          </w:p>
+        </w:tc>
+        <w:tc>
+          <w:tcPr>
+            <w:tcW w:type="dxa" w:w="5112"/>
+          </w:tcPr>
+          <w:p>
+            <w:r>
+              <w:t>12/16 = 75%</w:t>
+            </w:r>
+          </w:p>
+        </w:tc>
+      </w:tr>
+      <w:tr>
+        <w:tc>
+          <w:tcPr>
+            <w:tcW w:type="dxa" w:w="5112"/>
+          </w:tcPr>
+          <w:p>
+            <w:r>
+              <w:t>Baseline observed rate</w:t>
+            </w:r>
+          </w:p>
+        </w:tc>
+        <w:tc>
+          <w:tcPr>
+            <w:tcW w:type="dxa" w:w="5112"/>
+          </w:tcPr>
+          <w:p>
+            <w:r>
+              <w:t>11/16 = 68.75%</w:t>
+            </w:r>
+          </w:p>
+        </w:tc>
+      </w:tr>
+      <w:tr>
+        <w:tc>
+          <w:tcPr>
+            <w:tcW w:type="dxa" w:w="5112"/>
+          </w:tcPr>
+          <w:p>
+            <w:r>
+              <w:t>Descriptive difference</w:t>
+            </w:r>
+          </w:p>
+        </w:tc>
+        <w:tc>
+          <w:tcPr>
+            <w:tcW w:type="dxa" w:w="5112"/>
+          </w:tcPr>
+          <w:p>
+            <w:r>
+              <w:t>One of sixteen = 6.25 percentage points</w:t>
+            </w:r>
+          </w:p>
+        </w:tc>
+      </w:tr>
+      <w:tr>
+        <w:tc>
+          <w:tcPr>
+            <w:tcW w:type="dxa" w:w="5112"/>
+          </w:tcPr>
+          <w:p>
+            <w:r>
+              <w:t>Replay matches</w:t>
+            </w:r>
+          </w:p>
+        </w:tc>
+        <w:tc>
+          <w:tcPr>
+            <w:tcW w:type="dxa" w:w="5112"/>
+          </w:tcPr>
+          <w:p>
+            <w:r>
+              <w:t>Supports recorded computational consistency under the supplied scenario</w:t>
+            </w:r>
+          </w:p>
+        </w:tc>
+      </w:tr>
+      <w:tr>
+        <w:tc>
+          <w:tcPr>
+            <w:tcW w:type="dxa" w:w="5112"/>
+          </w:tcPr>
+          <w:p>
+            <w:r>
+              <w:t>Fresh population / user benefit</w:t>
+            </w:r>
+          </w:p>
+        </w:tc>
+        <w:tc>
+          <w:tcPr>
+            <w:tcW w:type="dxa" w:w="5112"/>
+          </w:tcPr>
+          <w:p>
+            <w:r>
+              <w:t>Not studied</w:t>
+            </w:r>
+          </w:p>
+        </w:tc>
+      </w:tr>
+      <w:tr>
+        <w:tc>
+          <w:tcPr>
+            <w:tcW w:type="dxa" w:w="5112"/>
+          </w:tcPr>
+          <w:p>
+            <w:r>
+              <w:t>Significance / universal usefulness</w:t>
+            </w:r>
+          </w:p>
+        </w:tc>
+        <w:tc>
+          <w:tcPr>
+            <w:tcW w:type="dxa" w:w="5112"/>
+          </w:tcPr>
+          <w:p>
+            <w:r>
+              <w:t>Not supplied or established</w:t>
+            </w:r>
+          </w:p>
+        </w:tc>
+      </w:tr>
+      <w:tr>
+        <w:tc>
+          <w:tcPr>
+            <w:tcW w:type="dxa" w:w="5112"/>
+          </w:tcPr>
+          <w:p>
+            <w:r>
+              <w:t>Next work</w:t>
+            </w:r>
+          </w:p>
+        </w:tc>
+        <w:tc>
+          <w:tcPr>
+            <w:tcW w:type="dxa" w:w="5112"/>
+          </w:tcPr>
+          <w:p>
+            <w:r>
+              <w:t>Resolve a named evidence gap with an explicit new design, not a stronger headline</w:t>
+            </w:r>
+          </w:p>
+        </w:tc>
+      </w:tr>
+    </w:tbl>
+    <w:p>
+      <w:pPr>
+        <w:pStyle w:val="Heading2"/>
+      </w:pPr>
+      <w:r>
+        <w:t>State the scope and explain the visual</w:t>
+      </w:r>
+    </w:p>
+    <w:p>
+      <w:pPr>
+        <w:spacing w:line="336" w:lineRule="auto" w:after="180"/>
+      </w:pPr>
+      <w:r>
+        <w:rPr>
+          <w:b w:val="0"/>
+        </w:rPr>
+        <w:t xml:space="preserve">Before applying the procedure, write its units, denominator or decision boundary where relevant. A partner should be able to repeat each step using the same </w:t>
       </w:r>
       <w:r>
         <w:rPr>
@@ -306,50 +1054,30 @@
         <w:rPr>
           <w:b w:val="0"/>
         </w:rPr>
-        <w:t xml:space="preserve"> conditions and </w:t>
+        <w:t>s.</w:t>
+      </w:r>
+    </w:p>
+    <w:p>
+      <w:pPr>
+        <w:spacing w:line="336" w:lineRule="auto" w:after="180"/>
+      </w:pPr>
+      <w:r>
+        <w:rPr>
+          <w:b w:val="0"/>
+        </w:rPr>
+        <w:t xml:space="preserve">If a required </w:t>
       </w:r>
       <w:r>
         <w:rPr>
           <w:b/>
         </w:rPr>
-        <w:t>evidence</w:t>
+        <w:t>input</w:t>
       </w:r>
       <w:r>
         <w:rPr>
           <w:b w:val="0"/>
         </w:rPr>
-        <w:t xml:space="preserve"> source before it can support a claim.</w:t>
-      </w:r>
-    </w:p>
-    <w:p>
-      <w:pPr>
-        <w:pStyle w:val="Heading3"/>
-      </w:pPr>
-      <w:r>
-        <w:t>My starting explanation</w:t>
-      </w:r>
-    </w:p>
-    <w:p>
-      <w:r>
-        <w:t>________________________________________________________________</w:t>
-      </w:r>
-    </w:p>
-    <w:p>
-      <w:r>
-        <w:t>________________________________________________________________</w:t>
-      </w:r>
-    </w:p>
-    <w:p>
-      <w:r>
-        <w:t>________________________________________________________________</w:t>
-      </w:r>
-    </w:p>
-    <w:p>
-      <w:pPr>
-        <w:pStyle w:val="Heading3"/>
-      </w:pPr>
-      <w:r>
-        <w:t>This week’s end goal</w:t>
+        <w:t xml:space="preserve"> is absent or violates the stated contract, record that condition explicitly instead of quietly replacing it with a convenient value.</w:t>
       </w:r>
     </w:p>
     <w:p>
@@ -360,172 +1088,27 @@
         <w:rPr>
           <w:b w:val="0"/>
         </w:rPr>
-        <w:t xml:space="preserve">Explain </w:t>
+        <w:t xml:space="preserve">Point to the </w:t>
       </w:r>
       <w:r>
         <w:rPr>
           <w:b/>
         </w:rPr>
-        <w:t>research defense</w:t>
+        <w:t>input</w:t>
       </w:r>
       <w:r>
         <w:rPr>
           <w:b w:val="0"/>
         </w:rPr>
-        <w:t xml:space="preserve"> and </w:t>
-      </w:r>
-      <w:r>
-        <w:rPr>
-          <w:b/>
-        </w:rPr>
-        <w:t>next question</w:t>
-      </w:r>
-      <w:r>
-        <w:rPr>
-          <w:b w:val="0"/>
-        </w:rPr>
-        <w:t>s using the records and boundaries of this fictional investigation.</w:t>
-      </w:r>
-    </w:p>
-    <w:p>
-      <w:pPr>
-        <w:pStyle w:val="Heading1"/>
-      </w:pPr>
-      <w:r>
-        <w:t>02. Notice the evidence</w:t>
-      </w:r>
-    </w:p>
-    <w:p>
-      <w:r>
-        <w:t>Investigate the supplied Research defense and next questions case. Separate observations, given facts and assumptions before choosing an explanation.</w:t>
-      </w:r>
-    </w:p>
-    <w:p>
-      <w:pPr>
-        <w:spacing w:line="336" w:lineRule="auto" w:after="180"/>
-      </w:pPr>
-      <w:r>
-        <w:rPr>
-          <w:b w:val="0"/>
-        </w:rPr>
-        <w:t xml:space="preserve">A </w:t>
-      </w:r>
-      <w:r>
-        <w:rPr>
-          <w:b/>
-        </w:rPr>
-        <w:t>research defense</w:t>
-      </w:r>
-      <w:r>
-        <w:rPr>
-          <w:b w:val="0"/>
-        </w:rPr>
-        <w:t xml:space="preserve"> distinguishes what was learned, what failed and which </w:t>
-      </w:r>
-      <w:r>
-        <w:rPr>
-          <w:b/>
-        </w:rPr>
-        <w:t>next question</w:t>
-      </w:r>
-      <w:r>
-        <w:rPr>
-          <w:b w:val="0"/>
-        </w:rPr>
-        <w:t xml:space="preserve"> is justified. A complete investigation can end with a limited or </w:t>
-      </w:r>
-      <w:r>
-        <w:rPr>
-          <w:b/>
-        </w:rPr>
-        <w:t>negative finding</w:t>
-      </w:r>
-      <w:r>
-        <w:rPr>
-          <w:b w:val="0"/>
-        </w:rPr>
-        <w:t>.</w:t>
-      </w:r>
-    </w:p>
-    <w:p>
-      <w:pPr>
-        <w:spacing w:line="336" w:lineRule="auto" w:after="180"/>
-      </w:pPr>
-      <w:r>
-        <w:rPr>
-          <w:b w:val="0"/>
-        </w:rPr>
-        <w:t>Begin by writing the question the procedure is intended to answer. Identify the information already supplied, the information it will produce and the information still missing.</w:t>
-      </w:r>
-    </w:p>
-    <w:p>
-      <w:pPr>
-        <w:spacing w:line="336" w:lineRule="auto" w:after="180"/>
-      </w:pPr>
-      <w:r>
-        <w:rPr>
-          <w:b w:val="0"/>
-        </w:rPr>
-        <w:t>These are constructed classroom examples; they do not require live accounts, private records or an external service. Do not treat a plausible explanation as a measured outcome.</w:t>
-      </w:r>
-    </w:p>
-    <w:p>
-      <w:pPr>
-        <w:pStyle w:val="Heading3"/>
-      </w:pPr>
-      <w:r>
-        <w:t>List the given facts and one fact that is not supplied.</w:t>
-      </w:r>
-    </w:p>
-    <w:p>
-      <w:r>
-        <w:t>________________________________________________________________</w:t>
-      </w:r>
-    </w:p>
-    <w:p>
-      <w:r>
-        <w:t>________________________________________________________________</w:t>
-      </w:r>
-    </w:p>
-    <w:p>
-      <w:r>
-        <w:t>________________________________________________________________</w:t>
-      </w:r>
-    </w:p>
-    <w:p>
-      <w:pPr>
-        <w:pStyle w:val="Heading1"/>
-      </w:pPr>
-      <w:r>
-        <w:t>03. See how it works</w:t>
-      </w:r>
-    </w:p>
-    <w:p>
-      <w:r>
-        <w:t>Follow the mechanism for Research defense and next questions. Connect each labelled input, deciding step and result.</w:t>
-      </w:r>
-    </w:p>
-    <w:p>
-      <w:pPr>
-        <w:spacing w:line="336" w:lineRule="auto" w:after="180"/>
-      </w:pPr>
-      <w:r>
-        <w:rPr>
-          <w:b w:val="0"/>
-        </w:rPr>
-        <w:t xml:space="preserve">Present the frozen question, credible baseline, unit design, primary analysis, uncertainty assumptions, failures and reproduction record. Propose next work that resolves a named gap with new </w:t>
-      </w:r>
-      <w:r>
-        <w:rPr>
-          <w:b/>
-        </w:rPr>
-        <w:t>evidence</w:t>
-      </w:r>
-      <w:r>
-        <w:rPr>
-          <w:b w:val="0"/>
-        </w:rPr>
-        <w:t>.</w:t>
+        <w:t>, the deciding step and the result in this week’s visual. Explain the same step in ordinary words. A picture helps when you can say what each part represents.</w:t>
+      </w:r>
+    </w:p>
+    <w:p>
+      <w:pPr>
+        <w:pStyle w:val="Heading2"/>
+      </w:pPr>
+      <w:r>
+        <w:t>Earlier wording, alternatives and picture transcripts · reference / check after trying</w:t>
       </w:r>
     </w:p>
     <w:p>
@@ -589,7 +1172,7 @@
           </w:tcPr>
           <w:p>
             <w:r>
-              <w:t>Study shows candidate12/16 versus baseline11/16; replay matches; no fresh population sample or user study.</w:t>
+              <w:t>Study shows candidate 12/16 versus baseline 11/16; replay matches; no fresh population sample or user study.</w:t>
             </w:r>
           </w:p>
         </w:tc>
@@ -609,7 +1192,7 @@
           </w:tcPr>
           <w:p>
             <w:r>
-              <w:t>75% versus68.75%, gain6.25 points in16 cases; replay supports computational consistency. Broader usefulness and generalisation remain untested.</w:t>
+              <w:t>75% versus 68.75%, gain 6.25 points in 16 cases; replay supports computational consistency. Broader usefulness and generalisation remain untested.</w:t>
             </w:r>
           </w:p>
         </w:tc>
@@ -622,13 +1205,214 @@
     </w:p>
     <w:p>
       <w:pPr>
+        <w:pStyle w:val="Heading3"/>
+      </w:pPr>
+      <w:r>
+        <w:t>Connect the picture and the explanation</w:t>
+      </w:r>
+    </w:p>
+    <w:p>
+      <w:pPr>
+        <w:pStyle w:val="Heading1"/>
+      </w:pPr>
+      <w:r>
+        <w:t>04. Predict the changed case before reading the explanation</w:t>
+      </w:r>
+    </w:p>
+    <w:p>
+      <w:r>
+        <w:t>Keep the rule and evidence boundary visible.</w:t>
+      </w:r>
+    </w:p>
+    <w:p>
+      <w:pPr>
+        <w:pStyle w:val="Heading2"/>
+      </w:pPr>
+      <w:r>
+        <w:t>Main task and response</w:t>
+      </w:r>
+    </w:p>
+    <w:p>
+      <w:pPr>
+        <w:pStyle w:val="ListBullet"/>
+      </w:pPr>
+      <w:r>
+        <w:t>Study shows candidate 12/16 versus baseline 11/16; replay matches; no fresh population sample or user study. Show the intermediate steps and give the conclusion with its scope.</w:t>
+      </w:r>
+    </w:p>
+    <w:p>
+      <w:pPr>
+        <w:pStyle w:val="Heading3"/>
+      </w:pPr>
+      <w:r>
+        <w:t>Keep the procedure fixed. Explain what changed in the inputs and result.</w:t>
+      </w:r>
+    </w:p>
+    <w:p>
+      <w:r>
+        <w:t>________________________________________________________________</w:t>
+      </w:r>
+    </w:p>
+    <w:p>
+      <w:r>
+        <w:t>________________________________________________________________</w:t>
+      </w:r>
+    </w:p>
+    <w:p>
+      <w:r>
+        <w:t>________________________________________________________________</w:t>
+      </w:r>
+    </w:p>
+    <w:p>
+      <w:r>
+        <w:t>________________________________________________________________</w:t>
+      </w:r>
+    </w:p>
+    <w:p>
+      <w:r>
+        <w:t>________________________________________________________________</w:t>
+      </w:r>
+    </w:p>
+    <w:p>
+      <w:pPr>
+        <w:pStyle w:val="Heading2"/>
+      </w:pPr>
+      <w:r>
+        <w:t>Predict the pictured change</w:t>
+      </w:r>
+    </w:p>
+    <w:p>
+      <w:pPr>
+        <w:pStyle w:val="ListBullet"/>
+      </w:pPr>
+      <w:r>
+        <w:t>Change: Change cameras as well as lighting in the follow-up.</w:t>
+      </w:r>
+    </w:p>
+    <w:p>
+      <w:pPr>
+        <w:pStyle w:val="Heading2"/>
+      </w:pPr>
+      <w:r>
+        <w:t>Check after predicting · reference / check after trying</w:t>
+      </w:r>
+    </w:p>
+    <w:p>
+      <w:pPr>
         <w:spacing w:line="336" w:lineRule="auto" w:after="180"/>
       </w:pPr>
+      <w:r>
+        <w:rPr>
+          <w:b/>
+        </w:rPr>
+        <w:t>Prediction</w:t>
+      </w:r>
       <w:r>
         <w:rPr>
           <w:b w:val="0"/>
         </w:rPr>
-        <w:t xml:space="preserve">Before applying the procedure, write its units, denominator or decision boundary where relevant. A partner should be able to repeat each step using the same </w:t>
+        <w:t>: The design again entangles two conditions.</w:t>
+      </w:r>
+    </w:p>
+    <w:p>
+      <w:pPr>
+        <w:spacing w:line="336" w:lineRule="auto" w:after="180"/>
+      </w:pPr>
+      <w:r>
+        <w:rPr>
+          <w:b w:val="0"/>
+        </w:rPr>
+        <w:t>Reason: A camera difference provides another explanation for any performance gap.</w:t>
+      </w:r>
+    </w:p>
+    <w:p>
+      <w:pPr>
+        <w:pStyle w:val="Heading2"/>
+      </w:pPr>
+      <w:r>
+        <w:t>Earlier wording, alternatives and picture transcripts · reference / check after trying</w:t>
+      </w:r>
+    </w:p>
+    <w:p>
+      <w:pPr>
+        <w:pStyle w:val="Heading3"/>
+      </w:pPr>
+      <w:r>
+        <w:t>Compare a familiar case with a changed case</w:t>
+      </w:r>
+    </w:p>
+    <w:p>
+      <w:pPr>
+        <w:pStyle w:val="Heading3"/>
+      </w:pPr>
+      <w:r>
+        <w:t>Change one thing in the pictured case</w:t>
+      </w:r>
+    </w:p>
+    <w:p>
+      <w:pPr>
+        <w:pStyle w:val="Heading1"/>
+      </w:pPr>
+      <w:r>
+        <w:t>06. Connect the main result with the separate pictured case</w:t>
+      </w:r>
+    </w:p>
+    <w:p>
+      <w:r>
+        <w:t>Keep the two scenarios and their supplied evidence distinct.</w:t>
+      </w:r>
+    </w:p>
+    <w:p>
+      <w:pPr>
+        <w:pStyle w:val="Heading2"/>
+      </w:pPr>
+      <w:r>
+        <w:t>Main case and original checked reasoning</w:t>
+      </w:r>
+    </w:p>
+    <w:p>
+      <w:pPr>
+        <w:spacing w:line="336" w:lineRule="auto" w:after="180"/>
+      </w:pPr>
+      <w:r>
+        <w:rPr>
+          <w:b w:val="0"/>
+        </w:rPr>
+        <w:t>Study shows candidate 12/16 versus baseline 11/16; replay matches; no fresh population sample or user study.</w:t>
+      </w:r>
+    </w:p>
+    <w:p>
+      <w:pPr>
+        <w:spacing w:line="336" w:lineRule="auto" w:after="180"/>
+      </w:pPr>
+      <w:r>
+        <w:rPr>
+          <w:b w:val="0"/>
+        </w:rPr>
+        <w:t>75% versus 68.75%, gain 6.25 points in 16 cases; replay supports computational consistency. Broader usefulness and generalisation remain untested.</w:t>
+      </w:r>
+    </w:p>
+    <w:p>
+      <w:pPr>
+        <w:spacing w:line="336" w:lineRule="auto" w:after="180"/>
+      </w:pPr>
+      <w:r>
+        <w:rPr>
+          <w:b w:val="0"/>
+        </w:rPr>
+        <w:t xml:space="preserve">Compare the intermediate </w:t>
+      </w:r>
+      <w:r>
+        <w:rPr>
+          <w:b/>
+        </w:rPr>
+        <w:t>evidence</w:t>
+      </w:r>
+      <w:r>
+        <w:rPr>
+          <w:b w:val="0"/>
+        </w:rPr>
+        <w:t xml:space="preserve"> with the final statement. Explain why each number or decision follows from the stated </w:t>
       </w:r>
       <w:r>
         <w:rPr>
@@ -651,7 +1435,7 @@
         <w:rPr>
           <w:b w:val="0"/>
         </w:rPr>
-        <w:t xml:space="preserve">If a required </w:t>
+        <w:t xml:space="preserve">The conclusion belongs to this scenario and procedure; changing the </w:t>
       </w:r>
       <w:r>
         <w:rPr>
@@ -663,445 +1447,15 @@
         <w:rPr>
           <w:b w:val="0"/>
         </w:rPr>
-        <w:t xml:space="preserve"> is absent or violates the stated contract, record that condition explicitly instead of quietly replacing it with a convenient value.</w:t>
-      </w:r>
-    </w:p>
-    <w:p>
-      <w:pPr>
-        <w:pStyle w:val="Heading3"/>
-      </w:pPr>
-      <w:r>
-        <w:t>Connect the picture and the explanation</w:t>
-      </w:r>
-    </w:p>
-    <w:p>
-      <w:pPr>
-        <w:spacing w:line="336" w:lineRule="auto" w:after="180"/>
-      </w:pPr>
-      <w:r>
-        <w:rPr>
-          <w:b w:val="0"/>
-        </w:rPr>
-        <w:t xml:space="preserve">Point to the </w:t>
-      </w:r>
-      <w:r>
-        <w:rPr>
-          <w:b/>
-        </w:rPr>
-        <w:t>input</w:t>
-      </w:r>
-      <w:r>
-        <w:rPr>
-          <w:b w:val="0"/>
-        </w:rPr>
-        <w:t>, the deciding step and the result in this week’s visual. Explain the same step in ordinary words. A picture helps when you can say what each part represents.</w:t>
-      </w:r>
-    </w:p>
-    <w:p>
-      <w:pPr>
-        <w:pStyle w:val="Heading1"/>
-      </w:pPr>
-      <w:r>
-        <w:t>04. Compare the cases</w:t>
-      </w:r>
-    </w:p>
-    <w:p>
-      <w:r>
-        <w:t>Compare the supplied cases for Research defense and next questions. Identify the detail that changes the conclusion.</w:t>
-      </w:r>
-    </w:p>
-    <w:p>
-      <w:pPr>
-        <w:pStyle w:val="Heading3"/>
-      </w:pPr>
-      <w:r>
-        <w:t>Compare a familiar case with a changed case</w:t>
-      </w:r>
-    </w:p>
-    <w:p>
-      <w:pPr>
-        <w:spacing w:line="336" w:lineRule="auto" w:after="180"/>
-      </w:pPr>
-      <w:r>
-        <w:rPr>
-          <w:b w:val="0"/>
-        </w:rPr>
-        <w:t>Study shows candidate12/16 versus baseline11/16; replay matches; no fresh population sample or user study. Show the intermediate steps and give the conclusion with its scope.</w:t>
-      </w:r>
-    </w:p>
-    <w:p>
-      <w:pPr>
-        <w:pStyle w:val="Heading3"/>
-      </w:pPr>
-      <w:r>
-        <w:t>Keep the procedure fixed. Explain what changed in the inputs and result.</w:t>
-      </w:r>
-    </w:p>
-    <w:p>
-      <w:r>
-        <w:t>________________________________________________________________</w:t>
-      </w:r>
-    </w:p>
-    <w:p>
-      <w:r>
-        <w:t>________________________________________________________________</w:t>
-      </w:r>
-    </w:p>
-    <w:p>
-      <w:r>
-        <w:t>________________________________________________________________</w:t>
-      </w:r>
-    </w:p>
-    <w:p>
-      <w:r>
-        <w:t>________________________________________________________________</w:t>
-      </w:r>
-    </w:p>
-    <w:p>
-      <w:r>
-        <w:t>________________________________________________________________</w:t>
-      </w:r>
-    </w:p>
-    <w:p>
-      <w:pPr>
-        <w:pStyle w:val="Heading3"/>
-      </w:pPr>
-      <w:r>
-        <w:t>Change one thing in the pictured case</w:t>
-      </w:r>
-    </w:p>
-    <w:p>
-      <w:pPr>
-        <w:pStyle w:val="Heading3"/>
-      </w:pPr>
-      <w:r>
-        <w:t>Change one thing</w:t>
-      </w:r>
-    </w:p>
-    <w:p>
-      <w:pPr>
-        <w:spacing w:line="336" w:lineRule="auto" w:after="180"/>
-        <w:shd w:fill="F5F1FB"/>
-      </w:pPr>
-      <w:r>
-        <w:rPr>
-          <w:b w:val="0"/>
-        </w:rPr>
-        <w:t>Change: Change cameras as well as lighting in the follow-up.</w:t>
-      </w:r>
-    </w:p>
-    <w:p>
-      <w:pPr>
-        <w:pStyle w:val="Heading3"/>
-      </w:pPr>
-      <w:r>
-        <w:t>Predicted result</w:t>
-      </w:r>
-    </w:p>
-    <w:p>
-      <w:pPr>
-        <w:spacing w:line="336" w:lineRule="auto" w:after="180"/>
-        <w:shd w:fill="F1F6FC"/>
-      </w:pPr>
-      <w:r>
-        <w:rPr>
-          <w:b/>
-        </w:rPr>
-        <w:t>Prediction</w:t>
-      </w:r>
-      <w:r>
-        <w:rPr>
-          <w:b w:val="0"/>
-        </w:rPr>
-        <w:t>: The design again entangles two conditions.</w:t>
-      </w:r>
-    </w:p>
-    <w:p>
-      <w:pPr>
-        <w:pStyle w:val="Heading3"/>
-      </w:pPr>
-      <w:r>
-        <w:t>Why the result follows</w:t>
-      </w:r>
-    </w:p>
-    <w:p>
-      <w:pPr>
-        <w:spacing w:line="336" w:lineRule="auto" w:after="180"/>
-        <w:shd w:fill="F1F6FC"/>
-      </w:pPr>
-      <w:r>
-        <w:rPr>
-          <w:b w:val="0"/>
-        </w:rPr>
-        <w:t>Reason: A camera difference provides another explanation for any performance gap.</w:t>
-      </w:r>
-    </w:p>
-    <w:p>
-      <w:pPr>
-        <w:pStyle w:val="Heading1"/>
-      </w:pPr>
-      <w:r>
-        <w:t>05. Words that unlock the idea</w:t>
-      </w:r>
-    </w:p>
-    <w:p>
-      <w:r>
-        <w:t>Use the vocabulary of Research defense and next questions to explain a concrete decision, rather than only memorising definitions.</w:t>
-      </w:r>
-    </w:p>
-    <w:tbl>
-      <w:tblPr>
-        <w:tblStyle w:val="LightShading-Accent1"/>
-        <w:tblW w:type="auto" w:w="0"/>
-        <w:tblLook w:firstColumn="1" w:firstRow="1" w:lastColumn="0" w:lastRow="0" w:noHBand="0" w:noVBand="1" w:val="04A0"/>
-      </w:tblPr>
-      <w:tblGrid>
-        <w:gridCol w:w="5112"/>
-        <w:gridCol w:w="5112"/>
-      </w:tblGrid>
-      <w:tr>
-        <w:trPr>
-          <w:tblHeader/>
-        </w:trPr>
-        <w:tc>
-          <w:tcPr>
-            <w:tcW w:type="dxa" w:w="5112"/>
-          </w:tcPr>
-          <w:p>
-            <w:r>
-              <w:t>Word</w:t>
-            </w:r>
-          </w:p>
-        </w:tc>
-        <w:tc>
-          <w:tcPr>
-            <w:tcW w:type="dxa" w:w="5112"/>
-          </w:tcPr>
-          <w:p>
-            <w:r>
-              <w:t>Meaning</w:t>
-            </w:r>
-          </w:p>
-        </w:tc>
-      </w:tr>
-      <w:tr>
-        <w:tc>
-          <w:tcPr>
-            <w:tcW w:type="dxa" w:w="5112"/>
-          </w:tcPr>
-          <w:p>
-            <w:r>
-              <w:t>Research defense</w:t>
-            </w:r>
-          </w:p>
-        </w:tc>
-        <w:tc>
-          <w:tcPr>
-            <w:tcW w:type="dxa" w:w="5112"/>
-          </w:tcPr>
-          <w:p>
-            <w:r>
-              <w:t>A justified account of methods, findings and limits</w:t>
-            </w:r>
-          </w:p>
-        </w:tc>
-      </w:tr>
-      <w:tr>
-        <w:tc>
-          <w:tcPr>
-            <w:tcW w:type="dxa" w:w="5112"/>
-          </w:tcPr>
-          <w:p>
-            <w:r>
-              <w:t>Next question</w:t>
-            </w:r>
-          </w:p>
-        </w:tc>
-        <w:tc>
-          <w:tcPr>
-            <w:tcW w:type="dxa" w:w="5112"/>
-          </w:tcPr>
-          <w:p>
-            <w:r>
-              <w:t>A new bounded inquiry motivated by a gap</w:t>
-            </w:r>
-          </w:p>
-        </w:tc>
-      </w:tr>
-      <w:tr>
-        <w:tc>
-          <w:tcPr>
-            <w:tcW w:type="dxa" w:w="5112"/>
-          </w:tcPr>
-          <w:p>
-            <w:r>
-              <w:t>Negative finding</w:t>
-            </w:r>
-          </w:p>
-        </w:tc>
-        <w:tc>
-          <w:tcPr>
-            <w:tcW w:type="dxa" w:w="5112"/>
-          </w:tcPr>
-          <w:p>
-            <w:r>
-              <w:t>A result failing the declared expectation</w:t>
-            </w:r>
-          </w:p>
-        </w:tc>
-      </w:tr>
-    </w:tbl>
-    <w:p>
-      <w:pPr>
-        <w:pStyle w:val="Heading3"/>
-      </w:pPr>
-      <w:r>
-        <w:t>Use two terms to explain a step in this week’s example.</w:t>
-      </w:r>
-    </w:p>
-    <w:p>
-      <w:r>
-        <w:t>________________________________________________________________</w:t>
-      </w:r>
-    </w:p>
-    <w:p>
-      <w:r>
-        <w:t>________________________________________________________________</w:t>
-      </w:r>
-    </w:p>
-    <w:p>
-      <w:r>
-        <w:t>________________________________________________________________</w:t>
-      </w:r>
-    </w:p>
-    <w:p>
-      <w:pPr>
-        <w:pStyle w:val="Heading1"/>
-      </w:pPr>
-      <w:r>
-        <w:t>06. Follow a worked example</w:t>
-      </w:r>
-    </w:p>
-    <w:p>
-      <w:r>
-        <w:t>Follow the worked trace for Research defense and next questions, predict a step, then compare with its explanation.</w:t>
-      </w:r>
-    </w:p>
-    <w:p>
-      <w:pPr>
-        <w:spacing w:line="336" w:lineRule="auto" w:after="180"/>
-      </w:pPr>
-      <w:r>
-        <w:rPr>
-          <w:b w:val="0"/>
-        </w:rPr>
-        <w:t>Study shows candidate12/16 versus baseline11/16; replay matches; no fresh population sample or user study.</w:t>
-      </w:r>
-    </w:p>
-    <w:p>
-      <w:pPr>
-        <w:spacing w:line="336" w:lineRule="auto" w:after="180"/>
-      </w:pPr>
-      <w:r>
-        <w:rPr>
-          <w:b w:val="0"/>
-        </w:rPr>
-        <w:t>75% versus68.75%, gain6.25 points in16 cases; replay supports computational consistency. Broader usefulness and generalisation remain untested.</w:t>
-      </w:r>
-    </w:p>
-    <w:p>
-      <w:pPr>
-        <w:pStyle w:val="Heading3"/>
-      </w:pPr>
-      <w:r>
-        <w:t>Worked explanation · Research defense and next questions</w:t>
-      </w:r>
-    </w:p>
-    <w:p>
-      <w:pPr>
-        <w:spacing w:line="336" w:lineRule="auto" w:after="180"/>
-        <w:shd w:fill="F1F6FC"/>
-      </w:pPr>
-      <w:r>
-        <w:rPr>
-          <w:b w:val="0"/>
-        </w:rPr>
-        <w:t xml:space="preserve">Compare the intermediate </w:t>
-      </w:r>
-      <w:r>
-        <w:rPr>
-          <w:b/>
-        </w:rPr>
-        <w:t>evidence</w:t>
-      </w:r>
-      <w:r>
-        <w:rPr>
-          <w:b w:val="0"/>
-        </w:rPr>
-        <w:t xml:space="preserve"> with the final statement. Explain why each number or decision follows from the stated </w:t>
-      </w:r>
-      <w:r>
-        <w:rPr>
-          <w:b/>
-        </w:rPr>
-        <w:t>input</w:t>
-      </w:r>
-      <w:r>
-        <w:rPr>
-          <w:b w:val="0"/>
-        </w:rPr>
-        <w:t>s.</w:t>
-      </w:r>
-    </w:p>
-    <w:p>
-      <w:pPr>
-        <w:spacing w:line="336" w:lineRule="auto" w:after="180"/>
-        <w:shd w:fill="F1F6FC"/>
-      </w:pPr>
-      <w:r>
-        <w:rPr>
-          <w:b w:val="0"/>
-        </w:rPr>
-        <w:t xml:space="preserve">The conclusion belongs to this scenario and procedure; changing the </w:t>
-      </w:r>
-      <w:r>
-        <w:rPr>
-          <w:b/>
-        </w:rPr>
-        <w:t>input</w:t>
-      </w:r>
-      <w:r>
-        <w:rPr>
-          <w:b w:val="0"/>
-        </w:rPr>
         <w:t>s, evaluation population or authority can change what it establishes. Retain the raw record so a later revision can be compared honestly.</w:t>
       </w:r>
     </w:p>
     <w:p>
       <w:pPr>
-        <w:pStyle w:val="Heading3"/>
-      </w:pPr>
-      <w:r>
-        <w:t>Learn from the worked case</w:t>
-      </w:r>
-    </w:p>
-    <w:p>
-      <w:pPr>
-        <w:spacing w:line="336" w:lineRule="auto" w:after="180"/>
-      </w:pPr>
-      <w:r>
-        <w:rPr>
-          <w:b w:val="0"/>
-        </w:rPr>
-        <w:t>Cover the result before checking it. Say what is given, choose the procedure, and follow one step at a time. Then uncover the result and explain your first mismatch. Ask why a step is allowed, not only what number it produces.</w:t>
-      </w:r>
-    </w:p>
-    <w:p>
-      <w:pPr>
-        <w:pStyle w:val="Heading3"/>
-      </w:pPr>
-      <w:r>
-        <w:t>A pictorial worked case: Research defense and next questions</w:t>
+        <w:pStyle w:val="Heading2"/>
+      </w:pPr>
+      <w:r>
+        <w:t>Separate pictured inputs and complete explanation</w:t>
       </w:r>
     </w:p>
     <w:p>
@@ -1117,24 +1471,7 @@
     </w:p>
     <w:p>
       <w:pPr>
-        <w:pStyle w:val="Heading3"/>
-      </w:pPr>
-      <w:r>
-        <w:t>The facts we will use</w:t>
-      </w:r>
-    </w:p>
-    <w:p>
-      <w:pPr>
-        <w:pStyle w:val="Heading3"/>
-      </w:pPr>
-      <w:r>
-        <w:t>Supplied facts</w:t>
-      </w:r>
-    </w:p>
-    <w:p>
-      <w:pPr>
         <w:spacing w:line="336" w:lineRule="auto" w:after="180"/>
-        <w:shd w:fill="F1F6FC"/>
       </w:pPr>
       <w:r>
         <w:rPr>
@@ -1144,11 +1481,41 @@
       </w:r>
     </w:p>
     <w:p>
+      <w:pPr>
+        <w:spacing w:line="336" w:lineRule="auto" w:after="180"/>
+      </w:pPr>
+      <w:r>
+        <w:rPr>
+          <w:b w:val="0"/>
+        </w:rPr>
+        <w:t>The separate picture gives clear-image correctness eight of ten, or 80%, and shaded-image correctness four of ten, or 40%, a forty-percentage-point descriptive gap. Grouping is mentioned, but the number of source objects and whether the same objects appear in both conditions are not supplied. Lighting sensitivity is plausible; camera and object differences are also possible explanations.</w:t>
+      </w:r>
+    </w:p>
+    <w:p>
+      <w:pPr>
+        <w:spacing w:line="336" w:lineRule="auto" w:after="180"/>
+      </w:pPr>
+      <w:r>
+        <w:rPr>
+          <w:b w:val="0"/>
+        </w:rPr>
+        <w:t>A proposed follow-up photographs the same held-out objects in both light conditions using one camera and fixed scoring. It reduces those particular differences, but still needs adequate independent objects, order/collection controls and justified analysis. No follow-up outcomes or causal finding are supplied. Changing cameras as well as lighting would again entangle explanations.</w:t>
+      </w:r>
+    </w:p>
+    <w:p>
+      <w:pPr>
+        <w:pStyle w:val="Heading2"/>
+      </w:pPr>
+      <w:r>
+        <w:t>Read the labelled representation</w:t>
+      </w:r>
+    </w:p>
+    <w:p>
       <w:r>
         <w:drawing>
           <wp:inline xmlns:a="http://schemas.openxmlformats.org/drawingml/2006/main" xmlns:pic="http://schemas.openxmlformats.org/drawingml/2006/picture">
-            <wp:extent cx="5486400" cy="2641600"/>
-            <wp:docPr id="1" name="Picture 1" descr="Defence: different condition slices"/>
+            <wp:extent cx="5486400" cy="3029913"/>
+            <wp:docPr id="1" name="Picture 1" descr="Observed clear slice is eight of ten, eighty percent; shaded slice four of ten, forty percent. Cause is not established. Proposed follow-up uses the same held-out objects under both lights, one camera and fixed scoring; it is not run. Changing cameras too reintroduces another explanation."/>
             <wp:cNvGraphicFramePr>
               <a:graphicFrameLocks noChangeAspect="1"/>
             </wp:cNvGraphicFramePr>
@@ -1156,7 +1523,7 @@
               <a:graphicData uri="http://schemas.openxmlformats.org/drawingml/2006/picture">
                 <pic:pic>
                   <pic:nvPicPr>
-                    <pic:cNvPr id="0" name="academy-detail-ai-7-36.png"/>
+                    <pic:cNvPr id="0" name="ai-7-36-next-test.png"/>
                     <pic:cNvPicPr/>
                   </pic:nvPicPr>
                   <pic:blipFill>
@@ -1168,7 +1535,7 @@
                   <pic:spPr>
                     <a:xfrm>
                       <a:off x="0" y="0"/>
-                      <a:ext cx="5486400" cy="2641600"/>
+                      <a:ext cx="5486400" cy="3029913"/>
                     </a:xfrm>
                     <a:prstGeom prst="rect"/>
                   </pic:spPr>
@@ -1183,8 +1550,8 @@
       <w:r>
         <w:drawing>
           <wp:inline xmlns:a="http://schemas.openxmlformats.org/drawingml/2006/main" xmlns:pic="http://schemas.openxmlformats.org/drawingml/2006/picture">
-            <wp:extent cx="5486400" cy="5225143"/>
-            <wp:docPr id="2" name="Picture 2" descr="Research defense and next questions. State slice outcomes: Clear is 80%; shaded is 40%.. Limit the interpretation: Shade sensitivity is plausible, but camera or object differences may also matter.. Design follow-up: Photograph the same held-out objects under both light conditions using one camera and fixed scoring."/>
+            <wp:extent cx="5486400" cy="3337560"/>
+            <wp:docPr id="2" name="Picture 2" descr="State slice outcomes: Clear is 80%; shaded is 40%. → Limit the interpretation: Shade sensitivity is plausible, but camera or object differences may also matter. → Design follow-up: Photograph the same held-out objects under both light conditions using one camera and fixed scoring."/>
             <wp:cNvGraphicFramePr>
               <a:graphicFrameLocks noChangeAspect="1"/>
             </wp:cNvGraphicFramePr>
@@ -1192,7 +1559,7 @@
               <a:graphicData uri="http://schemas.openxmlformats.org/drawingml/2006/picture">
                 <pic:pic>
                   <pic:nvPicPr>
-                    <pic:cNvPr id="0" name="academy-visual-ai-7-36.png"/>
+                    <pic:cNvPr id="0" name="academy-story-ai-7-36-02.png"/>
                     <pic:cNvPicPr/>
                   </pic:nvPicPr>
                   <pic:blipFill>
@@ -1204,7 +1571,7 @@
                   <pic:spPr>
                     <a:xfrm>
                       <a:off x="0" y="0"/>
-                      <a:ext cx="5486400" cy="5225143"/>
+                      <a:ext cx="5486400" cy="3337560"/>
                     </a:xfrm>
                     <a:prstGeom prst="rect"/>
                   </pic:spPr>
@@ -1332,24 +1699,7 @@
     </w:p>
     <w:p>
       <w:pPr>
-        <w:pStyle w:val="Heading3"/>
-      </w:pPr>
-      <w:r>
-        <w:t>Why this result follows</w:t>
-      </w:r>
-    </w:p>
-    <w:p>
-      <w:pPr>
-        <w:pStyle w:val="Heading3"/>
-      </w:pPr>
-      <w:r>
-        <w:t>Why the result follows</w:t>
-      </w:r>
-    </w:p>
-    <w:p>
-      <w:pPr>
         <w:spacing w:line="336" w:lineRule="auto" w:after="180"/>
-        <w:shd w:fill="F1F6FC"/>
       </w:pPr>
       <w:r>
         <w:rPr>
@@ -1360,30 +1710,333 @@
     </w:p>
     <w:p>
       <w:pPr>
+        <w:pStyle w:val="Heading2"/>
+      </w:pPr>
+      <w:r>
+        <w:t>Complete picture evidence and limits</w:t>
+      </w:r>
+    </w:p>
+    <w:tbl>
+      <w:tblPr>
+        <w:tblStyle w:val="LightShading-Accent1"/>
+        <w:tblW w:type="auto" w:w="0"/>
+        <w:tblLook w:firstColumn="1" w:firstRow="1" w:lastColumn="0" w:lastRow="0" w:noHBand="0" w:noVBand="1" w:val="04A0"/>
+      </w:tblPr>
+      <w:tblGrid>
+        <w:gridCol w:w="5112"/>
+        <w:gridCol w:w="5112"/>
+      </w:tblGrid>
+      <w:tr>
+        <w:trPr>
+          <w:tblHeader/>
+        </w:trPr>
+        <w:tc>
+          <w:tcPr>
+            <w:tcW w:type="dxa" w:w="5112"/>
+          </w:tcPr>
+          <w:p>
+            <w:r>
+              <w:t>Separate defense evidence</w:t>
+            </w:r>
+          </w:p>
+        </w:tc>
+        <w:tc>
+          <w:tcPr>
+            <w:tcW w:type="dxa" w:w="5112"/>
+          </w:tcPr>
+          <w:p>
+            <w:r>
+              <w:t>Supported value or next-step status</w:t>
+            </w:r>
+          </w:p>
+        </w:tc>
+      </w:tr>
+      <w:tr>
+        <w:tc>
+          <w:tcPr>
+            <w:tcW w:type="dxa" w:w="5112"/>
+          </w:tcPr>
+          <w:p>
+            <w:r>
+              <w:t>Clear slice</w:t>
+            </w:r>
+          </w:p>
+        </w:tc>
+        <w:tc>
+          <w:tcPr>
+            <w:tcW w:type="dxa" w:w="5112"/>
+          </w:tcPr>
+          <w:p>
+            <w:r>
+              <w:t>8/10 = 80%</w:t>
+            </w:r>
+          </w:p>
+        </w:tc>
+      </w:tr>
+      <w:tr>
+        <w:tc>
+          <w:tcPr>
+            <w:tcW w:type="dxa" w:w="5112"/>
+          </w:tcPr>
+          <w:p>
+            <w:r>
+              <w:t>Shaded slice</w:t>
+            </w:r>
+          </w:p>
+        </w:tc>
+        <w:tc>
+          <w:tcPr>
+            <w:tcW w:type="dxa" w:w="5112"/>
+          </w:tcPr>
+          <w:p>
+            <w:r>
+              <w:t>4/10 = 40%</w:t>
+            </w:r>
+          </w:p>
+        </w:tc>
+      </w:tr>
+      <w:tr>
+        <w:tc>
+          <w:tcPr>
+            <w:tcW w:type="dxa" w:w="5112"/>
+          </w:tcPr>
+          <w:p>
+            <w:r>
+              <w:t>Observed gap</w:t>
+            </w:r>
+          </w:p>
+        </w:tc>
+        <w:tc>
+          <w:tcPr>
+            <w:tcW w:type="dxa" w:w="5112"/>
+          </w:tcPr>
+          <w:p>
+            <w:r>
+              <w:t>40 percentage points</w:t>
+            </w:r>
+          </w:p>
+        </w:tc>
+      </w:tr>
+      <w:tr>
+        <w:tc>
+          <w:tcPr>
+            <w:tcW w:type="dxa" w:w="5112"/>
+          </w:tcPr>
+          <w:p>
+            <w:r>
+              <w:t>Object identity/pairing details</w:t>
+            </w:r>
+          </w:p>
+        </w:tc>
+        <w:tc>
+          <w:tcPr>
+            <w:tcW w:type="dxa" w:w="5112"/>
+          </w:tcPr>
+          <w:p>
+            <w:r>
+              <w:t>Not supplied; no assumption of ten independent objects</w:t>
+            </w:r>
+          </w:p>
+        </w:tc>
+      </w:tr>
+      <w:tr>
+        <w:tc>
+          <w:tcPr>
+            <w:tcW w:type="dxa" w:w="5112"/>
+          </w:tcPr>
+          <w:p>
+            <w:r>
+              <w:t>Possible explanations</w:t>
+            </w:r>
+          </w:p>
+        </w:tc>
+        <w:tc>
+          <w:tcPr>
+            <w:tcW w:type="dxa" w:w="5112"/>
+          </w:tcPr>
+          <w:p>
+            <w:r>
+              <w:t>Light, camera or object differences; untested</w:t>
+            </w:r>
+          </w:p>
+        </w:tc>
+      </w:tr>
+      <w:tr>
+        <w:tc>
+          <w:tcPr>
+            <w:tcW w:type="dxa" w:w="5112"/>
+          </w:tcPr>
+          <w:p>
+            <w:r>
+              <w:t>Proposed matched design</w:t>
+            </w:r>
+          </w:p>
+        </w:tc>
+        <w:tc>
+          <w:tcPr>
+            <w:tcW w:type="dxa" w:w="5112"/>
+          </w:tcPr>
+          <w:p>
+            <w:r>
+              <w:t>Same held-out objects; both light conditions; one camera; frozen procedure</w:t>
+            </w:r>
+          </w:p>
+        </w:tc>
+      </w:tr>
+      <w:tr>
+        <w:tc>
+          <w:tcPr>
+            <w:tcW w:type="dxa" w:w="5112"/>
+          </w:tcPr>
+          <w:p>
+            <w:r>
+              <w:t>If camera also changes</w:t>
+            </w:r>
+          </w:p>
+        </w:tc>
+        <w:tc>
+          <w:tcPr>
+            <w:tcW w:type="dxa" w:w="5112"/>
+          </w:tcPr>
+          <w:p>
+            <w:r>
+              <w:t>Alternative explanation returns</w:t>
+            </w:r>
+          </w:p>
+        </w:tc>
+      </w:tr>
+      <w:tr>
+        <w:tc>
+          <w:tcPr>
+            <w:tcW w:type="dxa" w:w="5112"/>
+          </w:tcPr>
+          <w:p>
+            <w:r>
+              <w:t>Follow-up status</w:t>
+            </w:r>
+          </w:p>
+        </w:tc>
+        <w:tc>
+          <w:tcPr>
+            <w:tcW w:type="dxa" w:w="5112"/>
+          </w:tcPr>
+          <w:p>
+            <w:r>
+              <w:t>Not run; no new outcome or causal conclusion</w:t>
+            </w:r>
+          </w:p>
+        </w:tc>
+      </w:tr>
+    </w:tbl>
+    <w:p>
+      <w:pPr>
+        <w:pStyle w:val="Heading2"/>
+      </w:pPr>
+      <w:r>
+        <w:t>Predict the changed condition</w:t>
+      </w:r>
+    </w:p>
+    <w:p>
+      <w:pPr>
+        <w:pStyle w:val="ListBullet"/>
+      </w:pPr>
+      <w:r>
+        <w:t>Change one thing: Change cameras as well as lighting in the follow-up. Predict the result before checking the explanation. What remains the same?</w:t>
+      </w:r>
+    </w:p>
+    <w:p>
+      <w:pPr>
+        <w:pStyle w:val="Heading2"/>
+      </w:pPr>
+      <w:r>
+        <w:t>Check after predicting · reference / check after trying</w:t>
+      </w:r>
+    </w:p>
+    <w:p>
+      <w:r>
+        <w:drawing>
+          <wp:inline xmlns:a="http://schemas.openxmlformats.org/drawingml/2006/main" xmlns:pic="http://schemas.openxmlformats.org/drawingml/2006/picture">
+            <wp:extent cx="5486400" cy="3041904"/>
+            <wp:docPr id="3" name="Picture 3" descr="Original case: Photograph the same held-out objects under both light conditions using one camera and fixed scoring. Changed condition: Change cameras as well as lighting in the follow-up. Expected result: The design again entangles two conditions. Reason: A camera difference provides another explanation for any performance gap."/>
+            <wp:cNvGraphicFramePr>
+              <a:graphicFrameLocks noChangeAspect="1"/>
+            </wp:cNvGraphicFramePr>
+            <a:graphic>
+              <a:graphicData uri="http://schemas.openxmlformats.org/drawingml/2006/picture">
+                <pic:pic>
+                  <pic:nvPicPr>
+                    <pic:cNvPr id="0" name="academy-story-ai-7-36-04.png"/>
+                    <pic:cNvPicPr/>
+                  </pic:nvPicPr>
+                  <pic:blipFill>
+                    <a:blip r:embed="rId11"/>
+                    <a:stretch>
+                      <a:fillRect/>
+                    </a:stretch>
+                  </pic:blipFill>
+                  <pic:spPr>
+                    <a:xfrm>
+                      <a:off x="0" y="0"/>
+                      <a:ext cx="5486400" cy="3041904"/>
+                    </a:xfrm>
+                    <a:prstGeom prst="rect"/>
+                  </pic:spPr>
+                </pic:pic>
+              </a:graphicData>
+            </a:graphic>
+          </wp:inline>
+        </w:drawing>
+      </w:r>
+    </w:p>
+    <w:p>
+      <w:pPr>
+        <w:pStyle w:val="Heading2"/>
+      </w:pPr>
+      <w:r>
+        <w:t>Explain what remains unknown</w:t>
+      </w:r>
+    </w:p>
+    <w:p>
+      <w:pPr>
+        <w:pStyle w:val="ListBullet"/>
+      </w:pPr>
+      <w:r>
+        <w:t>Even a paired follow-up needs adequate independent objects and justified analysis; no causal conclusion is claimed yet.</w:t>
+      </w:r>
+    </w:p>
+    <w:p>
+      <w:pPr>
+        <w:pStyle w:val="ListBullet"/>
+      </w:pPr>
+      <w:r>
+        <w:t>Read the labelled picture: Compute the clear and shaded rates and identify alternative explanations. How does the same-object, one-camera follow-up help, and why does changing cameras again reintroduce confounding?</w:t>
+      </w:r>
+    </w:p>
+    <w:p>
+      <w:pPr>
+        <w:pStyle w:val="Heading2"/>
+      </w:pPr>
+      <w:r>
+        <w:t>Earlier wording, alternatives and picture transcripts · reference / check after trying</w:t>
+      </w:r>
+    </w:p>
+    <w:p>
+      <w:pPr>
         <w:pStyle w:val="Heading3"/>
       </w:pPr>
       <w:r>
-        <w:t>What this example does not establish</w:t>
-      </w:r>
-    </w:p>
-    <w:p>
-      <w:pPr>
-        <w:pStyle w:val="Heading3"/>
-      </w:pPr>
-      <w:r>
-        <w:t>Keep the stated limit</w:t>
+        <w:t>Learn from the worked case</w:t>
       </w:r>
     </w:p>
     <w:p>
       <w:pPr>
         <w:spacing w:line="336" w:lineRule="auto" w:after="180"/>
-        <w:shd w:fill="FFF5E6"/>
       </w:pPr>
       <w:r>
         <w:rPr>
           <w:b w:val="0"/>
         </w:rPr>
-        <w:t>Even a paired follow-up needs adequate independent objects and justified analysis; no causal conclusion is claimed yet.</w:t>
+        <w:t>Cover the result before checking it. Say what is given, choose the procedure, and follow one step at a time. Then uncover the result and explain your first mismatch. Ask why a step is allowed, not only what number it produces.</w:t>
       </w:r>
     </w:p>
     <w:p>
@@ -1391,19 +2044,7 @@
         <w:pStyle w:val="Heading3"/>
       </w:pPr>
       <w:r>
-        <w:t>Keep the stated limit</w:t>
-      </w:r>
-    </w:p>
-    <w:p>
-      <w:pPr>
-        <w:spacing w:line="336" w:lineRule="auto" w:after="180"/>
-        <w:shd w:fill="FFF5E6"/>
-      </w:pPr>
-      <w:r>
-        <w:rPr>
-          <w:b w:val="0"/>
-        </w:rPr>
-        <w:t>Read the labelled picture: Compute the clear and shaded rates and identify alternative explanations. How does the same-object, one-camera follow-up help, and why does changing cameras again reintroduce confounding?</w:t>
+        <w:t>A pictorial worked case: Research defense and next questions</w:t>
       </w:r>
     </w:p>
     <w:p>
@@ -1411,19 +2052,95 @@
         <w:pStyle w:val="Heading3"/>
       </w:pPr>
       <w:r>
-        <w:t>Keep the stated limit</w:t>
-      </w:r>
-    </w:p>
-    <w:p>
-      <w:pPr>
-        <w:spacing w:line="336" w:lineRule="auto" w:after="180"/>
-        <w:shd w:fill="FFF5E6"/>
-      </w:pPr>
-      <w:r>
-        <w:rPr>
-          <w:b w:val="0"/>
-        </w:rPr>
-        <w:t>Change one thing: Change cameras as well as lighting in the follow-up. Predict the result before checking the explanation. What remains the same?</w:t>
+        <w:t>The facts we will use</w:t>
+      </w:r>
+    </w:p>
+    <w:p>
+      <w:r>
+        <w:drawing>
+          <wp:inline xmlns:a="http://schemas.openxmlformats.org/drawingml/2006/main" xmlns:pic="http://schemas.openxmlformats.org/drawingml/2006/picture">
+            <wp:extent cx="5486400" cy="2641600"/>
+            <wp:docPr id="4" name="Picture 4" descr="Defence: different condition slices"/>
+            <wp:cNvGraphicFramePr>
+              <a:graphicFrameLocks noChangeAspect="1"/>
+            </wp:cNvGraphicFramePr>
+            <a:graphic>
+              <a:graphicData uri="http://schemas.openxmlformats.org/drawingml/2006/picture">
+                <pic:pic>
+                  <pic:nvPicPr>
+                    <pic:cNvPr id="0" name="academy-detail-ai-7-36.png"/>
+                    <pic:cNvPicPr/>
+                  </pic:nvPicPr>
+                  <pic:blipFill>
+                    <a:blip r:embed="rId12"/>
+                    <a:stretch>
+                      <a:fillRect/>
+                    </a:stretch>
+                  </pic:blipFill>
+                  <pic:spPr>
+                    <a:xfrm>
+                      <a:off x="0" y="0"/>
+                      <a:ext cx="5486400" cy="2641600"/>
+                    </a:xfrm>
+                    <a:prstGeom prst="rect"/>
+                  </pic:spPr>
+                </pic:pic>
+              </a:graphicData>
+            </a:graphic>
+          </wp:inline>
+        </w:drawing>
+      </w:r>
+    </w:p>
+    <w:p>
+      <w:r>
+        <w:drawing>
+          <wp:inline xmlns:a="http://schemas.openxmlformats.org/drawingml/2006/main" xmlns:pic="http://schemas.openxmlformats.org/drawingml/2006/picture">
+            <wp:extent cx="5486400" cy="5225143"/>
+            <wp:docPr id="5" name="Picture 5" descr="Research defense and next questions. State slice outcomes: Clear is 80%; shaded is 40%.. Limit the interpretation: Shade sensitivity is plausible, but camera or object differences may also matter.. Design follow-up: Photograph the same held-out objects under both light conditions using one camera and fixed scoring."/>
+            <wp:cNvGraphicFramePr>
+              <a:graphicFrameLocks noChangeAspect="1"/>
+            </wp:cNvGraphicFramePr>
+            <a:graphic>
+              <a:graphicData uri="http://schemas.openxmlformats.org/drawingml/2006/picture">
+                <pic:pic>
+                  <pic:nvPicPr>
+                    <pic:cNvPr id="0" name="academy-visual-ai-7-36.png"/>
+                    <pic:cNvPicPr/>
+                  </pic:nvPicPr>
+                  <pic:blipFill>
+                    <a:blip r:embed="rId13"/>
+                    <a:stretch>
+                      <a:fillRect/>
+                    </a:stretch>
+                  </pic:blipFill>
+                  <pic:spPr>
+                    <a:xfrm>
+                      <a:off x="0" y="0"/>
+                      <a:ext cx="5486400" cy="5225143"/>
+                    </a:xfrm>
+                    <a:prstGeom prst="rect"/>
+                  </pic:spPr>
+                </pic:pic>
+              </a:graphicData>
+            </a:graphic>
+          </wp:inline>
+        </w:drawing>
+      </w:r>
+    </w:p>
+    <w:p>
+      <w:pPr>
+        <w:pStyle w:val="Heading3"/>
+      </w:pPr>
+      <w:r>
+        <w:t>Why this result follows</w:t>
+      </w:r>
+    </w:p>
+    <w:p>
+      <w:pPr>
+        <w:pStyle w:val="Heading3"/>
+      </w:pPr>
+      <w:r>
+        <w:t>What this example does not establish</w:t>
       </w:r>
     </w:p>
     <w:p>
@@ -1431,12 +2148,20 @@
         <w:pStyle w:val="Heading1"/>
       </w:pPr>
       <w:r>
-        <w:t>07. Find and repair a mistake</w:t>
-      </w:r>
-    </w:p>
-    <w:p>
-      <w:r>
-        <w:t>Find the unsupported step in the Research defense and next questions claim and explain a repair using the supplied evidence.</w:t>
+        <w:t>07. Find the first unsupported inference and repair it</w:t>
+      </w:r>
+    </w:p>
+    <w:p>
+      <w:r>
+        <w:t>Use the supplied conditions rather than inventing missing evidence.</w:t>
+      </w:r>
+    </w:p>
+    <w:p>
+      <w:pPr>
+        <w:pStyle w:val="Heading2"/>
+      </w:pPr>
+      <w:r>
+        <w:t>Original qualification and repair setup</w:t>
       </w:r>
     </w:p>
     <w:p>
@@ -1476,16 +2201,7 @@
     </w:p>
     <w:p>
       <w:pPr>
-        <w:pStyle w:val="Heading3"/>
-      </w:pPr>
-      <w:r>
-        <w:t>Check the claim against the facts</w:t>
-      </w:r>
-    </w:p>
-    <w:p>
-      <w:pPr>
         <w:spacing w:line="336" w:lineRule="auto" w:after="180"/>
-        <w:shd w:fill="FFF5E6"/>
       </w:pPr>
       <w:r>
         <w:rPr>
@@ -1497,7 +2213,6 @@
     <w:p>
       <w:pPr>
         <w:spacing w:line="336" w:lineRule="auto" w:after="180"/>
-        <w:shd w:fill="FFF5E6"/>
       </w:pPr>
       <w:r>
         <w:rPr>
@@ -1520,6 +2235,234 @@
     </w:p>
     <w:p>
       <w:pPr>
+        <w:pStyle w:val="Heading2"/>
+      </w:pPr>
+      <w:r>
+        <w:t>Complete boundary and misconception probes</w:t>
+      </w:r>
+    </w:p>
+    <w:tbl>
+      <w:tblPr>
+        <w:tblStyle w:val="LightShading-Accent1"/>
+        <w:tblW w:type="auto" w:w="0"/>
+        <w:tblLook w:firstColumn="1" w:firstRow="1" w:lastColumn="0" w:lastRow="0" w:noHBand="0" w:noVBand="1" w:val="04A0"/>
+      </w:tblPr>
+      <w:tblGrid>
+        <w:gridCol w:w="5112"/>
+        <w:gridCol w:w="5112"/>
+      </w:tblGrid>
+      <w:tr>
+        <w:trPr>
+          <w:tblHeader/>
+        </w:trPr>
+        <w:tc>
+          <w:tcPr>
+            <w:tcW w:type="dxa" w:w="5112"/>
+          </w:tcPr>
+          <w:p>
+            <w:r>
+              <w:t>Defense audit</w:t>
+            </w:r>
+          </w:p>
+        </w:tc>
+        <w:tc>
+          <w:tcPr>
+            <w:tcW w:type="dxa" w:w="5112"/>
+          </w:tcPr>
+          <w:p>
+            <w:r>
+              <w:t>Checked interpretation</w:t>
+            </w:r>
+          </w:p>
+        </w:tc>
+      </w:tr>
+      <w:tr>
+        <w:tc>
+          <w:tcPr>
+            <w:tcW w:type="dxa" w:w="5112"/>
+          </w:tcPr>
+          <w:p>
+            <w:r>
+              <w:t>Candidate one more of sixteen</w:t>
+            </w:r>
+          </w:p>
+        </w:tc>
+        <w:tc>
+          <w:tcPr>
+            <w:tcW w:type="dxa" w:w="5112"/>
+          </w:tcPr>
+          <w:p>
+            <w:r>
+              <w:t>Report 6.25-point descriptive gain with denominator</w:t>
+            </w:r>
+          </w:p>
+        </w:tc>
+      </w:tr>
+      <w:tr>
+        <w:tc>
+          <w:tcPr>
+            <w:tcW w:type="dxa" w:w="5112"/>
+          </w:tcPr>
+          <w:p>
+            <w:r>
+              <w:t>Replay agrees</w:t>
+            </w:r>
+          </w:p>
+        </w:tc>
+        <w:tc>
+          <w:tcPr>
+            <w:tcW w:type="dxa" w:w="5112"/>
+          </w:tcPr>
+          <w:p>
+            <w:r>
+              <w:t>Computational consistency, not new-data generalization</w:t>
+            </w:r>
+          </w:p>
+        </w:tc>
+      </w:tr>
+      <w:tr>
+        <w:tc>
+          <w:tcPr>
+            <w:tcW w:type="dxa" w:w="5112"/>
+          </w:tcPr>
+          <w:p>
+            <w:r>
+              <w:t>No user study</w:t>
+            </w:r>
+          </w:p>
+        </w:tc>
+        <w:tc>
+          <w:tcPr>
+            <w:tcW w:type="dxa" w:w="5112"/>
+          </w:tcPr>
+          <w:p>
+            <w:r>
+              <w:t>No measured user-benefit claim</w:t>
+            </w:r>
+          </w:p>
+        </w:tc>
+      </w:tr>
+      <w:tr>
+        <w:tc>
+          <w:tcPr>
+            <w:tcW w:type="dxa" w:w="5112"/>
+          </w:tcPr>
+          <w:p>
+            <w:r>
+              <w:t>Shaded slice lower</w:t>
+            </w:r>
+          </w:p>
+        </w:tc>
+        <w:tc>
+          <w:tcPr>
+            <w:tcW w:type="dxa" w:w="5112"/>
+          </w:tcPr>
+          <w:p>
+            <w:r>
+              <w:t>A hypothesis about lighting, not established cause</w:t>
+            </w:r>
+          </w:p>
+        </w:tc>
+      </w:tr>
+      <w:tr>
+        <w:tc>
+          <w:tcPr>
+            <w:tcW w:type="dxa" w:w="5112"/>
+          </w:tcPr>
+          <w:p>
+            <w:r>
+              <w:t>Grouped source objects</w:t>
+            </w:r>
+          </w:p>
+        </w:tc>
+        <w:tc>
+          <w:tcPr>
+            <w:tcW w:type="dxa" w:w="5112"/>
+          </w:tcPr>
+          <w:p>
+            <w:r>
+              <w:t>Count/independence/pairing still need actual design records</w:t>
+            </w:r>
+          </w:p>
+        </w:tc>
+      </w:tr>
+      <w:tr>
+        <w:tc>
+          <w:tcPr>
+            <w:tcW w:type="dxa" w:w="5112"/>
+          </w:tcPr>
+          <w:p>
+            <w:r>
+              <w:t>Same-object one-camera proposal</w:t>
+            </w:r>
+          </w:p>
+        </w:tc>
+        <w:tc>
+          <w:tcPr>
+            <w:tcW w:type="dxa" w:w="5112"/>
+          </w:tcPr>
+          <w:p>
+            <w:r>
+              <w:t>Helps distinguish explanations; not an automatic causal guarantee</w:t>
+            </w:r>
+          </w:p>
+        </w:tc>
+      </w:tr>
+      <w:tr>
+        <w:tc>
+          <w:tcPr>
+            <w:tcW w:type="dxa" w:w="5112"/>
+          </w:tcPr>
+          <w:p>
+            <w:r>
+              <w:t>Camera and lighting both vary</w:t>
+            </w:r>
+          </w:p>
+        </w:tc>
+        <w:tc>
+          <w:tcPr>
+            <w:tcW w:type="dxa" w:w="5112"/>
+          </w:tcPr>
+          <w:p>
+            <w:r>
+              <w:t>Confounding remains</w:t>
+            </w:r>
+          </w:p>
+        </w:tc>
+      </w:tr>
+      <w:tr>
+        <w:tc>
+          <w:tcPr>
+            <w:tcW w:type="dxa" w:w="5112"/>
+          </w:tcPr>
+          <w:p>
+            <w:r>
+              <w:t>Candidate loses in independent case</w:t>
+            </w:r>
+          </w:p>
+        </w:tc>
+        <w:tc>
+          <w:tcPr>
+            <w:tcW w:type="dxa" w:w="5112"/>
+          </w:tcPr>
+          <w:p>
+            <w:r>
+              <w:t>A reproducible negative result is still a valid research outcome</w:t>
+            </w:r>
+          </w:p>
+        </w:tc>
+      </w:tr>
+    </w:tbl>
+    <w:p>
+      <w:pPr>
+        <w:pStyle w:val="Heading2"/>
+      </w:pPr>
+      <w:r>
+        <w:t>Write and justify the repair</w:t>
+      </w:r>
+    </w:p>
+    <w:p>
+      <w:pPr>
         <w:pStyle w:val="Heading3"/>
       </w:pPr>
       <w:r>
@@ -1553,56 +2496,93 @@
     </w:p>
     <w:p>
       <w:pPr>
+        <w:pStyle w:val="ListBullet"/>
+      </w:pPr>
+      <w:r>
+        <w:t>A report omits this qualification: The next question follows evidence gaps; it must not be presented as an answer already obtained. Explain how omitting it could change a reader's interpretation, and write an accurate replacement.</w:t>
+      </w:r>
+    </w:p>
+    <w:p>
+      <w:pPr>
         <w:pStyle w:val="Heading3"/>
       </w:pPr>
       <w:r>
+        <w:t>State one repair and the checks you would rerun.</w:t>
+      </w:r>
+    </w:p>
+    <w:p>
+      <w:r>
+        <w:t>________________________________________________________________</w:t>
+      </w:r>
+    </w:p>
+    <w:p>
+      <w:r>
+        <w:t>________________________________________________________________</w:t>
+      </w:r>
+    </w:p>
+    <w:p>
+      <w:r>
+        <w:t>________________________________________________________________</w:t>
+      </w:r>
+    </w:p>
+    <w:p>
+      <w:r>
+        <w:t>________________________________________________________________</w:t>
+      </w:r>
+    </w:p>
+    <w:p>
+      <w:r>
+        <w:t>________________________________________________________________</w:t>
+      </w:r>
+    </w:p>
+    <w:p>
+      <w:r>
+        <w:t>________________________________________________________________</w:t>
+      </w:r>
+    </w:p>
+    <w:p>
+      <w:pPr>
+        <w:pStyle w:val="Heading2"/>
+      </w:pPr>
+      <w:r>
+        <w:t>Earlier wording, alternatives and picture transcripts · reference / check after trying</w:t>
+      </w:r>
+    </w:p>
+    <w:p>
+      <w:pPr>
+        <w:pStyle w:val="Heading3"/>
+      </w:pPr>
+      <w:r>
         <w:t>Locate the earliest unsupported step</w:t>
       </w:r>
     </w:p>
     <w:p>
       <w:pPr>
-        <w:spacing w:line="336" w:lineRule="auto" w:after="180"/>
-      </w:pPr>
-      <w:r>
-        <w:rPr>
-          <w:b w:val="0"/>
-        </w:rPr>
-        <w:t xml:space="preserve">A report omits this qualification: The </w:t>
-      </w:r>
-      <w:r>
-        <w:rPr>
-          <w:b/>
-        </w:rPr>
-        <w:t>next question</w:t>
-      </w:r>
-      <w:r>
-        <w:rPr>
-          <w:b w:val="0"/>
-        </w:rPr>
-        <w:t xml:space="preserve"> follows </w:t>
-      </w:r>
-      <w:r>
-        <w:rPr>
-          <w:b/>
-        </w:rPr>
-        <w:t>evidence</w:t>
-      </w:r>
-      <w:r>
-        <w:rPr>
-          <w:b w:val="0"/>
-        </w:rPr>
-        <w:t xml:space="preserve"> gaps; it must not be presented as an answer already obtained.</w:t>
-      </w:r>
-    </w:p>
-    <w:p>
-      <w:pPr>
-        <w:spacing w:line="336" w:lineRule="auto" w:after="180"/>
-      </w:pPr>
-      <w:r>
-        <w:rPr>
-          <w:b w:val="0"/>
-        </w:rPr>
-        <w:t>Explain how omitting it could change a reader's interpretation, and write an accurate replacement.</w:t>
+        <w:pStyle w:val="Heading1"/>
+      </w:pPr>
+      <w:r>
+        <w:t>08. Practise the mechanism with progressively less help</w:t>
+      </w:r>
+    </w:p>
+    <w:p>
+      <w:r>
+        <w:t>Keep the selected independent case for a first attempt.</w:t>
+      </w:r>
+    </w:p>
+    <w:p>
+      <w:pPr>
+        <w:pStyle w:val="Heading2"/>
+      </w:pPr>
+      <w:r>
+        <w:t>Shared explanation</w:t>
+      </w:r>
+    </w:p>
+    <w:p>
+      <w:pPr>
+        <w:pStyle w:val="ListBullet"/>
+      </w:pPr>
+      <w:r>
+        <w:t>Explain the weekly mechanism in your own words. Use the worked scenario to name its input, decision rule and output.</w:t>
       </w:r>
     </w:p>
     <w:p>
@@ -1610,7 +2590,7 @@
         <w:pStyle w:val="Heading3"/>
       </w:pPr>
       <w:r>
-        <w:t>State one repair and the checks you would rerun.</w:t>
+        <w:t>Guided: restate the worked result, then name the assumption or limitation that prevents a broader conclusion.</w:t>
       </w:r>
     </w:p>
     <w:p>
@@ -1639,79 +2619,19 @@
       </w:r>
     </w:p>
     <w:p>
+      <w:pPr>
+        <w:pStyle w:val="Heading3"/>
+      </w:pPr>
+      <w:r>
+        <w:t>Explain your prediction to a partner before comparing results.</w:t>
+      </w:r>
+    </w:p>
+    <w:p>
       <w:r>
         <w:t>________________________________________________________________</w:t>
       </w:r>
     </w:p>
     <w:p>
-      <w:pPr>
-        <w:pStyle w:val="Heading1"/>
-      </w:pPr>
-      <w:r>
-        <w:t>08. Practise together</w:t>
-      </w:r>
-    </w:p>
-    <w:p>
-      <w:r>
-        <w:t>Practise Research defense and next questions with support, then explain the deciding step in your own words.</w:t>
-      </w:r>
-    </w:p>
-    <w:p>
-      <w:pPr>
-        <w:spacing w:line="336" w:lineRule="auto" w:after="180"/>
-      </w:pPr>
-      <w:r>
-        <w:rPr>
-          <w:b w:val="0"/>
-        </w:rPr>
-        <w:t xml:space="preserve">Explain the weekly </w:t>
-      </w:r>
-      <w:r>
-        <w:rPr>
-          <w:b/>
-        </w:rPr>
-        <w:t>mechanism</w:t>
-      </w:r>
-      <w:r>
-        <w:rPr>
-          <w:b w:val="0"/>
-        </w:rPr>
-        <w:t xml:space="preserve"> in your own words. Use the worked scenario to name its </w:t>
-      </w:r>
-      <w:r>
-        <w:rPr>
-          <w:b/>
-        </w:rPr>
-        <w:t>input</w:t>
-      </w:r>
-      <w:r>
-        <w:rPr>
-          <w:b w:val="0"/>
-        </w:rPr>
-        <w:t xml:space="preserve">, decision rule and </w:t>
-      </w:r>
-      <w:r>
-        <w:rPr>
-          <w:b/>
-        </w:rPr>
-        <w:t>output</w:t>
-      </w:r>
-      <w:r>
-        <w:rPr>
-          <w:b w:val="0"/>
-        </w:rPr>
-        <w:t>.</w:t>
-      </w:r>
-    </w:p>
-    <w:p>
-      <w:pPr>
-        <w:pStyle w:val="Heading3"/>
-      </w:pPr>
-      <w:r>
-        <w:t>Guided: restate the worked result, then name the assumption or limitation that prevents a broader conclusion.</w:t>
-      </w:r>
-    </w:p>
-    <w:p>
       <w:r>
         <w:t>________________________________________________________________</w:t>
       </w:r>
@@ -1727,49 +2647,11 @@
       </w:r>
     </w:p>
     <w:p>
-      <w:r>
-        <w:t>________________________________________________________________</w:t>
-      </w:r>
-    </w:p>
-    <w:p>
-      <w:r>
-        <w:t>________________________________________________________________</w:t>
-      </w:r>
-    </w:p>
-    <w:p>
-      <w:pPr>
-        <w:pStyle w:val="Heading3"/>
-      </w:pPr>
-      <w:r>
-        <w:t>Explain your prediction to a partner before comparing results.</w:t>
-      </w:r>
-    </w:p>
-    <w:p>
-      <w:r>
-        <w:t>________________________________________________________________</w:t>
-      </w:r>
-    </w:p>
-    <w:p>
-      <w:r>
-        <w:t>________________________________________________________________</w:t>
-      </w:r>
-    </w:p>
-    <w:p>
-      <w:r>
-        <w:t>________________________________________________________________</w:t>
-      </w:r>
-    </w:p>
-    <w:p>
-      <w:r>
-        <w:t>________________________________________________________________</w:t>
-      </w:r>
-    </w:p>
-    <w:p>
-      <w:pPr>
-        <w:pStyle w:val="Heading3"/>
-      </w:pPr>
-      <w:r>
-        <w:t>Practise with less help: Trace the worked case</w:t>
+      <w:pPr>
+        <w:pStyle w:val="Heading2"/>
+      </w:pPr>
+      <w:r>
+        <w:t>Supported workbook trace</w:t>
       </w:r>
     </w:p>
     <w:p>
@@ -1911,94 +2793,49 @@
     </w:p>
     <w:p>
       <w:pPr>
+        <w:pStyle w:val="Heading2"/>
+      </w:pPr>
+      <w:r>
+        <w:t>Individual scope check</w:t>
+      </w:r>
+    </w:p>
+    <w:p>
+      <w:pPr>
+        <w:pStyle w:val="ListBullet"/>
+      </w:pPr>
+      <w:r>
+        <w:t>Use the worked case for Research defense and next questions. Proposed explanation: “The worked result establishes every future case”. Decide whether this explanation is supported. Point to the step or supplied fact that decides; explain your repair if needed.</w:t>
+      </w:r>
+    </w:p>
+    <w:p>
+      <w:pPr>
+        <w:pStyle w:val="ListBullet"/>
+      </w:pPr>
+      <w:r>
+        <w:t>Answer on your own before discussion. If you are unsure, say which step you need help with.</w:t>
+      </w:r>
+    </w:p>
+    <w:p>
+      <w:pPr>
+        <w:pStyle w:val="Heading2"/>
+      </w:pPr>
+      <w:r>
+        <w:t>Picture response</w:t>
+      </w:r>
+    </w:p>
+    <w:p>
+      <w:pPr>
+        <w:pStyle w:val="ListBullet"/>
+      </w:pPr>
+      <w:r>
+        <w:t>Compute the clear and shaded rates and identify alternative explanations. How does the same-object, one-camera follow-up help, and why does changing cameras again reintroduce confounding?</w:t>
+      </w:r>
+    </w:p>
+    <w:p>
+      <w:pPr>
         <w:pStyle w:val="Heading3"/>
       </w:pPr>
       <w:r>
-        <w:t>Check your reasoning</w:t>
-      </w:r>
-    </w:p>
-    <w:p>
-      <w:pPr>
-        <w:spacing w:line="336" w:lineRule="auto" w:after="180"/>
-      </w:pPr>
-      <w:r>
-        <w:rPr>
-          <w:b w:val="0"/>
-        </w:rPr>
-        <w:t xml:space="preserve">Use the worked case for </w:t>
-      </w:r>
-      <w:r>
-        <w:rPr>
-          <w:b/>
-        </w:rPr>
-        <w:t>Research defense</w:t>
-      </w:r>
-      <w:r>
-        <w:rPr>
-          <w:b w:val="0"/>
-        </w:rPr>
-        <w:t xml:space="preserve"> and </w:t>
-      </w:r>
-      <w:r>
-        <w:rPr>
-          <w:b/>
-        </w:rPr>
-        <w:t>next question</w:t>
-      </w:r>
-      <w:r>
-        <w:rPr>
-          <w:b w:val="0"/>
-        </w:rPr>
-        <w:t>s. Proposed explanation: “The worked result establishes every future case”. Decide whether this explanation is supported.</w:t>
-      </w:r>
-    </w:p>
-    <w:p>
-      <w:pPr>
-        <w:spacing w:line="336" w:lineRule="auto" w:after="180"/>
-      </w:pPr>
-      <w:r>
-        <w:rPr>
-          <w:b w:val="0"/>
-        </w:rPr>
-        <w:t>Point to the step or supplied fact that decides; explain your repair if needed.</w:t>
-      </w:r>
-    </w:p>
-    <w:p>
-      <w:pPr>
-        <w:spacing w:line="336" w:lineRule="auto" w:after="180"/>
-      </w:pPr>
-      <w:r>
-        <w:rPr>
-          <w:b w:val="0"/>
-        </w:rPr>
-        <w:t>Answer on your own before discussion. If you are unsure, say which step you need help with.</w:t>
-      </w:r>
-    </w:p>
-    <w:p>
-      <w:pPr>
-        <w:pStyle w:val="Heading3"/>
-      </w:pPr>
-      <w:r>
-        <w:t>Explain the picture</w:t>
-      </w:r>
-    </w:p>
-    <w:p>
-      <w:pPr>
-        <w:spacing w:line="336" w:lineRule="auto" w:after="180"/>
-        <w:shd w:fill="F5F1FB"/>
-      </w:pPr>
-      <w:r>
-        <w:rPr>
-          <w:b w:val="0"/>
-        </w:rPr>
-        <w:t>Compute the clear and shaded rates and identify alternative explanations. How does the same-object, one-camera follow-up help, and why does changing cameras again reintroduce confounding?</w:t>
-      </w:r>
-    </w:p>
-    <w:p>
-      <w:pPr>
-        <w:pStyle w:val="Heading3"/>
-      </w:pPr>
-      <w:r>
         <w:t>My explanation using a pictured step and the given facts</w:t>
       </w:r>
     </w:p>
@@ -2020,6 +2857,14 @@
     <w:p>
       <w:r>
         <w:t>________________________________________________________________</w:t>
+      </w:r>
+    </w:p>
+    <w:p>
+      <w:pPr>
+        <w:pStyle w:val="Heading2"/>
+      </w:pPr>
+      <w:r>
+        <w:t>Reserve the independent task</w:t>
       </w:r>
     </w:p>
     <w:p>
@@ -2035,23 +2880,55 @@
     </w:p>
     <w:p>
       <w:pPr>
+        <w:pStyle w:val="Heading2"/>
+      </w:pPr>
+      <w:r>
+        <w:t>Earlier wording, alternatives and picture transcripts · reference / check after trying</w:t>
+      </w:r>
+    </w:p>
+    <w:p>
+      <w:pPr>
+        <w:pStyle w:val="Heading3"/>
+      </w:pPr>
+      <w:r>
+        <w:t>Practise with less help: Trace the worked case</w:t>
+      </w:r>
+    </w:p>
+    <w:p>
+      <w:pPr>
+        <w:pStyle w:val="Heading3"/>
+      </w:pPr>
+      <w:r>
+        <w:t>Check your reasoning</w:t>
+      </w:r>
+    </w:p>
+    <w:p>
+      <w:pPr>
+        <w:pStyle w:val="Heading3"/>
+      </w:pPr>
+      <w:r>
+        <w:t>Explain the picture</w:t>
+      </w:r>
+    </w:p>
+    <w:p>
+      <w:pPr>
         <w:pStyle w:val="Heading1"/>
       </w:pPr>
       <w:r>
-        <w:t>09. Run the investigation</w:t>
-      </w:r>
-    </w:p>
-    <w:p>
-      <w:r>
-        <w:t>Investigate Research defense and next questions. Record the prediction, actual observation or labelled paper trace, explanation and next test separately.</w:t>
-      </w:r>
-    </w:p>
-    <w:p>
-      <w:pPr>
-        <w:pStyle w:val="Heading3"/>
-      </w:pPr>
-      <w:r>
-        <w:t>Predict, investigate and preserve the evidence</w:t>
+        <w:t>09. Investigate, record the evidence and check the limits</w:t>
+      </w:r>
+    </w:p>
+    <w:p>
+      <w:r>
+        <w:t>Distinguish a prediction, a paper trace and an actual local execution.</w:t>
+      </w:r>
+    </w:p>
+    <w:p>
+      <w:pPr>
+        <w:pStyle w:val="Heading2"/>
+      </w:pPr>
+      <w:r>
+        <w:t>Current investigation</w:t>
       </w:r>
     </w:p>
     <w:p>
@@ -2062,7 +2939,31 @@
         <w:rPr>
           <w:b w:val="0"/>
         </w:rPr>
-        <w:t>Study shows candidate12/16 versus baseline11/16; replay matches; no fresh population sample or user study. Show the intermediate steps and give the conclusion with its scope.</w:t>
+        <w:t>Study shows candidate 12/16 versus baseline 11/16; replay matches; no fresh population sample or user study. Show the intermediate steps and give the conclusion with its scope.</w:t>
+      </w:r>
+    </w:p>
+    <w:p>
+      <w:pPr>
+        <w:pStyle w:val="Heading2"/>
+      </w:pPr>
+      <w:r>
+        <w:t>Complete investigation instructions</w:t>
+      </w:r>
+    </w:p>
+    <w:p>
+      <w:pPr>
+        <w:pStyle w:val="ListNumber"/>
+      </w:pPr>
+      <w:r>
+        <w:t>Prepare a paper defense record with the main candidate/baseline counts, one-case descriptive difference, stipulated replay status and missing population/user evidence. Do not claim to have performed that replay. Separately compare clear and shaded slices, list alternative explanations and sketch the same-object, one-camera follow-up. Mark the follow-up not run, retain grouped-unit and ordering assumptions, and explain why changing cameras again weakens attribution. No model, camera collection, user study or independent reproduction is performed. Reserve the final twelve-case negative-result task for the first independent attempt.</w:t>
+      </w:r>
+    </w:p>
+    <w:p>
+      <w:pPr>
+        <w:pStyle w:val="Heading2"/>
+      </w:pPr>
+      <w:r>
+        <w:t>Evidence record and reflection</w:t>
       </w:r>
     </w:p>
     <w:tbl>
@@ -2214,14 +3115,6 @@
     </w:p>
     <w:p>
       <w:pPr>
-        <w:pStyle w:val="Heading3"/>
-      </w:pPr>
-      <w:r>
-        <w:t>Plan → try → check</w:t>
-      </w:r>
-    </w:p>
-    <w:p>
-      <w:pPr>
         <w:spacing w:line="336" w:lineRule="auto" w:after="180"/>
       </w:pPr>
       <w:r>
@@ -2233,23 +3126,47 @@
     </w:p>
     <w:p>
       <w:pPr>
+        <w:pStyle w:val="Heading2"/>
+      </w:pPr>
+      <w:r>
+        <w:t>Earlier wording, alternatives and picture transcripts · reference / check after trying</w:t>
+      </w:r>
+    </w:p>
+    <w:p>
+      <w:pPr>
+        <w:pStyle w:val="Heading3"/>
+      </w:pPr>
+      <w:r>
+        <w:t>Predict, investigate and preserve the evidence</w:t>
+      </w:r>
+    </w:p>
+    <w:p>
+      <w:pPr>
+        <w:pStyle w:val="Heading3"/>
+      </w:pPr>
+      <w:r>
+        <w:t>Plan → try → check</w:t>
+      </w:r>
+    </w:p>
+    <w:p>
+      <w:pPr>
         <w:pStyle w:val="Heading1"/>
       </w:pPr>
       <w:r>
-        <w:t>10. Build your understanding</w:t>
-      </w:r>
-    </w:p>
-    <w:p>
-      <w:r>
-        <w:t>Move from recall to tracing, diagnosis and transfer in Research defense and next questions. Explain why each step is justified.</w:t>
-      </w:r>
-    </w:p>
-    <w:p>
-      <w:pPr>
-        <w:pStyle w:val="Heading3"/>
-      </w:pPr>
-      <w:r>
-        <w:t>Explain → apply → challenge</w:t>
+        <w:t>14. Try the selected new case independently</w:t>
+      </w:r>
+    </w:p>
+    <w:p>
+      <w:r>
+        <w:t>Report the candidate’s lower observed result and matching reproduction, then propose a specific question that would resolve an evidence gap.</w:t>
+      </w:r>
+    </w:p>
+    <w:p>
+      <w:pPr>
+        <w:pStyle w:val="Heading2"/>
+      </w:pPr>
+      <w:r>
+        <w:t>Complete independent task</w:t>
       </w:r>
     </w:p>
     <w:p>
@@ -2260,37 +3177,13 @@
         <w:rPr>
           <w:b w:val="0"/>
         </w:rPr>
-        <w:t xml:space="preserve">Explain the weekly </w:t>
+        <w:t xml:space="preserve">Project candidate 9/12, baseline 10/12; reproduction matches. State result and a useful </w:t>
       </w:r>
       <w:r>
         <w:rPr>
           <w:b/>
         </w:rPr>
-        <w:t>mechanism</w:t>
-      </w:r>
-      <w:r>
-        <w:rPr>
-          <w:b w:val="0"/>
-        </w:rPr>
-        <w:t xml:space="preserve"> in your own words. Use the worked scenario to name its </w:t>
-      </w:r>
-      <w:r>
-        <w:rPr>
-          <w:b/>
-        </w:rPr>
-        <w:t>input</w:t>
-      </w:r>
-      <w:r>
-        <w:rPr>
-          <w:b w:val="0"/>
-        </w:rPr>
-        <w:t xml:space="preserve">, decision rule and </w:t>
-      </w:r>
-      <w:r>
-        <w:rPr>
-          <w:b/>
-        </w:rPr>
-        <w:t>output</w:t>
+        <w:t>next question</w:t>
       </w:r>
       <w:r>
         <w:rPr>
@@ -2301,13 +3194,129 @@
     </w:p>
     <w:p>
       <w:pPr>
+        <w:pStyle w:val="Heading2"/>
+      </w:pPr>
+      <w:r>
+        <w:t>First attempt and support record</w:t>
+      </w:r>
+    </w:p>
+    <w:p>
+      <w:pPr>
+        <w:pStyle w:val="Heading3"/>
+      </w:pPr>
+      <w:r>
+        <w:t>My independent explanation, trace and limits</w:t>
+      </w:r>
+    </w:p>
+    <w:p>
+      <w:r>
+        <w:t>________________________________________________________________</w:t>
+      </w:r>
+    </w:p>
+    <w:p>
+      <w:r>
+        <w:t>________________________________________________________________</w:t>
+      </w:r>
+    </w:p>
+    <w:p>
+      <w:r>
+        <w:t>________________________________________________________________</w:t>
+      </w:r>
+    </w:p>
+    <w:p>
+      <w:r>
+        <w:t>________________________________________________________________</w:t>
+      </w:r>
+    </w:p>
+    <w:p>
+      <w:r>
+        <w:t>________________________________________________________________</w:t>
+      </w:r>
+    </w:p>
+    <w:p>
+      <w:r>
+        <w:t>________________________________________________________________</w:t>
+      </w:r>
+    </w:p>
+    <w:p>
+      <w:r>
+        <w:t>________________________________________________________________</w:t>
+      </w:r>
+    </w:p>
+    <w:p>
+      <w:pPr>
         <w:spacing w:line="336" w:lineRule="auto" w:after="180"/>
       </w:pPr>
       <w:r>
         <w:rPr>
           <w:b w:val="0"/>
         </w:rPr>
-        <w:t xml:space="preserve">A report omits this qualification: The </w:t>
+        <w:t>Attempt this case before feedback. Record any help. Earlier examples below are further practice; a case already practised with feedback cannot establish fresh transfer.</w:t>
+      </w:r>
+    </w:p>
+    <w:p>
+      <w:pPr>
+        <w:pStyle w:val="Heading2"/>
+      </w:pPr>
+      <w:r>
+        <w:t>Feedback after trying</w:t>
+      </w:r>
+    </w:p>
+    <w:p>
+      <w:pPr>
+        <w:spacing w:line="336" w:lineRule="auto" w:after="180"/>
+      </w:pPr>
+      <w:r>
+        <w:rPr>
+          <w:b w:val="0"/>
+        </w:rPr>
+        <w:t>Attempt the independent case before hints. Record whether you worked alone, used a hint or followed a model. After feedback, fix the first unsupported step and explain why it changed.</w:t>
+      </w:r>
+    </w:p>
+    <w:p>
+      <w:pPr>
+        <w:spacing w:line="336" w:lineRule="auto" w:after="180"/>
+      </w:pPr>
+      <w:r>
+        <w:rPr>
+          <w:b w:val="0"/>
+        </w:rPr>
+        <w:t>A later check uses a changed case, not a copied answer.</w:t>
+      </w:r>
+    </w:p>
+    <w:p>
+      <w:pPr>
+        <w:pStyle w:val="Heading2"/>
+      </w:pPr>
+      <w:r>
+        <w:t>Earlier wording, alternatives and picture transcripts · reference / check after trying</w:t>
+      </w:r>
+    </w:p>
+    <w:p>
+      <w:pPr>
+        <w:pStyle w:val="Heading3"/>
+      </w:pPr>
+      <w:r>
+        <w:t>Independent case: Apply a new case independently</w:t>
+      </w:r>
+    </w:p>
+    <w:p>
+      <w:pPr>
+        <w:pStyle w:val="Heading3"/>
+      </w:pPr>
+      <w:r>
+        <w:t>Attempt this without hints</w:t>
+      </w:r>
+    </w:p>
+    <w:p>
+      <w:pPr>
+        <w:spacing w:line="336" w:lineRule="auto" w:after="180"/>
+      </w:pPr>
+      <w:r>
+        <w:rPr>
+          <w:b w:val="0"/>
+        </w:rPr>
+        <w:t xml:space="preserve">Project candidate 9/12, baseline 10/12; reproduction matches. State result and a useful </w:t>
       </w:r>
       <w:r>
         <w:rPr>
@@ -2319,7 +3328,106 @@
         <w:rPr>
           <w:b w:val="0"/>
         </w:rPr>
-        <w:t xml:space="preserve"> follows </w:t>
+        <w:t>.</w:t>
+      </w:r>
+    </w:p>
+    <w:p>
+      <w:pPr>
+        <w:pStyle w:val="Heading3"/>
+      </w:pPr>
+      <w:r>
+        <w:t>My independent procedure, result and limitation</w:t>
+      </w:r>
+    </w:p>
+    <w:p>
+      <w:r>
+        <w:t>________________________________________________________________</w:t>
+      </w:r>
+    </w:p>
+    <w:p>
+      <w:r>
+        <w:t>________________________________________________________________</w:t>
+      </w:r>
+    </w:p>
+    <w:p>
+      <w:r>
+        <w:t>________________________________________________________________</w:t>
+      </w:r>
+    </w:p>
+    <w:p>
+      <w:r>
+        <w:t>________________________________________________________________</w:t>
+      </w:r>
+    </w:p>
+    <w:p>
+      <w:r>
+        <w:t>________________________________________________________________</w:t>
+      </w:r>
+    </w:p>
+    <w:p>
+      <w:r>
+        <w:t>________________________________________________________________</w:t>
+      </w:r>
+    </w:p>
+    <w:p>
+      <w:r>
+        <w:t>________________________________________________________________</w:t>
+      </w:r>
+    </w:p>
+    <w:p>
+      <w:r>
+        <w:t>________________________________________________________________</w:t>
+      </w:r>
+    </w:p>
+    <w:p>
+      <w:pPr>
+        <w:spacing w:line="336" w:lineRule="auto" w:after="180"/>
+      </w:pPr>
+      <w:r>
+        <w:rPr>
+          <w:b w:val="0"/>
+        </w:rPr>
+        <w:t>Record support used: none, hint or teacher explanation. After feedback, a different case is needed to demonstrate independence.</w:t>
+      </w:r>
+    </w:p>
+    <w:p>
+      <w:pPr>
+        <w:pStyle w:val="Heading3"/>
+      </w:pPr>
+      <w:r>
+        <w:t>Use feedback to improve</w:t>
+      </w:r>
+    </w:p>
+    <w:p>
+      <w:pPr>
+        <w:pStyle w:val="Heading1"/>
+      </w:pPr>
+      <w:r>
+        <w:t>11. Save the research artifact and unresolved conditions</w:t>
+      </w:r>
+    </w:p>
+    <w:p>
+      <w:r>
+        <w:t>Keep supplied evidence, proposed revisions and actual work distinct.</w:t>
+      </w:r>
+    </w:p>
+    <w:p>
+      <w:pPr>
+        <w:pStyle w:val="Heading2"/>
+      </w:pPr>
+      <w:r>
+        <w:t>Project task and artifact</w:t>
+      </w:r>
+    </w:p>
+    <w:p>
+      <w:pPr>
+        <w:spacing w:line="336" w:lineRule="auto" w:after="180"/>
+      </w:pPr>
+      <w:r>
+        <w:rPr>
+          <w:b w:val="0"/>
+        </w:rPr>
+        <w:t xml:space="preserve">For Reproducible AI Research Study, use this week’s independent task as a rehearsal for the final </w:t>
       </w:r>
       <w:r>
         <w:rPr>
@@ -2331,109 +3439,7 @@
         <w:rPr>
           <w:b w:val="0"/>
         </w:rPr>
-        <w:t xml:space="preserve"> gaps; it must not be presented as an answer already obtained.</w:t>
-      </w:r>
-    </w:p>
-    <w:p>
-      <w:pPr>
-        <w:spacing w:line="336" w:lineRule="auto" w:after="180"/>
-      </w:pPr>
-      <w:r>
-        <w:rPr>
-          <w:b w:val="0"/>
-        </w:rPr>
-        <w:t>Explain how omitting it could change a reader's interpretation, and write an accurate replacement.</w:t>
-      </w:r>
-    </w:p>
-    <w:p>
-      <w:pPr>
-        <w:spacing w:line="336" w:lineRule="auto" w:after="180"/>
-      </w:pPr>
-      <w:r>
-        <w:rPr>
-          <w:b w:val="0"/>
-        </w:rPr>
-        <w:t>For the worked scenario, propose one additional case that could reveal a failure, describe its expected outcome before running it, and explain what would need to remain fixed for a fair comparison.</w:t>
-      </w:r>
-    </w:p>
-    <w:p>
-      <w:pPr>
-        <w:spacing w:line="336" w:lineRule="auto" w:after="180"/>
-      </w:pPr>
-      <w:r>
-        <w:rPr>
-          <w:b w:val="0"/>
-        </w:rPr>
-        <w:t>Do not reuse W4 as a new final test after receiving feedback.</w:t>
-      </w:r>
-    </w:p>
-    <w:p>
-      <w:pPr>
-        <w:pStyle w:val="Heading3"/>
-      </w:pPr>
-      <w:r>
-        <w:t>Explain which evidence supports your conclusion and which claim remains unproved.</w:t>
-      </w:r>
-    </w:p>
-    <w:p>
-      <w:r>
-        <w:t>________________________________________________________________</w:t>
-      </w:r>
-    </w:p>
-    <w:p>
-      <w:r>
-        <w:t>________________________________________________________________</w:t>
-      </w:r>
-    </w:p>
-    <w:p>
-      <w:r>
-        <w:t>________________________________________________________________</w:t>
-      </w:r>
-    </w:p>
-    <w:p>
-      <w:r>
-        <w:t>________________________________________________________________</w:t>
-      </w:r>
-    </w:p>
-    <w:p>
-      <w:r>
-        <w:t>________________________________________________________________</w:t>
-      </w:r>
-    </w:p>
-    <w:p>
-      <w:pPr>
-        <w:pStyle w:val="Heading1"/>
-      </w:pPr>
-      <w:r>
-        <w:t>11. Connect your project</w:t>
-      </w:r>
-    </w:p>
-    <w:p>
-      <w:r>
-        <w:t>Apply this week’s idea to Reproducible AI Research Study. Keep an annotated decision and the evidence supporting it.</w:t>
-      </w:r>
-    </w:p>
-    <w:p>
-      <w:pPr>
-        <w:spacing w:line="336" w:lineRule="auto" w:after="180"/>
-      </w:pPr>
-      <w:r>
-        <w:rPr>
-          <w:b w:val="0"/>
-        </w:rPr>
-        <w:t xml:space="preserve">For Reproducible AI Research Study, use this week’s independent task as a rehearsal for the final </w:t>
-      </w:r>
-      <w:r>
-        <w:rPr>
-          <w:b/>
-        </w:rPr>
-        <w:t>evidence</w:t>
-      </w:r>
-      <w:r>
-        <w:rPr>
-          <w:b w:val="0"/>
-        </w:rPr>
-        <w:t xml:space="preserve"> pack: Project candidate9/12, baseline10/12; reproduction matches. State result and a useful </w:t>
+        <w:t xml:space="preserve"> pack: Project candidate 9/12, baseline 10/12; reproduction matches. State result and a useful </w:t>
       </w:r>
       <w:r>
         <w:rPr>
@@ -2445,18 +3451,7 @@
         <w:rPr>
           <w:b w:val="0"/>
         </w:rPr>
-        <w:t>.</w:t>
-      </w:r>
-    </w:p>
-    <w:p>
-      <w:pPr>
-        <w:spacing w:line="336" w:lineRule="auto" w:after="180"/>
-      </w:pPr>
-      <w:r>
-        <w:rPr>
-          <w:b w:val="0"/>
-        </w:rPr>
-        <w:t xml:space="preserve">Keep actual </w:t>
+        <w:t xml:space="preserve">. Keep actual </w:t>
       </w:r>
       <w:r>
         <w:rPr>
@@ -2589,10 +3584,10 @@
     </w:tbl>
     <w:p>
       <w:pPr>
-        <w:pStyle w:val="Heading3"/>
-      </w:pPr>
-      <w:r>
-        <w:t>Evidence for your project</w:t>
+        <w:pStyle w:val="Heading2"/>
+      </w:pPr>
+      <w:r>
+        <w:t>Evidence and limitations</w:t>
       </w:r>
     </w:p>
     <w:p>
@@ -2608,15 +3603,88 @@
     </w:p>
     <w:p>
       <w:pPr>
+        <w:pStyle w:val="Heading2"/>
+      </w:pPr>
+      <w:r>
+        <w:t>Earlier wording, alternatives and picture transcripts · reference / check after trying</w:t>
+      </w:r>
+    </w:p>
+    <w:p>
+      <w:pPr>
+        <w:pStyle w:val="Heading3"/>
+      </w:pPr>
+      <w:r>
+        <w:t>Evidence for your project</w:t>
+      </w:r>
+    </w:p>
+    <w:p>
+      <w:pPr>
         <w:pStyle w:val="Heading1"/>
       </w:pPr>
       <w:r>
-        <w:t>12. Show what you know</w:t>
-      </w:r>
-    </w:p>
-    <w:p>
-      <w:r>
-        <w:t>Use a genuinely new case for independent evidence. Previously discussed examples remain practice; use the separately named independent case before feedback.</w:t>
+        <w:t>16. Retrieve the mechanism and state the evidence boundary</w:t>
+      </w:r>
+    </w:p>
+    <w:p>
+      <w:r>
+        <w:t>Explain what follows and what would require new evidence.</w:t>
+      </w:r>
+    </w:p>
+    <w:p>
+      <w:pPr>
+        <w:pStyle w:val="Heading2"/>
+      </w:pPr>
+      <w:r>
+        <w:t>Retrieve and explain</w:t>
+      </w:r>
+    </w:p>
+    <w:p>
+      <w:pPr>
+        <w:pStyle w:val="ListBullet"/>
+      </w:pPr>
+      <w:r>
+        <w:t>Close your notes. Explain this goal in your own words: Explain the mechanism and terminology of research defense and next questions</w:t>
+      </w:r>
+    </w:p>
+    <w:p>
+      <w:pPr>
+        <w:pStyle w:val="Heading3"/>
+      </w:pPr>
+      <w:r>
+        <w:t>My deciding step, evidence and one remaining question</w:t>
+      </w:r>
+    </w:p>
+    <w:p>
+      <w:r>
+        <w:t>________________________________________________________________</w:t>
+      </w:r>
+    </w:p>
+    <w:p>
+      <w:r>
+        <w:t>________________________________________________________________</w:t>
+      </w:r>
+    </w:p>
+    <w:p>
+      <w:r>
+        <w:t>________________________________________________________________</w:t>
+      </w:r>
+    </w:p>
+    <w:p>
+      <w:r>
+        <w:t>________________________________________________________________</w:t>
+      </w:r>
+    </w:p>
+    <w:p>
+      <w:r>
+        <w:t>________________________________________________________________</w:t>
+      </w:r>
+    </w:p>
+    <w:p>
+      <w:pPr>
+        <w:pStyle w:val="Heading2"/>
+      </w:pPr>
+      <w:r>
+        <w:t>Plan a changed-case return</w:t>
       </w:r>
     </w:p>
     <w:p>
@@ -2627,62 +3695,31 @@
         <w:rPr>
           <w:b w:val="0"/>
         </w:rPr>
-        <w:t>Complete the supported workbook tasks before attempting W4 independently. Record any hints or help used. After feedback, use the teacher's fresh retry rather than copying the earlier answer.</w:t>
-      </w:r>
-    </w:p>
-    <w:p>
-      <w:pPr>
-        <w:spacing w:line="336" w:lineRule="auto" w:after="180"/>
-      </w:pPr>
+        <w:t xml:space="preserve">If you are unsure, return to the worked picture and explain one arrow. If you are ready, change an </w:t>
+      </w:r>
+      <w:r>
+        <w:rPr>
+          <w:b/>
+        </w:rPr>
+        <w:t>input</w:t>
+      </w:r>
       <w:r>
         <w:rPr>
           <w:b w:val="0"/>
         </w:rPr>
-        <w:t>For a project, select a relevant new case, predict the outcome from the declared rule and preserve the result alongside any revision.</w:t>
-      </w:r>
-    </w:p>
-    <w:p>
-      <w:pPr>
-        <w:pStyle w:val="Heading3"/>
-      </w:pPr>
-      <w:r>
-        <w:t>Exit: propose one revealing change to the worked scenario. State the expected outcome and the evidence that would make you revise your explanation.</w:t>
-      </w:r>
-    </w:p>
-    <w:p>
-      <w:r>
-        <w:t>________________________________________________________________</w:t>
-      </w:r>
-    </w:p>
-    <w:p>
-      <w:r>
-        <w:t>________________________________________________________________</w:t>
-      </w:r>
-    </w:p>
-    <w:p>
-      <w:r>
-        <w:t>________________________________________________________________</w:t>
-      </w:r>
-    </w:p>
-    <w:p>
-      <w:r>
-        <w:t>________________________________________________________________</w:t>
-      </w:r>
-    </w:p>
-    <w:p>
-      <w:r>
-        <w:t>________________________________________________________________</w:t>
-      </w:r>
-    </w:p>
-    <w:p>
-      <w:pPr>
-        <w:spacing w:line="336" w:lineRule="auto" w:after="180"/>
-      </w:pPr>
+        <w:t xml:space="preserve"> or assumption and justify your </w:t>
+      </w:r>
+      <w:r>
+        <w:rPr>
+          <w:b/>
+        </w:rPr>
+        <w:t>prediction</w:t>
+      </w:r>
       <w:r>
         <w:rPr>
           <w:b w:val="0"/>
         </w:rPr>
-        <w:t>For the worked scenario, propose one additional case that could reveal a failure, describe its expected outcome before running it, and explain what would need to remain fixed for a fair comparison.</w:t>
+        <w:t>.</w:t>
       </w:r>
     </w:p>
     <w:p>
@@ -2693,14 +3730,336 @@
         <w:rPr>
           <w:b w:val="0"/>
         </w:rPr>
-        <w:t>Do not reuse W4 as a new final test after receiving feedback.</w:t>
-      </w:r>
-    </w:p>
+        <w:t xml:space="preserve">Save your workbook </w:t>
+      </w:r>
+      <w:r>
+        <w:rPr>
+          <w:b/>
+        </w:rPr>
+        <w:t>evidence</w:t>
+      </w:r>
+      <w:r>
+        <w:rPr>
+          <w:b w:val="0"/>
+        </w:rPr>
+        <w:t>. At the next review, try a different case before opening your old answer.</w:t>
+      </w:r>
+    </w:p>
+    <w:p>
+      <w:pPr>
+        <w:pStyle w:val="Heading1"/>
+      </w:pPr>
+      <w:r>
+        <w:t>Reference bank and extra practice</w:t>
+      </w:r>
+    </w:p>
+    <w:p>
+      <w:pPr>
+        <w:pStyle w:val="Heading1"/>
+      </w:pPr>
+      <w:r>
+        <w:t>05. Reference · Use research vocabulary precisely</w:t>
+      </w:r>
+    </w:p>
+    <w:p>
+      <w:r>
+        <w:t>Connect each term to the question, comparison, measurement or evidence.</w:t>
+      </w:r>
+    </w:p>
+    <w:p>
+      <w:pPr>
+        <w:pStyle w:val="Heading2"/>
+      </w:pPr>
+      <w:r>
+        <w:t>Vocabulary and your explanation</w:t>
+      </w:r>
+    </w:p>
+    <w:tbl>
+      <w:tblPr>
+        <w:tblStyle w:val="LightShading-Accent1"/>
+        <w:tblW w:type="auto" w:w="0"/>
+        <w:tblLook w:firstColumn="1" w:firstRow="1" w:lastColumn="0" w:lastRow="0" w:noHBand="0" w:noVBand="1" w:val="04A0"/>
+      </w:tblPr>
+      <w:tblGrid>
+        <w:gridCol w:w="5112"/>
+        <w:gridCol w:w="5112"/>
+      </w:tblGrid>
+      <w:tr>
+        <w:trPr>
+          <w:tblHeader/>
+        </w:trPr>
+        <w:tc>
+          <w:tcPr>
+            <w:tcW w:type="dxa" w:w="5112"/>
+          </w:tcPr>
+          <w:p>
+            <w:r>
+              <w:t>Word</w:t>
+            </w:r>
+          </w:p>
+        </w:tc>
+        <w:tc>
+          <w:tcPr>
+            <w:tcW w:type="dxa" w:w="5112"/>
+          </w:tcPr>
+          <w:p>
+            <w:r>
+              <w:t>Meaning</w:t>
+            </w:r>
+          </w:p>
+        </w:tc>
+      </w:tr>
+      <w:tr>
+        <w:tc>
+          <w:tcPr>
+            <w:tcW w:type="dxa" w:w="5112"/>
+          </w:tcPr>
+          <w:p>
+            <w:r>
+              <w:t>Research defense</w:t>
+            </w:r>
+          </w:p>
+        </w:tc>
+        <w:tc>
+          <w:tcPr>
+            <w:tcW w:type="dxa" w:w="5112"/>
+          </w:tcPr>
+          <w:p>
+            <w:r>
+              <w:t>A justified account of methods, findings and limits</w:t>
+            </w:r>
+          </w:p>
+        </w:tc>
+      </w:tr>
+      <w:tr>
+        <w:tc>
+          <w:tcPr>
+            <w:tcW w:type="dxa" w:w="5112"/>
+          </w:tcPr>
+          <w:p>
+            <w:r>
+              <w:t>Next question</w:t>
+            </w:r>
+          </w:p>
+        </w:tc>
+        <w:tc>
+          <w:tcPr>
+            <w:tcW w:type="dxa" w:w="5112"/>
+          </w:tcPr>
+          <w:p>
+            <w:r>
+              <w:t>A new bounded inquiry motivated by a gap</w:t>
+            </w:r>
+          </w:p>
+        </w:tc>
+      </w:tr>
+      <w:tr>
+        <w:tc>
+          <w:tcPr>
+            <w:tcW w:type="dxa" w:w="5112"/>
+          </w:tcPr>
+          <w:p>
+            <w:r>
+              <w:t>Negative finding</w:t>
+            </w:r>
+          </w:p>
+        </w:tc>
+        <w:tc>
+          <w:tcPr>
+            <w:tcW w:type="dxa" w:w="5112"/>
+          </w:tcPr>
+          <w:p>
+            <w:r>
+              <w:t>A result failing the declared expectation</w:t>
+            </w:r>
+          </w:p>
+        </w:tc>
+      </w:tr>
+    </w:tbl>
     <w:p>
       <w:pPr>
         <w:pStyle w:val="Heading3"/>
       </w:pPr>
       <w:r>
+        <w:t>Use two terms to explain a step in this week’s example.</w:t>
+      </w:r>
+    </w:p>
+    <w:p>
+      <w:r>
+        <w:t>________________________________________________________________</w:t>
+      </w:r>
+    </w:p>
+    <w:p>
+      <w:r>
+        <w:t>________________________________________________________________</w:t>
+      </w:r>
+    </w:p>
+    <w:p>
+      <w:r>
+        <w:t>________________________________________________________________</w:t>
+      </w:r>
+    </w:p>
+    <w:p>
+      <w:pPr>
+        <w:pStyle w:val="Heading1"/>
+      </w:pPr>
+      <w:r>
+        <w:t>10. Extra challenge · Explain a stronger case</w:t>
+      </w:r>
+    </w:p>
+    <w:p>
+      <w:r>
+        <w:t>Choose the next challenge after the main route.</w:t>
+      </w:r>
+    </w:p>
+    <w:p>
+      <w:pPr>
+        <w:pStyle w:val="Heading2"/>
+      </w:pPr>
+      <w:r>
+        <w:t>Explain,repair and extend</w:t>
+      </w:r>
+    </w:p>
+    <w:p>
+      <w:pPr>
+        <w:pStyle w:val="Heading3"/>
+      </w:pPr>
+      <w:r>
+        <w:t>Explain → apply → challenge</w:t>
+      </w:r>
+    </w:p>
+    <w:p>
+      <w:pPr>
+        <w:pStyle w:val="ListBullet"/>
+      </w:pPr>
+      <w:r>
+        <w:t>Explain the weekly mechanism in your own words. Use the worked scenario to name its input, decision rule and output.</w:t>
+      </w:r>
+    </w:p>
+    <w:p>
+      <w:pPr>
+        <w:pStyle w:val="ListBullet"/>
+      </w:pPr>
+      <w:r>
+        <w:t>A report omits this qualification: The next question follows evidence gaps; it must not be presented as an answer already obtained. Explain how omitting it could change a reader's interpretation, and write an accurate replacement.</w:t>
+      </w:r>
+    </w:p>
+    <w:p>
+      <w:pPr>
+        <w:pStyle w:val="ListBullet"/>
+      </w:pPr>
+      <w:r>
+        <w:t>For the worked scenario, propose one additional case that could reveal a failure, describe its expected outcome before running it, and explain what would need to remain fixed for a fair comparison. Do not reuse W4 as a new final test after receiving feedback.</w:t>
+      </w:r>
+    </w:p>
+    <w:p>
+      <w:pPr>
+        <w:pStyle w:val="Heading3"/>
+      </w:pPr>
+      <w:r>
+        <w:t>Explain which evidence supports your conclusion and which claim remains unproved.</w:t>
+      </w:r>
+    </w:p>
+    <w:p>
+      <w:r>
+        <w:t>________________________________________________________________</w:t>
+      </w:r>
+    </w:p>
+    <w:p>
+      <w:r>
+        <w:t>________________________________________________________________</w:t>
+      </w:r>
+    </w:p>
+    <w:p>
+      <w:r>
+        <w:t>________________________________________________________________</w:t>
+      </w:r>
+    </w:p>
+    <w:p>
+      <w:r>
+        <w:t>________________________________________________________________</w:t>
+      </w:r>
+    </w:p>
+    <w:p>
+      <w:r>
+        <w:t>________________________________________________________________</w:t>
+      </w:r>
+    </w:p>
+    <w:p>
+      <w:pPr>
+        <w:pStyle w:val="Heading1"/>
+      </w:pPr>
+      <w:r>
+        <w:t>12. Reference · Check the research reasoning and its limits</w:t>
+      </w:r>
+    </w:p>
+    <w:p>
+      <w:r>
+        <w:t>Use after practice; reserve the selected independent case for its first attempt.</w:t>
+      </w:r>
+    </w:p>
+    <w:p>
+      <w:pPr>
+        <w:pStyle w:val="Heading2"/>
+      </w:pPr>
+      <w:r>
+        <w:t>Current explanation and response</w:t>
+      </w:r>
+    </w:p>
+    <w:p>
+      <w:pPr>
+        <w:pStyle w:val="ListBullet"/>
+      </w:pPr>
+      <w:r>
+        <w:t>Complete the supported workbook tasks before attempting W4 independently. Record any hints or help used. After feedback, use the teacher's fresh retry rather than copying the earlier answer. For a project, select a relevant new case, predict the outcome from the declared rule and preserve the result alongside any revision.</w:t>
+      </w:r>
+    </w:p>
+    <w:p>
+      <w:pPr>
+        <w:pStyle w:val="Heading3"/>
+      </w:pPr>
+      <w:r>
+        <w:t>Exit: propose one revealing change to the worked scenario. State the expected outcome and the evidence that would make you revise your explanation.</w:t>
+      </w:r>
+    </w:p>
+    <w:p>
+      <w:r>
+        <w:t>________________________________________________________________</w:t>
+      </w:r>
+    </w:p>
+    <w:p>
+      <w:r>
+        <w:t>________________________________________________________________</w:t>
+      </w:r>
+    </w:p>
+    <w:p>
+      <w:r>
+        <w:t>________________________________________________________________</w:t>
+      </w:r>
+    </w:p>
+    <w:p>
+      <w:r>
+        <w:t>________________________________________________________________</w:t>
+      </w:r>
+    </w:p>
+    <w:p>
+      <w:r>
+        <w:t>________________________________________________________________</w:t>
+      </w:r>
+    </w:p>
+    <w:p>
+      <w:pPr>
+        <w:pStyle w:val="ListBullet"/>
+      </w:pPr>
+      <w:r>
+        <w:t>For the worked scenario, propose one additional case that could reveal a failure, describe its expected outcome before running it, and explain what would need to remain fixed for a fair comparison. Do not reuse W4 as a new final test after receiving feedback.</w:t>
+      </w:r>
+    </w:p>
+    <w:p>
+      <w:pPr>
+        <w:pStyle w:val="Heading3"/>
+      </w:pPr>
+      <w:r>
         <w:t>My limited claim and a useful next check</w:t>
       </w:r>
     </w:p>
@@ -2729,12 +4088,20 @@
         <w:pStyle w:val="Heading1"/>
       </w:pPr>
       <w:r>
-        <w:t>13. Study a complete case</w:t>
-      </w:r>
-    </w:p>
-    <w:p>
-      <w:r>
-        <w:t>Revisit the complete Research defense and next questions case for supported practice. Repeated examples do not become fresh assessments.</w:t>
+        <w:t>13. Extra practice · Revisit the complete trace</w:t>
+      </w:r>
+    </w:p>
+    <w:p>
+      <w:r>
+        <w:t>Predict before reading the supplied steps.</w:t>
+      </w:r>
+    </w:p>
+    <w:p>
+      <w:pPr>
+        <w:pStyle w:val="Heading2"/>
+      </w:pPr>
+      <w:r>
+        <w:t>Complete trace and evidence</w:t>
       </w:r>
     </w:p>
     <w:p>
@@ -2806,7 +4173,7 @@
           </w:tcPr>
           <w:p>
             <w:r>
-              <w:t>Study shows candidate12/16 versus baseline11/16; replay matches; no fresh population sample or user study.</w:t>
+              <w:t>Study shows candidate 12/16 versus baseline 11/16; replay matches; no fresh population sample or user study.</w:t>
             </w:r>
           </w:p>
         </w:tc>
@@ -2826,7 +4193,7 @@
           </w:tcPr>
           <w:p>
             <w:r>
-              <w:t>75% versus68.75%, gain6.25 points in16 cases; replay supports computational consistency. Broader usefulness and generalisation remain untested.</w:t>
+              <w:t>75% versus 68.75%, gain 6.25 points in 16 cases; replay supports computational consistency. Broader usefulness and generalisation remain untested.</w:t>
             </w:r>
           </w:p>
         </w:tc>
@@ -2903,230 +4270,20 @@
         <w:pStyle w:val="Heading1"/>
       </w:pPr>
       <w:r>
-        <w:t>14. Try a new case independently</w:t>
-      </w:r>
-    </w:p>
-    <w:p>
-      <w:r>
-        <w:t>Attempt the reserved new case before feedback. Record support; the earlier examples below remain additional practice.</w:t>
-      </w:r>
-    </w:p>
-    <w:p>
-      <w:pPr>
-        <w:pStyle w:val="Heading3"/>
-      </w:pPr>
-      <w:r>
-        <w:t>Independent case: Apply a new case independently</w:t>
-      </w:r>
-    </w:p>
-    <w:p>
-      <w:pPr>
-        <w:spacing w:line="336" w:lineRule="auto" w:after="180"/>
-      </w:pPr>
-      <w:r>
-        <w:rPr>
-          <w:b w:val="0"/>
-        </w:rPr>
-        <w:t xml:space="preserve">Project candidate9/12, baseline10/12; reproduction matches. State result and a useful </w:t>
-      </w:r>
-      <w:r>
-        <w:rPr>
-          <w:b/>
-        </w:rPr>
-        <w:t>next question</w:t>
-      </w:r>
-      <w:r>
-        <w:rPr>
-          <w:b w:val="0"/>
-        </w:rPr>
-        <w:t>.</w:t>
-      </w:r>
-    </w:p>
-    <w:p>
-      <w:pPr>
-        <w:pStyle w:val="Heading3"/>
-      </w:pPr>
-      <w:r>
-        <w:t>My independent explanation, trace and limits</w:t>
-      </w:r>
-    </w:p>
-    <w:p>
-      <w:r>
-        <w:t>________________________________________________________________</w:t>
-      </w:r>
-    </w:p>
-    <w:p>
-      <w:r>
-        <w:t>________________________________________________________________</w:t>
-      </w:r>
-    </w:p>
-    <w:p>
-      <w:r>
-        <w:t>________________________________________________________________</w:t>
-      </w:r>
-    </w:p>
-    <w:p>
-      <w:r>
-        <w:t>________________________________________________________________</w:t>
-      </w:r>
-    </w:p>
-    <w:p>
-      <w:r>
-        <w:t>________________________________________________________________</w:t>
-      </w:r>
-    </w:p>
-    <w:p>
-      <w:r>
-        <w:t>________________________________________________________________</w:t>
-      </w:r>
-    </w:p>
-    <w:p>
-      <w:r>
-        <w:t>________________________________________________________________</w:t>
-      </w:r>
-    </w:p>
-    <w:p>
-      <w:pPr>
-        <w:spacing w:line="336" w:lineRule="auto" w:after="180"/>
-      </w:pPr>
-      <w:r>
-        <w:rPr>
-          <w:b w:val="0"/>
-        </w:rPr>
-        <w:t>Attempt this case before feedback. Record any help. Earlier examples below are further practice; a case already practised with feedback cannot establish fresh transfer.</w:t>
-      </w:r>
-    </w:p>
-    <w:p>
-      <w:pPr>
-        <w:pStyle w:val="Heading3"/>
-      </w:pPr>
-      <w:r>
-        <w:t>Attempt this without hints</w:t>
-      </w:r>
-    </w:p>
-    <w:p>
-      <w:pPr>
-        <w:spacing w:line="336" w:lineRule="auto" w:after="180"/>
-      </w:pPr>
-      <w:r>
-        <w:rPr>
-          <w:b w:val="0"/>
-        </w:rPr>
-        <w:t xml:space="preserve">Project candidate9/12, baseline10/12; reproduction matches. State result and a useful </w:t>
-      </w:r>
-      <w:r>
-        <w:rPr>
-          <w:b/>
-        </w:rPr>
-        <w:t>next question</w:t>
-      </w:r>
-      <w:r>
-        <w:rPr>
-          <w:b w:val="0"/>
-        </w:rPr>
-        <w:t>.</w:t>
-      </w:r>
-    </w:p>
-    <w:p>
-      <w:pPr>
-        <w:pStyle w:val="Heading3"/>
-      </w:pPr>
-      <w:r>
-        <w:t>My independent procedure, result and limitation</w:t>
-      </w:r>
-    </w:p>
-    <w:p>
-      <w:r>
-        <w:t>________________________________________________________________</w:t>
-      </w:r>
-    </w:p>
-    <w:p>
-      <w:r>
-        <w:t>________________________________________________________________</w:t>
-      </w:r>
-    </w:p>
-    <w:p>
-      <w:r>
-        <w:t>________________________________________________________________</w:t>
-      </w:r>
-    </w:p>
-    <w:p>
-      <w:r>
-        <w:t>________________________________________________________________</w:t>
-      </w:r>
-    </w:p>
-    <w:p>
-      <w:r>
-        <w:t>________________________________________________________________</w:t>
-      </w:r>
-    </w:p>
-    <w:p>
-      <w:r>
-        <w:t>________________________________________________________________</w:t>
-      </w:r>
-    </w:p>
-    <w:p>
-      <w:r>
-        <w:t>________________________________________________________________</w:t>
-      </w:r>
-    </w:p>
-    <w:p>
-      <w:r>
-        <w:t>________________________________________________________________</w:t>
-      </w:r>
-    </w:p>
-    <w:p>
-      <w:pPr>
-        <w:spacing w:line="336" w:lineRule="auto" w:after="180"/>
-      </w:pPr>
-      <w:r>
-        <w:rPr>
-          <w:b w:val="0"/>
-        </w:rPr>
-        <w:t>Record support used: none, hint or teacher explanation. After feedback, a different case is needed to demonstrate independence.</w:t>
-      </w:r>
-    </w:p>
-    <w:p>
-      <w:pPr>
-        <w:pStyle w:val="Heading3"/>
-      </w:pPr>
-      <w:r>
-        <w:t>Use feedback to improve</w:t>
-      </w:r>
-    </w:p>
-    <w:p>
-      <w:pPr>
-        <w:spacing w:line="336" w:lineRule="auto" w:after="180"/>
-      </w:pPr>
-      <w:r>
-        <w:rPr>
-          <w:b w:val="0"/>
-        </w:rPr>
-        <w:t>Attempt the independent case before hints. Record whether you worked alone, used a hint or followed a model. After feedback, fix the first unsupported step and explain why it changed.</w:t>
-      </w:r>
-    </w:p>
-    <w:p>
-      <w:pPr>
-        <w:spacing w:line="336" w:lineRule="auto" w:after="180"/>
-      </w:pPr>
-      <w:r>
-        <w:rPr>
-          <w:b w:val="0"/>
-        </w:rPr>
-        <w:t>A later check uses a changed case, not a copied answer.</w:t>
-      </w:r>
-    </w:p>
-    <w:p>
-      <w:pPr>
-        <w:pStyle w:val="Heading1"/>
-      </w:pPr>
-      <w:r>
-        <w:t>15. Your lesson route</w:t>
-      </w:r>
-    </w:p>
-    <w:p>
-      <w:r>
-        <w:t>Use this map to navigate Research defense and next questions, connect the goals to tasks and keep one evidence record for each attempt.</w:t>
+        <w:t>15. Reference · The earlier route checklist</w:t>
+      </w:r>
+    </w:p>
+    <w:p>
+      <w:r>
+        <w:t>Use one main route rather than repeating the lesson.</w:t>
+      </w:r>
+    </w:p>
+    <w:p>
+      <w:pPr>
+        <w:pStyle w:val="Heading2"/>
+      </w:pPr>
+      <w:r>
+        <w:t>Targets,route and first prediction</w:t>
       </w:r>
     </w:p>
     <w:p>
@@ -3305,12 +4462,117 @@
         <w:pStyle w:val="Heading1"/>
       </w:pPr>
       <w:r>
-        <w:t>16. Finish and return</w:t>
-      </w:r>
-    </w:p>
-    <w:p>
-      <w:r>
-        <w:t>Explain Research defense and next questions without notes, identify a remaining question and plan a later check with a changed case.</w:t>
+        <w:t>17. Extra practice · Predict,check and repair</w:t>
+      </w:r>
+    </w:p>
+    <w:p>
+      <w:r>
+        <w:t>Keep supported feedback separate from the independent case.</w:t>
+      </w:r>
+    </w:p>
+    <w:p>
+      <w:pPr>
+        <w:pStyle w:val="Heading2"/>
+      </w:pPr>
+      <w:r>
+        <w:t>First supported question and optional hint</w:t>
+      </w:r>
+    </w:p>
+    <w:p>
+      <w:pPr>
+        <w:pStyle w:val="ListBullet"/>
+      </w:pPr>
+      <w:r>
+        <w:t>Defend the next research question. A research defence identifies an observed weakness and a testable follow-up.</w:t>
+      </w:r>
+    </w:p>
+    <w:p>
+      <w:pPr>
+        <w:pStyle w:val="Heading3"/>
+      </w:pPr>
+      <w:r>
+        <w:t>Practice 1: explain the deciding evidence</w:t>
+      </w:r>
+    </w:p>
+    <w:p>
+      <w:pPr>
+        <w:pStyle w:val="ListBullet"/>
+      </w:pPr>
+      <w:r>
+        <w:t>Which labelled step matches this detail? Photograph the same held-out objects under both light conditions using one camera and fixed scoring.</w:t>
+      </w:r>
+    </w:p>
+    <w:p>
+      <w:pPr>
+        <w:pStyle w:val="ListBullet"/>
+      </w:pPr>
+      <w:r>
+        <w:t>1. Design follow-up</w:t>
+      </w:r>
+    </w:p>
+    <w:p>
+      <w:pPr>
+        <w:pStyle w:val="ListBullet"/>
+      </w:pPr>
+      <w:r>
+        <w:t>2. Limit the interpretation</w:t>
+      </w:r>
+    </w:p>
+    <w:p>
+      <w:pPr>
+        <w:pStyle w:val="ListBullet"/>
+      </w:pPr>
+      <w:r>
+        <w:t>3. State slice outcomes</w:t>
+      </w:r>
+    </w:p>
+    <w:p>
+      <w:pPr>
+        <w:pStyle w:val="Heading3"/>
+      </w:pPr>
+      <w:r>
+        <w:t>My selected conclusion, deciding fact and explanation</w:t>
+      </w:r>
+    </w:p>
+    <w:p>
+      <w:r>
+        <w:t>________________________________________________________________</w:t>
+      </w:r>
+    </w:p>
+    <w:p>
+      <w:r>
+        <w:t>________________________________________________________________</w:t>
+      </w:r>
+    </w:p>
+    <w:p>
+      <w:r>
+        <w:t>________________________________________________________________</w:t>
+      </w:r>
+    </w:p>
+    <w:p>
+      <w:r>
+        <w:t>________________________________________________________________</w:t>
+      </w:r>
+    </w:p>
+    <w:p>
+      <w:r>
+        <w:t>________________________________________________________________</w:t>
+      </w:r>
+    </w:p>
+    <w:p>
+      <w:pPr>
+        <w:pStyle w:val="ListBullet"/>
+      </w:pPr>
+      <w:r>
+        <w:t>Hint if needed: Read the steps in the pictorial case. Match the supplied detail to the stage that performs or records it.</w:t>
+      </w:r>
+    </w:p>
+    <w:p>
+      <w:pPr>
+        <w:pStyle w:val="Heading2"/>
+      </w:pPr>
+      <w:r>
+        <w:t>Check after the first attempt · reference / check after trying</w:t>
       </w:r>
     </w:p>
     <w:p>
@@ -3321,7 +4583,145 @@
         <w:rPr>
           <w:b w:val="0"/>
         </w:rPr>
-        <w:t xml:space="preserve">Close your notes. Explain this goal in your own words: Explain the </w:t>
+        <w:t>After your attempt, compare with the supported explanation: Design follow-up Photograph the same held-out objects under both light conditions using one camera and fixed scoring.</w:t>
+      </w:r>
+    </w:p>
+    <w:p>
+      <w:pPr>
+        <w:spacing w:line="336" w:lineRule="auto" w:after="180"/>
+      </w:pPr>
+      <w:r>
+        <w:rPr>
+          <w:b w:val="0"/>
+        </w:rPr>
+        <w:t>A defence should explain results, uncertainty and what would discriminate between explanations next. A controlled paired follow-up is more informative than simply collecting extra easy images.</w:t>
+      </w:r>
+    </w:p>
+    <w:p>
+      <w:pPr>
+        <w:pStyle w:val="Heading2"/>
+      </w:pPr>
+      <w:r>
+        <w:t>Changed-case question and optional hint</w:t>
+      </w:r>
+    </w:p>
+    <w:p>
+      <w:pPr>
+        <w:pStyle w:val="Heading3"/>
+      </w:pPr>
+      <w:r>
+        <w:t>Practice 2: explain the deciding evidence</w:t>
+      </w:r>
+    </w:p>
+    <w:p>
+      <w:pPr>
+        <w:pStyle w:val="ListBullet"/>
+      </w:pPr>
+      <w:r>
+        <w:t>Changed-case practice: Change cameras as well as lighting in the follow-up. Which conclusion is supported by the supplied facts?</w:t>
+      </w:r>
+    </w:p>
+    <w:p>
+      <w:pPr>
+        <w:pStyle w:val="ListBullet"/>
+      </w:pPr>
+      <w:r>
+        <w:t>1. We can decide the result without examining the changed input or the procedure.</w:t>
+      </w:r>
+    </w:p>
+    <w:p>
+      <w:pPr>
+        <w:pStyle w:val="ListBullet"/>
+      </w:pPr>
+      <w:r>
+        <w:t>2. The design again entangles two conditions.</w:t>
+      </w:r>
+    </w:p>
+    <w:p>
+      <w:pPr>
+        <w:pStyle w:val="ListBullet"/>
+      </w:pPr>
+      <w:r>
+        <w:t>3. This one example guarantees correct results for every future input.</w:t>
+      </w:r>
+    </w:p>
+    <w:p>
+      <w:pPr>
+        <w:pStyle w:val="Heading3"/>
+      </w:pPr>
+      <w:r>
+        <w:t>My selected conclusion, deciding fact and explanation</w:t>
+      </w:r>
+    </w:p>
+    <w:p>
+      <w:r>
+        <w:t>________________________________________________________________</w:t>
+      </w:r>
+    </w:p>
+    <w:p>
+      <w:r>
+        <w:t>________________________________________________________________</w:t>
+      </w:r>
+    </w:p>
+    <w:p>
+      <w:r>
+        <w:t>________________________________________________________________</w:t>
+      </w:r>
+    </w:p>
+    <w:p>
+      <w:r>
+        <w:t>________________________________________________________________</w:t>
+      </w:r>
+    </w:p>
+    <w:p>
+      <w:r>
+        <w:t>________________________________________________________________</w:t>
+      </w:r>
+    </w:p>
+    <w:p>
+      <w:pPr>
+        <w:pStyle w:val="ListBullet"/>
+      </w:pPr>
+      <w:r>
+        <w:t>Hint if needed: Use the changed condition and the deciding step in the pictorial trace. The answer must say what follows from those facts.</w:t>
+      </w:r>
+    </w:p>
+    <w:p>
+      <w:pPr>
+        <w:pStyle w:val="Heading2"/>
+      </w:pPr>
+      <w:r>
+        <w:t>Check after the changed attempt · reference / check after trying</w:t>
+      </w:r>
+    </w:p>
+    <w:p>
+      <w:pPr>
+        <w:spacing w:line="336" w:lineRule="auto" w:after="180"/>
+      </w:pPr>
+      <w:r>
+        <w:rPr>
+          <w:b w:val="0"/>
+        </w:rPr>
+        <w:t>After your attempt, compare with the supported explanation: The design again entangles two conditions. A camera difference provides another explanation for any performance gap.</w:t>
+      </w:r>
+    </w:p>
+    <w:p>
+      <w:pPr>
+        <w:pStyle w:val="Heading2"/>
+      </w:pPr>
+      <w:r>
+        <w:t>Repair and retain the record</w:t>
+      </w:r>
+    </w:p>
+    <w:p>
+      <w:pPr>
+        <w:spacing w:line="336" w:lineRule="auto" w:after="180"/>
+      </w:pPr>
+      <w:r>
+        <w:rPr>
+          <w:b w:val="0"/>
+        </w:rPr>
+        <w:t xml:space="preserve">Review Presentation and challenge session (ai-7/35). Goal: Explain the </w:t>
       </w:r>
       <w:r>
         <w:rPr>
@@ -3333,110 +4733,18 @@
         <w:rPr>
           <w:b w:val="0"/>
         </w:rPr>
-        <w:t xml:space="preserve"> and terminology of </w:t>
-      </w:r>
-      <w:r>
-        <w:rPr>
-          <w:b/>
-        </w:rPr>
-        <w:t>research defense</w:t>
-      </w:r>
+        <w:t xml:space="preserve"> and terminology of presentation and challenge session. Short practice: Answer the camera-B challenge using only the twelve camera-A records.</w:t>
+      </w:r>
+    </w:p>
+    <w:p>
+      <w:pPr>
+        <w:spacing w:line="336" w:lineRule="auto" w:after="180"/>
+      </w:pPr>
       <w:r>
         <w:rPr>
           <w:b w:val="0"/>
         </w:rPr>
-        <w:t xml:space="preserve"> and </w:t>
-      </w:r>
-      <w:r>
-        <w:rPr>
-          <w:b/>
-        </w:rPr>
-        <w:t>next question</w:t>
-      </w:r>
-      <w:r>
-        <w:rPr>
-          <w:b w:val="0"/>
-        </w:rPr>
-        <w:t>s</w:t>
-      </w:r>
-    </w:p>
-    <w:p>
-      <w:pPr>
-        <w:pStyle w:val="Heading3"/>
-      </w:pPr>
-      <w:r>
-        <w:t>My deciding step, evidence and one remaining question</w:t>
-      </w:r>
-    </w:p>
-    <w:p>
-      <w:r>
-        <w:t>________________________________________________________________</w:t>
-      </w:r>
-    </w:p>
-    <w:p>
-      <w:r>
-        <w:t>________________________________________________________________</w:t>
-      </w:r>
-    </w:p>
-    <w:p>
-      <w:r>
-        <w:t>________________________________________________________________</w:t>
-      </w:r>
-    </w:p>
-    <w:p>
-      <w:r>
-        <w:t>________________________________________________________________</w:t>
-      </w:r>
-    </w:p>
-    <w:p>
-      <w:r>
-        <w:t>________________________________________________________________</w:t>
-      </w:r>
-    </w:p>
-    <w:p>
-      <w:pPr>
-        <w:spacing w:line="336" w:lineRule="auto" w:after="180"/>
-      </w:pPr>
-      <w:r>
-        <w:rPr>
-          <w:b w:val="0"/>
-        </w:rPr>
-        <w:t xml:space="preserve">If you are unsure, return to the worked picture and explain one arrow. If you are ready, change an </w:t>
-      </w:r>
-      <w:r>
-        <w:rPr>
-          <w:b/>
-        </w:rPr>
-        <w:t>input</w:t>
-      </w:r>
-      <w:r>
-        <w:rPr>
-          <w:b w:val="0"/>
-        </w:rPr>
-        <w:t xml:space="preserve"> or assumption and justify your </w:t>
-      </w:r>
-      <w:r>
-        <w:rPr>
-          <w:b/>
-        </w:rPr>
-        <w:t>prediction</w:t>
-      </w:r>
-      <w:r>
-        <w:rPr>
-          <w:b w:val="0"/>
-        </w:rPr>
-        <w:t>.</w:t>
-      </w:r>
-    </w:p>
-    <w:p>
-      <w:pPr>
-        <w:spacing w:line="336" w:lineRule="auto" w:after="180"/>
-      </w:pPr>
-      <w:r>
-        <w:rPr>
-          <w:b w:val="0"/>
-        </w:rPr>
-        <w:t xml:space="preserve">Save your workbook </w:t>
+        <w:t xml:space="preserve">Why is one displayed camera-B success a demonstration rather than broad </w:t>
       </w:r>
       <w:r>
         <w:rPr>
@@ -3448,20 +4756,117 @@
         <w:rPr>
           <w:b w:val="0"/>
         </w:rPr>
-        <w:t>. At the next review, try a different case before opening your old answer.</w:t>
-      </w:r>
-    </w:p>
-    <w:p>
-      <w:pPr>
-        <w:pStyle w:val="Heading1"/>
-      </w:pPr>
-      <w:r>
-        <w:t>17. Supported practice, repair and portfolio</w:t>
-      </w:r>
-    </w:p>
-    <w:p>
-      <w:r>
-        <w:t>Attempt supported questions before using hints or feedback. Review a missing building block, then keep the completed work.</w:t>
+        <w:t xml:space="preserve"> of camera-B reliability?. Return to this week and explain what you changed.</w:t>
+      </w:r>
+    </w:p>
+    <w:p>
+      <w:pPr>
+        <w:spacing w:line="336" w:lineRule="auto" w:after="180"/>
+      </w:pPr>
+      <w:r>
+        <w:rPr>
+          <w:b w:val="0"/>
+        </w:rPr>
+        <w:t xml:space="preserve">Review Independent reproduction check (ai-7/33). Goal: Explain the </w:t>
+      </w:r>
+      <w:r>
+        <w:rPr>
+          <w:b/>
+        </w:rPr>
+        <w:t>mechanism</w:t>
+      </w:r>
+      <w:r>
+        <w:rPr>
+          <w:b w:val="0"/>
+        </w:rPr>
+        <w:t xml:space="preserve"> and terminology of independent reproduction check. Short practice: Locate the Q3 scoring disagreement between 5/6 and 4/6.</w:t>
+      </w:r>
+    </w:p>
+    <w:p>
+      <w:pPr>
+        <w:spacing w:line="336" w:lineRule="auto" w:after="180"/>
+      </w:pPr>
+      <w:r>
+        <w:rPr>
+          <w:b w:val="0"/>
+        </w:rPr>
+        <w:t>What should the teams inspect before choosing a score, and what limitation follows if the saved Q3 file is missing?. Return to this week and explain what you changed.</w:t>
+      </w:r>
+    </w:p>
+    <w:p>
+      <w:pPr>
+        <w:spacing w:line="336" w:lineRule="auto" w:after="180"/>
+      </w:pPr>
+      <w:r>
+        <w:rPr>
+          <w:b w:val="0"/>
+        </w:rPr>
+        <w:t xml:space="preserve">Review Writing the methods section (ai-7/30). Goal: Explain the </w:t>
+      </w:r>
+      <w:r>
+        <w:rPr>
+          <w:b/>
+        </w:rPr>
+        <w:t>mechanism</w:t>
+      </w:r>
+      <w:r>
+        <w:rPr>
+          <w:b w:val="0"/>
+        </w:rPr>
+        <w:t xml:space="preserve"> and terminology of writing the methods section. Short practice: Apply the inclusive four-character rule to oak, pine and willow.</w:t>
+      </w:r>
+    </w:p>
+    <w:p>
+      <w:pPr>
+        <w:spacing w:line="336" w:lineRule="auto" w:after="180"/>
+      </w:pPr>
+      <w:r>
+        <w:rPr>
+          <w:b w:val="0"/>
+        </w:rPr>
+        <w:t>Which label changes under greater-than-four, and what method detail allows another team to reproduce the distinction?. Return to this week and explain what you changed.</w:t>
+      </w:r>
+    </w:p>
+    <w:p>
+      <w:pPr>
+        <w:spacing w:line="336" w:lineRule="auto" w:after="180"/>
+      </w:pPr>
+      <w:r>
+        <w:rPr>
+          <w:b w:val="0"/>
+        </w:rPr>
+        <w:t xml:space="preserve">Use Download completed work in the hosted lesson to export your answers, reflections, practice feedback and code-run </w:t>
+      </w:r>
+      <w:r>
+        <w:rPr>
+          <w:b/>
+        </w:rPr>
+        <w:t>evidence</w:t>
+      </w:r>
+      <w:r>
+        <w:rPr>
+          <w:b w:val="0"/>
+        </w:rPr>
+        <w:t>. Open the HTML copy to read or print it.</w:t>
+      </w:r>
+    </w:p>
+    <w:p>
+      <w:pPr>
+        <w:spacing w:line="336" w:lineRule="auto" w:after="180"/>
+      </w:pPr>
+      <w:r>
+        <w:rPr>
+          <w:b w:val="0"/>
+        </w:rPr>
+        <w:t>Drafts stay in this browser when storage is available; clear drafts on a shared device.</w:t>
+      </w:r>
+    </w:p>
+    <w:p>
+      <w:pPr>
+        <w:pStyle w:val="Heading2"/>
+      </w:pPr>
+      <w:r>
+        <w:t>Earlier wording, alternatives and picture transcripts · reference / check after trying</w:t>
       </w:r>
     </w:p>
     <w:p>
@@ -3477,68 +4882,10 @@
     </w:p>
     <w:p>
       <w:pPr>
-        <w:spacing w:line="336" w:lineRule="auto" w:after="180"/>
-      </w:pPr>
-      <w:r>
-        <w:rPr>
-          <w:b w:val="0"/>
-        </w:rPr>
-        <w:t>Defend the next research question. A research defence identifies an observed weakness and a testable follow-up.</w:t>
-      </w:r>
-    </w:p>
-    <w:p>
-      <w:pPr>
         <w:pStyle w:val="Heading3"/>
       </w:pPr>
       <w:r>
-        <w:t>Practice 1: explain the deciding evidence</w:t>
-      </w:r>
-    </w:p>
-    <w:p>
-      <w:pPr>
-        <w:spacing w:line="336" w:lineRule="auto" w:after="180"/>
-      </w:pPr>
-      <w:r>
-        <w:rPr>
-          <w:b w:val="0"/>
-        </w:rPr>
-        <w:t>Which labelled step matches this detail? Photograph the same held-out objects under both light conditions using one camera and fixed scoring.</w:t>
-      </w:r>
-    </w:p>
-    <w:p>
-      <w:pPr>
-        <w:spacing w:line="336" w:lineRule="auto" w:after="180"/>
-        <w:shd w:fill="F4F9FC"/>
-      </w:pPr>
-      <w:r>
-        <w:rPr>
-          <w:b w:val="0"/>
-        </w:rPr>
-        <w:t>1. Design follow-up</w:t>
-      </w:r>
-    </w:p>
-    <w:p>
-      <w:pPr>
-        <w:spacing w:line="336" w:lineRule="auto" w:after="180"/>
-        <w:shd w:fill="F4F9FC"/>
-      </w:pPr>
-      <w:r>
-        <w:rPr>
-          <w:b w:val="0"/>
-        </w:rPr>
-        <w:t>2. Limit the interpretation</w:t>
-      </w:r>
-    </w:p>
-    <w:p>
-      <w:pPr>
-        <w:spacing w:line="336" w:lineRule="auto" w:after="180"/>
-        <w:shd w:fill="F4F9FC"/>
-      </w:pPr>
-      <w:r>
-        <w:rPr>
-          <w:b w:val="0"/>
-        </w:rPr>
-        <w:t>3. State slice outcomes</w:t>
+        <w:t>Repair a missing building block</w:t>
       </w:r>
     </w:p>
     <w:p>
@@ -3546,427 +4893,25 @@
         <w:pStyle w:val="Heading3"/>
       </w:pPr>
       <w:r>
-        <w:t>My selected conclusion, deciding fact and explanation</w:t>
-      </w:r>
-    </w:p>
-    <w:p>
-      <w:r>
-        <w:t>________________________________________________________________</w:t>
-      </w:r>
-    </w:p>
-    <w:p>
-      <w:r>
-        <w:t>________________________________________________________________</w:t>
-      </w:r>
-    </w:p>
-    <w:p>
-      <w:r>
-        <w:t>________________________________________________________________</w:t>
-      </w:r>
-    </w:p>
-    <w:p>
-      <w:r>
-        <w:t>________________________________________________________________</w:t>
-      </w:r>
-    </w:p>
-    <w:p>
-      <w:r>
-        <w:t>________________________________________________________________</w:t>
-      </w:r>
-    </w:p>
-    <w:p>
-      <w:pPr>
-        <w:pStyle w:val="Heading3"/>
-      </w:pPr>
-      <w:r>
-        <w:t>Hint · try first</w:t>
-      </w:r>
-    </w:p>
-    <w:p>
-      <w:pPr>
-        <w:spacing w:line="336" w:lineRule="auto" w:after="180"/>
-        <w:shd w:fill="F1F6F8"/>
-      </w:pPr>
-      <w:r>
-        <w:rPr>
-          <w:b w:val="0"/>
-        </w:rPr>
-        <w:t>Hint if needed: Read the steps in the pictorial case. Match the supplied detail to the stage that performs or records it.</w:t>
-      </w:r>
-    </w:p>
-    <w:p>
-      <w:pPr>
-        <w:pStyle w:val="Heading3"/>
-      </w:pPr>
-      <w:r>
-        <w:t>Feedback · compare after trying</w:t>
-      </w:r>
-    </w:p>
-    <w:p>
-      <w:pPr>
-        <w:spacing w:line="336" w:lineRule="auto" w:after="180"/>
-        <w:shd w:fill="F1F6FC"/>
-      </w:pPr>
-      <w:r>
-        <w:rPr>
-          <w:b w:val="0"/>
-        </w:rPr>
-        <w:t>After your attempt, compare with the supported explanation: Design follow-up Photograph the same held-out objects under both light conditions using one camera and fixed scoring.</w:t>
-      </w:r>
-    </w:p>
-    <w:p>
-      <w:pPr>
-        <w:spacing w:line="336" w:lineRule="auto" w:after="180"/>
-        <w:shd w:fill="F1F6FC"/>
-      </w:pPr>
-      <w:r>
-        <w:rPr>
-          <w:b w:val="0"/>
-        </w:rPr>
-        <w:t>A defence should explain results, uncertainty and what would discriminate between explanations next. A controlled paired follow-up is more informative than simply collecting extra easy images.</w:t>
-      </w:r>
-    </w:p>
-    <w:p>
-      <w:pPr>
-        <w:pStyle w:val="Heading3"/>
-      </w:pPr>
-      <w:r>
-        <w:t>Practice 2: explain the deciding evidence</w:t>
-      </w:r>
-    </w:p>
-    <w:p>
-      <w:pPr>
-        <w:pStyle w:val="Heading3"/>
-      </w:pPr>
-      <w:r>
-        <w:t>Changed case · predict first</w:t>
-      </w:r>
-    </w:p>
-    <w:p>
-      <w:pPr>
-        <w:spacing w:line="336" w:lineRule="auto" w:after="180"/>
-        <w:shd w:fill="F5F1FB"/>
-      </w:pPr>
-      <w:r>
-        <w:rPr>
-          <w:b w:val="0"/>
-        </w:rPr>
-        <w:t>Changed-case practice: Change cameras as well as lighting in the follow-up. Which conclusion is supported by the supplied facts?</w:t>
-      </w:r>
-    </w:p>
-    <w:p>
-      <w:pPr>
-        <w:spacing w:line="336" w:lineRule="auto" w:after="180"/>
-        <w:shd w:fill="F4F9FC"/>
-      </w:pPr>
-      <w:r>
-        <w:rPr>
-          <w:b w:val="0"/>
-        </w:rPr>
-        <w:t xml:space="preserve">1. We can decide the result without examining the changed </w:t>
-      </w:r>
-      <w:r>
-        <w:rPr>
-          <w:b/>
-        </w:rPr>
-        <w:t>input</w:t>
-      </w:r>
-      <w:r>
-        <w:rPr>
-          <w:b w:val="0"/>
-        </w:rPr>
-        <w:t xml:space="preserve"> or the procedure.</w:t>
-      </w:r>
-    </w:p>
-    <w:p>
-      <w:pPr>
-        <w:spacing w:line="336" w:lineRule="auto" w:after="180"/>
-        <w:shd w:fill="F4F9FC"/>
-      </w:pPr>
-      <w:r>
-        <w:rPr>
-          <w:b w:val="0"/>
-        </w:rPr>
-        <w:t>2. The design again entangles two conditions.</w:t>
-      </w:r>
-    </w:p>
-    <w:p>
-      <w:pPr>
-        <w:spacing w:line="336" w:lineRule="auto" w:after="180"/>
-        <w:shd w:fill="F4F9FC"/>
-      </w:pPr>
-      <w:r>
-        <w:rPr>
-          <w:b w:val="0"/>
-        </w:rPr>
-        <w:t xml:space="preserve">3. This one example guarantees correct results for every future </w:t>
-      </w:r>
-      <w:r>
-        <w:rPr>
-          <w:b/>
-        </w:rPr>
-        <w:t>input</w:t>
-      </w:r>
-      <w:r>
-        <w:rPr>
-          <w:b w:val="0"/>
-        </w:rPr>
-        <w:t>.</w:t>
-      </w:r>
-    </w:p>
-    <w:p>
-      <w:pPr>
-        <w:pStyle w:val="Heading3"/>
-      </w:pPr>
-      <w:r>
-        <w:t>My selected conclusion, deciding fact and explanation</w:t>
-      </w:r>
-    </w:p>
-    <w:p>
-      <w:r>
-        <w:t>________________________________________________________________</w:t>
-      </w:r>
-    </w:p>
-    <w:p>
-      <w:r>
-        <w:t>________________________________________________________________</w:t>
-      </w:r>
-    </w:p>
-    <w:p>
-      <w:r>
-        <w:t>________________________________________________________________</w:t>
-      </w:r>
-    </w:p>
-    <w:p>
-      <w:r>
-        <w:t>________________________________________________________________</w:t>
-      </w:r>
-    </w:p>
-    <w:p>
-      <w:r>
-        <w:t>________________________________________________________________</w:t>
-      </w:r>
-    </w:p>
-    <w:p>
-      <w:pPr>
-        <w:pStyle w:val="Heading3"/>
-      </w:pPr>
-      <w:r>
-        <w:t>Hint · try first</w:t>
-      </w:r>
-    </w:p>
-    <w:p>
-      <w:pPr>
-        <w:spacing w:line="336" w:lineRule="auto" w:after="180"/>
-        <w:shd w:fill="F1F6F8"/>
-      </w:pPr>
-      <w:r>
-        <w:rPr>
-          <w:b w:val="0"/>
-        </w:rPr>
-        <w:t>Hint if needed: Use the changed condition and the deciding step in the pictorial trace. The answer must say what follows from those facts.</w:t>
-      </w:r>
-    </w:p>
-    <w:p>
-      <w:pPr>
-        <w:pStyle w:val="Heading3"/>
-      </w:pPr>
-      <w:r>
-        <w:t>Feedback · compare after trying</w:t>
-      </w:r>
-    </w:p>
-    <w:p>
-      <w:pPr>
-        <w:spacing w:line="336" w:lineRule="auto" w:after="180"/>
-        <w:shd w:fill="F1F6FC"/>
-      </w:pPr>
-      <w:r>
-        <w:rPr>
-          <w:b w:val="0"/>
-        </w:rPr>
-        <w:t>After your attempt, compare with the supported explanation: The design again entangles two conditions. A camera difference provides another explanation for any performance gap.</w:t>
-      </w:r>
-    </w:p>
-    <w:p>
-      <w:pPr>
-        <w:pStyle w:val="Heading3"/>
-      </w:pPr>
-      <w:r>
-        <w:t>Repair a missing building block</w:t>
-      </w:r>
-    </w:p>
-    <w:p>
-      <w:pPr>
-        <w:spacing w:line="336" w:lineRule="auto" w:after="180"/>
-      </w:pPr>
-      <w:r>
-        <w:rPr>
-          <w:b w:val="0"/>
-        </w:rPr>
-        <w:t xml:space="preserve">Review Presentation and challenge session (ai-7/35). Goal: Explain the </w:t>
-      </w:r>
-      <w:r>
-        <w:rPr>
-          <w:b/>
-        </w:rPr>
-        <w:t>mechanism</w:t>
-      </w:r>
-      <w:r>
-        <w:rPr>
-          <w:b w:val="0"/>
-        </w:rPr>
-        <w:t xml:space="preserve"> and terminology of presentation and challenge session. Short practice: Answer the camera-B challenge using only the twelve camera-A records.</w:t>
-      </w:r>
-    </w:p>
-    <w:p>
-      <w:pPr>
-        <w:spacing w:line="336" w:lineRule="auto" w:after="180"/>
-      </w:pPr>
-      <w:r>
-        <w:rPr>
-          <w:b w:val="0"/>
-        </w:rPr>
-        <w:t xml:space="preserve">Why is one displayed camera-B success a demonstration rather than broad </w:t>
-      </w:r>
-      <w:r>
-        <w:rPr>
-          <w:b/>
-        </w:rPr>
-        <w:t>evidence</w:t>
-      </w:r>
-      <w:r>
-        <w:rPr>
-          <w:b w:val="0"/>
-        </w:rPr>
-        <w:t xml:space="preserve"> of camera-B reliability?. Return to this week and explain what you changed.</w:t>
-      </w:r>
-    </w:p>
-    <w:p>
-      <w:pPr>
-        <w:spacing w:line="336" w:lineRule="auto" w:after="180"/>
-      </w:pPr>
-      <w:r>
-        <w:rPr>
-          <w:b w:val="0"/>
-        </w:rPr>
-        <w:t xml:space="preserve">Review Independent reproduction check (ai-7/33). Goal: Explain the </w:t>
-      </w:r>
-      <w:r>
-        <w:rPr>
-          <w:b/>
-        </w:rPr>
-        <w:t>mechanism</w:t>
-      </w:r>
-      <w:r>
-        <w:rPr>
-          <w:b w:val="0"/>
-        </w:rPr>
-        <w:t xml:space="preserve"> and terminology of independent reproduction check. Short practice: Locate the Q3 scoring disagreement between 5/6 and 4/6.</w:t>
-      </w:r>
-    </w:p>
-    <w:p>
-      <w:pPr>
-        <w:spacing w:line="336" w:lineRule="auto" w:after="180"/>
-      </w:pPr>
-      <w:r>
-        <w:rPr>
-          <w:b w:val="0"/>
-        </w:rPr>
-        <w:t>What should the teams inspect before choosing a score, and what limitation follows if the saved Q3 file is missing?. Return to this week and explain what you changed.</w:t>
-      </w:r>
-    </w:p>
-    <w:p>
-      <w:pPr>
-        <w:spacing w:line="336" w:lineRule="auto" w:after="180"/>
-      </w:pPr>
-      <w:r>
-        <w:rPr>
-          <w:b w:val="0"/>
-        </w:rPr>
-        <w:t xml:space="preserve">Review Writing the methods section (ai-7/30). Goal: Explain the </w:t>
-      </w:r>
-      <w:r>
-        <w:rPr>
-          <w:b/>
-        </w:rPr>
-        <w:t>mechanism</w:t>
-      </w:r>
-      <w:r>
-        <w:rPr>
-          <w:b w:val="0"/>
-        </w:rPr>
-        <w:t xml:space="preserve"> and terminology of writing the methods section. Short practice: Apply the inclusive four-character rule to oak, pine and willow.</w:t>
-      </w:r>
-    </w:p>
-    <w:p>
-      <w:pPr>
-        <w:spacing w:line="336" w:lineRule="auto" w:after="180"/>
-      </w:pPr>
-      <w:r>
-        <w:rPr>
-          <w:b w:val="0"/>
-        </w:rPr>
-        <w:t>Which label changes under greater-than-four, and what method detail allows another team to reproduce the distinction?. Return to this week and explain what you changed.</w:t>
-      </w:r>
-    </w:p>
-    <w:p>
-      <w:pPr>
-        <w:pStyle w:val="Heading3"/>
-      </w:pPr>
-      <w:r>
         <w:t>Keep your completed work</w:t>
       </w:r>
     </w:p>
     <w:p>
       <w:pPr>
-        <w:spacing w:line="336" w:lineRule="auto" w:after="180"/>
-      </w:pPr>
-      <w:r>
-        <w:rPr>
-          <w:b w:val="0"/>
-        </w:rPr>
-        <w:t xml:space="preserve">Use Download completed work in the hosted lesson to export your answers, reflections, practice feedback and code-run </w:t>
-      </w:r>
-      <w:r>
-        <w:rPr>
-          <w:b/>
-        </w:rPr>
-        <w:t>evidence</w:t>
-      </w:r>
-      <w:r>
-        <w:rPr>
-          <w:b w:val="0"/>
-        </w:rPr>
-        <w:t>. Open the HTML copy to read or print it.</w:t>
-      </w:r>
-    </w:p>
-    <w:p>
-      <w:pPr>
-        <w:spacing w:line="336" w:lineRule="auto" w:after="180"/>
-      </w:pPr>
-      <w:r>
-        <w:rPr>
-          <w:b w:val="0"/>
-        </w:rPr>
-        <w:t>Drafts stay in this browser when storage is available; clear drafts on a shared device.</w:t>
-      </w:r>
-    </w:p>
-    <w:p>
-      <w:pPr>
         <w:pStyle w:val="Heading1"/>
       </w:pPr>
       <w:r>
-        <w:t>18. Visual concept journey</w:t>
-      </w:r>
-    </w:p>
-    <w:p>
-      <w:r>
-        <w:t>Explain each Research defense and next questions graphic using its labels, deciding evidence and relevant limitation.</w:t>
-      </w:r>
-    </w:p>
-    <w:p>
-      <w:pPr>
-        <w:pStyle w:val="Heading3"/>
+        <w:t>18. Reference · Six-picture concept journey</w:t>
+      </w:r>
+    </w:p>
+    <w:p>
+      <w:r>
+        <w:t>Choose the picture that supports the current explanation.</w:t>
+      </w:r>
+    </w:p>
+    <w:p>
+      <w:pPr>
+        <w:pStyle w:val="Heading2"/>
       </w:pPr>
       <w:r>
         <w:t>01. Research defense and next questions: the case</w:t>
@@ -3977,7 +4922,7 @@
         <w:drawing>
           <wp:inline xmlns:a="http://schemas.openxmlformats.org/drawingml/2006/main" xmlns:pic="http://schemas.openxmlformats.org/drawingml/2006/picture">
             <wp:extent cx="5486400" cy="2834640"/>
-            <wp:docPr id="3" name="Picture 3" descr="Defend the next research question. A research defence identifies an observed weakness and a testable follow-up. Supplied facts: A frozen model is correct on 8/10 clear images and 4/10 shaded images. Source objects are grouped within each condition."/>
+            <wp:docPr id="6" name="Picture 6" descr="Defend the next research question. A research defence identifies an observed weakness and a testable follow-up. Supplied facts: A frozen model is correct on 8/10 clear images and 4/10 shaded images. Source objects are grouped within each condition."/>
             <wp:cNvGraphicFramePr>
               <a:graphicFrameLocks noChangeAspect="1"/>
             </wp:cNvGraphicFramePr>
@@ -3989,7 +4934,7 @@
                     <pic:cNvPicPr/>
                   </pic:nvPicPr>
                   <pic:blipFill>
-                    <a:blip r:embed="rId11"/>
+                    <a:blip r:embed="rId14"/>
                     <a:stretch>
                       <a:fillRect/>
                     </a:stretch>
@@ -4033,7 +4978,6 @@
     <w:p>
       <w:pPr>
         <w:spacing w:line="336" w:lineRule="auto" w:after="180"/>
-        <w:shd w:fill="F5F1FB"/>
       </w:pPr>
       <w:r>
         <w:rPr>
@@ -4044,7 +4988,7 @@
     </w:p>
     <w:p>
       <w:pPr>
-        <w:pStyle w:val="Heading3"/>
+        <w:pStyle w:val="Heading2"/>
       </w:pPr>
       <w:r>
         <w:t>02. Follow the deciding steps</w:t>
@@ -4055,7 +4999,7 @@
         <w:drawing>
           <wp:inline xmlns:a="http://schemas.openxmlformats.org/drawingml/2006/main" xmlns:pic="http://schemas.openxmlformats.org/drawingml/2006/picture">
             <wp:extent cx="5486400" cy="3337560"/>
-            <wp:docPr id="4" name="Picture 4" descr="State slice outcomes: Clear is 80%; shaded is 40%. → Limit the interpretation: Shade sensitivity is plausible, but camera or object differences may also matter. → Design follow-up: Photograph the same held-out objects under both light conditions using one camera and fixed scoring."/>
+            <wp:docPr id="7" name="Picture 7" descr="State slice outcomes: Clear is 80%; shaded is 40%. → Limit the interpretation: Shade sensitivity is plausible, but camera or object differences may also matter. → Design follow-up: Photograph the same held-out objects under both light conditions using one camera and fixed scoring."/>
             <wp:cNvGraphicFramePr>
               <a:graphicFrameLocks noChangeAspect="1"/>
             </wp:cNvGraphicFramePr>
@@ -4067,7 +5011,7 @@
                     <pic:cNvPicPr/>
                   </pic:nvPicPr>
                   <pic:blipFill>
-                    <a:blip r:embed="rId12"/>
+                    <a:blip r:embed="rId10"/>
                     <a:stretch>
                       <a:fillRect/>
                     </a:stretch>
@@ -4112,7 +5056,6 @@
     <w:p>
       <w:pPr>
         <w:spacing w:line="336" w:lineRule="auto" w:after="180"/>
-        <w:shd w:fill="F5F1FB"/>
       </w:pPr>
       <w:r>
         <w:rPr>
@@ -4135,7 +5078,7 @@
     </w:p>
     <w:p>
       <w:pPr>
-        <w:pStyle w:val="Heading3"/>
+        <w:pStyle w:val="Heading2"/>
       </w:pPr>
       <w:r>
         <w:t>03. Defence: different condition slices</w:t>
@@ -4146,7 +5089,7 @@
         <w:drawing>
           <wp:inline xmlns:a="http://schemas.openxmlformats.org/drawingml/2006/main" xmlns:pic="http://schemas.openxmlformats.org/drawingml/2006/picture">
             <wp:extent cx="5486400" cy="2834640"/>
-            <wp:docPr id="5" name="Picture 5" descr="Defence: different condition slices. Units: correct cases out of 10 per slice. Clear: 8. Shaded: 4."/>
+            <wp:docPr id="8" name="Picture 8" descr="Defence: different condition slices. Units: correct cases out of 10 per slice. Clear: 8. Shaded: 4."/>
             <wp:cNvGraphicFramePr>
               <a:graphicFrameLocks noChangeAspect="1"/>
             </wp:cNvGraphicFramePr>
@@ -4155,151 +5098,6 @@
                 <pic:pic>
                   <pic:nvPicPr>
                     <pic:cNvPr id="0" name="academy-story-ai-7-36-03.png"/>
-                    <pic:cNvPicPr/>
-                  </pic:nvPicPr>
-                  <pic:blipFill>
-                    <a:blip r:embed="rId13"/>
-                    <a:stretch>
-                      <a:fillRect/>
-                    </a:stretch>
-                  </pic:blipFill>
-                  <pic:spPr>
-                    <a:xfrm>
-                      <a:off x="0" y="0"/>
-                      <a:ext cx="5486400" cy="2834640"/>
-                    </a:xfrm>
-                    <a:prstGeom prst="rect"/>
-                  </pic:spPr>
-                </pic:pic>
-              </a:graphicData>
-            </a:graphic>
-          </wp:inline>
-        </w:drawing>
-      </w:r>
-    </w:p>
-    <w:p>
-      <w:pPr>
-        <w:spacing w:line="336" w:lineRule="auto" w:after="180"/>
-      </w:pPr>
-      <w:r>
-        <w:rPr>
-          <w:b w:val="0"/>
-        </w:rPr>
-        <w:t>Defence: different condition slices. Units: correct cases out of 10 per slice. Clear: 8. Shaded: 4.</w:t>
-      </w:r>
-    </w:p>
-    <w:p>
-      <w:pPr>
-        <w:spacing w:line="336" w:lineRule="auto" w:after="180"/>
-        <w:shd w:fill="F5F1FB"/>
-      </w:pPr>
-      <w:r>
-        <w:rPr>
-          <w:b w:val="0"/>
-        </w:rPr>
-        <w:t>Read the labels and values. Explain the relationship the model shows.</w:t>
-      </w:r>
-    </w:p>
-    <w:p>
-      <w:pPr>
-        <w:pStyle w:val="Heading3"/>
-      </w:pPr>
-      <w:r>
-        <w:t>04. Change one thing. Trace what follows.</w:t>
-      </w:r>
-    </w:p>
-    <w:p>
-      <w:r>
-        <w:drawing>
-          <wp:inline xmlns:a="http://schemas.openxmlformats.org/drawingml/2006/main" xmlns:pic="http://schemas.openxmlformats.org/drawingml/2006/picture">
-            <wp:extent cx="5486400" cy="3041904"/>
-            <wp:docPr id="6" name="Picture 6" descr="Original case: Photograph the same held-out objects under both light conditions using one camera and fixed scoring. Changed condition: Change cameras as well as lighting in the follow-up. Expected result: The design again entangles two conditions. Reason: A camera difference provides another explanation for any performance gap."/>
-            <wp:cNvGraphicFramePr>
-              <a:graphicFrameLocks noChangeAspect="1"/>
-            </wp:cNvGraphicFramePr>
-            <a:graphic>
-              <a:graphicData uri="http://schemas.openxmlformats.org/drawingml/2006/picture">
-                <pic:pic>
-                  <pic:nvPicPr>
-                    <pic:cNvPr id="0" name="academy-story-ai-7-36-04.png"/>
-                    <pic:cNvPicPr/>
-                  </pic:nvPicPr>
-                  <pic:blipFill>
-                    <a:blip r:embed="rId14"/>
-                    <a:stretch>
-                      <a:fillRect/>
-                    </a:stretch>
-                  </pic:blipFill>
-                  <pic:spPr>
-                    <a:xfrm>
-                      <a:off x="0" y="0"/>
-                      <a:ext cx="5486400" cy="3041904"/>
-                    </a:xfrm>
-                    <a:prstGeom prst="rect"/>
-                  </pic:spPr>
-                </pic:pic>
-              </a:graphicData>
-            </a:graphic>
-          </wp:inline>
-        </w:drawing>
-      </w:r>
-    </w:p>
-    <w:p>
-      <w:pPr>
-        <w:spacing w:line="336" w:lineRule="auto" w:after="180"/>
-      </w:pPr>
-      <w:r>
-        <w:rPr>
-          <w:b w:val="0"/>
-        </w:rPr>
-        <w:t>Original case: Photograph the same held-out objects under both light conditions using one camera and fixed scoring. Changed condition: Change cameras as well as lighting in the follow-up.</w:t>
-      </w:r>
-    </w:p>
-    <w:p>
-      <w:pPr>
-        <w:spacing w:line="336" w:lineRule="auto" w:after="180"/>
-      </w:pPr>
-      <w:r>
-        <w:rPr>
-          <w:b w:val="0"/>
-        </w:rPr>
-        <w:t>Expected result: The design again entangles two conditions. Reason: A camera difference provides another explanation for any performance gap.</w:t>
-      </w:r>
-    </w:p>
-    <w:p>
-      <w:pPr>
-        <w:spacing w:line="336" w:lineRule="auto" w:after="180"/>
-        <w:shd w:fill="F5F1FB"/>
-      </w:pPr>
-      <w:r>
-        <w:rPr>
-          <w:b w:val="0"/>
-        </w:rPr>
-        <w:t>Predict before checking the worked changed-case result. Name what changed and what the supplied facts allow you to conclude.</w:t>
-      </w:r>
-    </w:p>
-    <w:p>
-      <w:pPr>
-        <w:pStyle w:val="Heading3"/>
-      </w:pPr>
-      <w:r>
-        <w:t>05. Connect the explanation to its limit</w:t>
-      </w:r>
-    </w:p>
-    <w:p>
-      <w:r>
-        <w:drawing>
-          <wp:inline xmlns:a="http://schemas.openxmlformats.org/drawingml/2006/main" xmlns:pic="http://schemas.openxmlformats.org/drawingml/2006/picture">
-            <wp:extent cx="5486400" cy="2834640"/>
-            <wp:docPr id="7" name="Picture 7" descr="A defence should explain results, uncertainty and what would discriminate between explanations next. A controlled paired follow-up is more informative than simply collecting extra easy images. Limit: Even a paired follow-up needs adequate independent objects and justified analysis; no causal conclusion is claimed yet."/>
-            <wp:cNvGraphicFramePr>
-              <a:graphicFrameLocks noChangeAspect="1"/>
-            </wp:cNvGraphicFramePr>
-            <a:graphic>
-              <a:graphicData uri="http://schemas.openxmlformats.org/drawingml/2006/picture">
-                <pic:pic>
-                  <pic:nvPicPr>
-                    <pic:cNvPr id="0" name="academy-story-ai-7-36-05.png"/>
                     <pic:cNvPicPr/>
                   </pic:nvPicPr>
                   <pic:blipFill>
@@ -4330,6 +5128,149 @@
         <w:rPr>
           <w:b w:val="0"/>
         </w:rPr>
+        <w:t>Defence: different condition slices. Units: correct cases out of 10 per slice. Clear: 8. Shaded: 4.</w:t>
+      </w:r>
+    </w:p>
+    <w:p>
+      <w:pPr>
+        <w:spacing w:line="336" w:lineRule="auto" w:after="180"/>
+      </w:pPr>
+      <w:r>
+        <w:rPr>
+          <w:b w:val="0"/>
+        </w:rPr>
+        <w:t>Read the labels and values. Explain the relationship the model shows.</w:t>
+      </w:r>
+    </w:p>
+    <w:p>
+      <w:pPr>
+        <w:pStyle w:val="Heading2"/>
+      </w:pPr>
+      <w:r>
+        <w:t>04. Change one thing. Trace what follows.</w:t>
+      </w:r>
+    </w:p>
+    <w:p>
+      <w:r>
+        <w:drawing>
+          <wp:inline xmlns:a="http://schemas.openxmlformats.org/drawingml/2006/main" xmlns:pic="http://schemas.openxmlformats.org/drawingml/2006/picture">
+            <wp:extent cx="5486400" cy="3041904"/>
+            <wp:docPr id="9" name="Picture 9" descr="Original case: Photograph the same held-out objects under both light conditions using one camera and fixed scoring. Changed condition: Change cameras as well as lighting in the follow-up. Expected result: The design again entangles two conditions. Reason: A camera difference provides another explanation for any performance gap."/>
+            <wp:cNvGraphicFramePr>
+              <a:graphicFrameLocks noChangeAspect="1"/>
+            </wp:cNvGraphicFramePr>
+            <a:graphic>
+              <a:graphicData uri="http://schemas.openxmlformats.org/drawingml/2006/picture">
+                <pic:pic>
+                  <pic:nvPicPr>
+                    <pic:cNvPr id="0" name="academy-story-ai-7-36-04.png"/>
+                    <pic:cNvPicPr/>
+                  </pic:nvPicPr>
+                  <pic:blipFill>
+                    <a:blip r:embed="rId11"/>
+                    <a:stretch>
+                      <a:fillRect/>
+                    </a:stretch>
+                  </pic:blipFill>
+                  <pic:spPr>
+                    <a:xfrm>
+                      <a:off x="0" y="0"/>
+                      <a:ext cx="5486400" cy="3041904"/>
+                    </a:xfrm>
+                    <a:prstGeom prst="rect"/>
+                  </pic:spPr>
+                </pic:pic>
+              </a:graphicData>
+            </a:graphic>
+          </wp:inline>
+        </w:drawing>
+      </w:r>
+    </w:p>
+    <w:p>
+      <w:pPr>
+        <w:spacing w:line="336" w:lineRule="auto" w:after="180"/>
+      </w:pPr>
+      <w:r>
+        <w:rPr>
+          <w:b w:val="0"/>
+        </w:rPr>
+        <w:t>Original case: Photograph the same held-out objects under both light conditions using one camera and fixed scoring. Changed condition: Change cameras as well as lighting in the follow-up.</w:t>
+      </w:r>
+    </w:p>
+    <w:p>
+      <w:pPr>
+        <w:spacing w:line="336" w:lineRule="auto" w:after="180"/>
+      </w:pPr>
+      <w:r>
+        <w:rPr>
+          <w:b w:val="0"/>
+        </w:rPr>
+        <w:t>Expected result: The design again entangles two conditions. Reason: A camera difference provides another explanation for any performance gap.</w:t>
+      </w:r>
+    </w:p>
+    <w:p>
+      <w:pPr>
+        <w:spacing w:line="336" w:lineRule="auto" w:after="180"/>
+      </w:pPr>
+      <w:r>
+        <w:rPr>
+          <w:b w:val="0"/>
+        </w:rPr>
+        <w:t>Predict before checking the worked changed-case result. Name what changed and what the supplied facts allow you to conclude.</w:t>
+      </w:r>
+    </w:p>
+    <w:p>
+      <w:pPr>
+        <w:pStyle w:val="Heading2"/>
+      </w:pPr>
+      <w:r>
+        <w:t>05. Connect the explanation to its limit</w:t>
+      </w:r>
+    </w:p>
+    <w:p>
+      <w:r>
+        <w:drawing>
+          <wp:inline xmlns:a="http://schemas.openxmlformats.org/drawingml/2006/main" xmlns:pic="http://schemas.openxmlformats.org/drawingml/2006/picture">
+            <wp:extent cx="5486400" cy="2834640"/>
+            <wp:docPr id="10" name="Picture 10" descr="A defence should explain results, uncertainty and what would discriminate between explanations next. A controlled paired follow-up is more informative than simply collecting extra easy images. Limit: Even a paired follow-up needs adequate independent objects and justified analysis; no causal conclusion is claimed yet."/>
+            <wp:cNvGraphicFramePr>
+              <a:graphicFrameLocks noChangeAspect="1"/>
+            </wp:cNvGraphicFramePr>
+            <a:graphic>
+              <a:graphicData uri="http://schemas.openxmlformats.org/drawingml/2006/picture">
+                <pic:pic>
+                  <pic:nvPicPr>
+                    <pic:cNvPr id="0" name="academy-story-ai-7-36-05.png"/>
+                    <pic:cNvPicPr/>
+                  </pic:nvPicPr>
+                  <pic:blipFill>
+                    <a:blip r:embed="rId16"/>
+                    <a:stretch>
+                      <a:fillRect/>
+                    </a:stretch>
+                  </pic:blipFill>
+                  <pic:spPr>
+                    <a:xfrm>
+                      <a:off x="0" y="0"/>
+                      <a:ext cx="5486400" cy="2834640"/>
+                    </a:xfrm>
+                    <a:prstGeom prst="rect"/>
+                  </pic:spPr>
+                </pic:pic>
+              </a:graphicData>
+            </a:graphic>
+          </wp:inline>
+        </w:drawing>
+      </w:r>
+    </w:p>
+    <w:p>
+      <w:pPr>
+        <w:spacing w:line="336" w:lineRule="auto" w:after="180"/>
+      </w:pPr>
+      <w:r>
+        <w:rPr>
+          <w:b w:val="0"/>
+        </w:rPr>
         <w:t>A defence should explain results, uncertainty and what would discriminate between explanations next. A controlled paired follow-up is more informative than simply collecting extra easy images.</w:t>
       </w:r>
     </w:p>
@@ -4347,7 +5288,6 @@
     <w:p>
       <w:pPr>
         <w:spacing w:line="336" w:lineRule="auto" w:after="180"/>
-        <w:shd w:fill="F5F1FB"/>
       </w:pPr>
       <w:r>
         <w:rPr>
@@ -4358,7 +5298,7 @@
     </w:p>
     <w:p>
       <w:pPr>
-        <w:pStyle w:val="Heading3"/>
+        <w:pStyle w:val="Heading2"/>
       </w:pPr>
       <w:r>
         <w:t>06. Make the idea visible in your project</w:t>
@@ -4369,7 +5309,7 @@
         <w:drawing>
           <wp:inline xmlns:a="http://schemas.openxmlformats.org/drawingml/2006/main" xmlns:pic="http://schemas.openxmlformats.org/drawingml/2006/picture">
             <wp:extent cx="5486400" cy="3828288"/>
-            <wp:docPr id="8" name="Picture 8" descr="For the Reproducible AI Research Study, retain an annotated worked trace and the changed-case reasoning. Connect the claim to its records, units and assumptions so another investigator can challenge or reproduce it. Draw your input, deciding step, result and limit. Supported question: Compute the clear and shaded rates and identify alternative explanations. How does the same-object, one-camera follow-up help, and why does changing cameras again reintroduce confounding?"/>
+            <wp:docPr id="11" name="Picture 11" descr="For the Reproducible AI Research Study, retain an annotated worked trace and the changed-case reasoning. Connect the claim to its records, units and assumptions so another investigator can challenge or reproduce it. Draw your input, deciding step, result and limit. Supported question: Compute the clear and shaded rates and identify alternative explanations. How does the same-object, one-camera follow-up help, and why does changing cameras again reintroduce confounding?"/>
             <wp:cNvGraphicFramePr>
               <a:graphicFrameLocks noChangeAspect="1"/>
             </wp:cNvGraphicFramePr>
@@ -4381,7 +5321,7 @@
                     <pic:cNvPicPr/>
                   </pic:nvPicPr>
                   <pic:blipFill>
-                    <a:blip r:embed="rId16"/>
+                    <a:blip r:embed="rId17"/>
                     <a:stretch>
                       <a:fillRect/>
                     </a:stretch>
@@ -4448,7 +5388,6 @@
     <w:p>
       <w:pPr>
         <w:spacing w:line="336" w:lineRule="auto" w:after="180"/>
-        <w:shd w:fill="F5F1FB"/>
       </w:pPr>
       <w:r>
         <w:rPr>
@@ -4467,6 +5406,62 @@
           <w:b w:val="0"/>
         </w:rPr>
         <w:t>.</w:t>
+      </w:r>
+    </w:p>
+    <w:p>
+      <w:pPr>
+        <w:pStyle w:val="Heading2"/>
+      </w:pPr>
+      <w:r>
+        <w:t>Earlier wording, alternatives and picture transcripts · reference / check after trying</w:t>
+      </w:r>
+    </w:p>
+    <w:p>
+      <w:pPr>
+        <w:pStyle w:val="Heading3"/>
+      </w:pPr>
+      <w:r>
+        <w:t>01. Research defense and next questions: the case</w:t>
+      </w:r>
+    </w:p>
+    <w:p>
+      <w:pPr>
+        <w:pStyle w:val="Heading3"/>
+      </w:pPr>
+      <w:r>
+        <w:t>02. Follow the deciding steps</w:t>
+      </w:r>
+    </w:p>
+    <w:p>
+      <w:pPr>
+        <w:pStyle w:val="Heading3"/>
+      </w:pPr>
+      <w:r>
+        <w:t>03. Defence: different condition slices</w:t>
+      </w:r>
+    </w:p>
+    <w:p>
+      <w:pPr>
+        <w:pStyle w:val="Heading3"/>
+      </w:pPr>
+      <w:r>
+        <w:t>04. Change one thing. Trace what follows.</w:t>
+      </w:r>
+    </w:p>
+    <w:p>
+      <w:pPr>
+        <w:pStyle w:val="Heading3"/>
+      </w:pPr>
+      <w:r>
+        <w:t>05. Connect the explanation to its limit</w:t>
+      </w:r>
+    </w:p>
+    <w:p>
+      <w:pPr>
+        <w:pStyle w:val="Heading3"/>
+      </w:pPr>
+      <w:r>
+        <w:t>06. Make the idea visible in your project</w:t>
       </w:r>
     </w:p>
     <w:sectPr>
